--- a/report/Technical_Business_Report.docx
+++ b/report/Technical_Business_Report.docx
@@ -44,6 +44,20 @@
           <w:szCs w:val="20"/>
         </w:rPr>
         <w:t xml:space="preserve">UCLA MSBA AI Agents Project Challenge 2026  —  Core Focus #2: “What-if” Scenario Simulation</w:t>
+      </w:r>
+    </w:p>
+    <w:p>
+      <w:pPr>
+        <w:spacing w:after="320"/>
+        <w:jc w:val="center"/>
+      </w:pPr>
+      <w:r>
+        <w:rPr>
+          <w:color w:val="5A6B7A"/>
+          <w:sz w:val="18"/>
+          <w:szCs w:val="18"/>
+        </w:rPr>
+        <w:t xml:space="preserve">(with a complementary self-correcting compliance audit loop drawn from Focus #1)</w:t>
       </w:r>
     </w:p>
     <w:p>
@@ -430,7 +444,7 @@
         <w:t xml:space="preserve">The headline insight. </w:t>
       </w:r>
       <w:r>
-        <w:t xml:space="preserve">Across the four required disruption families, </w:t>
+        <w:t xml:space="preserve">Across the four disruption levers we modelled — the three named in the assignment (demand spike, warehouse / corridor closure, driver / truck shortage) plus a weather-surge lever that plugs into the playbook’s existing travel-buffer logic — </w:t>
       </w:r>
       <w:r>
         <w:rPr>
@@ -2054,7 +2068,7 @@
         <w:spacing w:after="120" w:line="300"/>
       </w:pPr>
       <w:r>
-        <w:t xml:space="preserve">Run against the augmented 48-hour feed (baseline penalty = 0), the four disruption families each isolate a different operational truth:</w:t>
+        <w:t xml:space="preserve">Run against the augmented 48-hour feed (baseline penalty = 0), the four disruption levers each isolate a different operational truth (the first three are the scenarios the assignment names; the fourth — weather surge — is the bonus lever we added):</w:t>
       </w:r>
     </w:p>
     <w:p>

--- a/report/Technical_Business_Report.docx
+++ b/report/Technical_Business_Report.docx
@@ -1,13 +1,11 @@
 
 <file path=word/document.xml><?xml version="1.0" encoding="utf-8"?>
-<w:document xmlns:wpc="http://schemas.microsoft.com/office/word/2010/wordprocessingCanvas" xmlns:mc="http://schemas.openxmlformats.org/markup-compatibility/2006" xmlns:o="urn:schemas-microsoft-com:office:office" xmlns:r="http://schemas.openxmlformats.org/officeDocument/2006/relationships" xmlns:m="http://schemas.openxmlformats.org/officeDocument/2006/math" xmlns:v="urn:schemas-microsoft-com:vml" xmlns:wp14="http://schemas.microsoft.com/office/word/2010/wordprocessingDrawing" xmlns:wp="http://schemas.openxmlformats.org/drawingml/2006/wordprocessingDrawing" xmlns:w10="urn:schemas-microsoft-com:office:word" xmlns:w="http://schemas.openxmlformats.org/wordprocessingml/2006/main" xmlns:w14="http://schemas.microsoft.com/office/word/2010/wordml" xmlns:w15="http://schemas.microsoft.com/office/word/2012/wordml" xmlns:wpg="http://schemas.microsoft.com/office/word/2010/wordprocessingGroup" xmlns:wpi="http://schemas.microsoft.com/office/word/2010/wordprocessingInk" xmlns:wne="http://schemas.microsoft.com/office/word/2006/wordml" xmlns:wps="http://schemas.microsoft.com/office/word/2010/wordprocessingShape" xmlns:cx="http://schemas.microsoft.com/office/drawing/2014/chartex" xmlns:cx1="http://schemas.microsoft.com/office/drawing/2015/9/8/chartex" xmlns:cx2="http://schemas.microsoft.com/office/drawing/2015/10/21/chartex" xmlns:cx3="http://schemas.microsoft.com/office/drawing/2016/5/9/chartex" xmlns:cx4="http://schemas.microsoft.com/office/drawing/2016/5/10/chartex" xmlns:cx5="http://schemas.microsoft.com/office/drawing/2016/5/11/chartex" xmlns:cx6="http://schemas.microsoft.com/office/drawing/2016/5/12/chartex" xmlns:cx7="http://schemas.microsoft.com/office/drawing/2016/5/13/chartex" xmlns:cx8="http://schemas.microsoft.com/office/drawing/2016/5/14/chartex" xmlns:aink="http://schemas.microsoft.com/office/drawing/2016/ink" xmlns:am3d="http://schemas.microsoft.com/office/drawing/2017/model3d" xmlns:w16cex="http://schemas.microsoft.com/office/word/2018/wordml/cex" xmlns:w16cid="http://schemas.microsoft.com/office/word/2016/wordml/cid" xmlns:w16="http://schemas.microsoft.com/office/word/2018/wordml" xmlns:w16sdtdh="http://schemas.microsoft.com/office/word/2020/wordml/sdtdatahash" xmlns:w16se="http://schemas.microsoft.com/office/word/2015/wordml/symex" mc:Ignorable="w14 w15 wp14">
+<w:document xmlns:wpc="http://schemas.microsoft.com/office/word/2010/wordprocessingCanvas" xmlns:cx="http://schemas.microsoft.com/office/drawing/2014/chartex" xmlns:cx1="http://schemas.microsoft.com/office/drawing/2015/9/8/chartex" xmlns:cx2="http://schemas.microsoft.com/office/drawing/2015/10/21/chartex" xmlns:cx3="http://schemas.microsoft.com/office/drawing/2016/5/9/chartex" xmlns:cx4="http://schemas.microsoft.com/office/drawing/2016/5/10/chartex" xmlns:cx5="http://schemas.microsoft.com/office/drawing/2016/5/11/chartex" xmlns:cx6="http://schemas.microsoft.com/office/drawing/2016/5/12/chartex" xmlns:cx7="http://schemas.microsoft.com/office/drawing/2016/5/13/chartex" xmlns:cx8="http://schemas.microsoft.com/office/drawing/2016/5/14/chartex" xmlns:mc="http://schemas.openxmlformats.org/markup-compatibility/2006" xmlns:aink="http://schemas.microsoft.com/office/drawing/2016/ink" xmlns:am3d="http://schemas.microsoft.com/office/drawing/2017/model3d" xmlns:o="urn:schemas-microsoft-com:office:office" xmlns:oel="http://schemas.microsoft.com/office/2019/extlst" xmlns:r="http://schemas.openxmlformats.org/officeDocument/2006/relationships" xmlns:m="http://schemas.openxmlformats.org/officeDocument/2006/math" xmlns:v="urn:schemas-microsoft-com:vml" xmlns:wp14="http://schemas.microsoft.com/office/word/2010/wordprocessingDrawing" xmlns:wp="http://schemas.openxmlformats.org/drawingml/2006/wordprocessingDrawing" xmlns:w10="urn:schemas-microsoft-com:office:word" xmlns:w="http://schemas.openxmlformats.org/wordprocessingml/2006/main" xmlns:w14="http://schemas.microsoft.com/office/word/2010/wordml" xmlns:w15="http://schemas.microsoft.com/office/word/2012/wordml" xmlns:w16cex="http://schemas.microsoft.com/office/word/2018/wordml/cex" xmlns:w16cid="http://schemas.microsoft.com/office/word/2016/wordml/cid" xmlns:w16="http://schemas.microsoft.com/office/word/2018/wordml" xmlns:w16du="http://schemas.microsoft.com/office/word/2023/wordml/word16du" xmlns:w16sdtdh="http://schemas.microsoft.com/office/word/2020/wordml/sdtdatahash" xmlns:w16sdtfl="http://schemas.microsoft.com/office/word/2024/wordml/sdtformatlock" xmlns:w16se="http://schemas.microsoft.com/office/word/2015/wordml/symex" xmlns:wpg="http://schemas.microsoft.com/office/word/2010/wordprocessingGroup" xmlns:wpi="http://schemas.microsoft.com/office/word/2010/wordprocessingInk" xmlns:wne="http://schemas.microsoft.com/office/word/2006/wordml" xmlns:wps="http://schemas.microsoft.com/office/word/2010/wordprocessingShape" mc:Ignorable="w14 w15 w16se w16cid w16 w16cex w16sdtdh w16sdtfl w16du wp14">
   <w:body>
     <w:p>
       <w:pPr>
-        <w:spacing w:after="80" w:before="1400"/>
+        <w:spacing w:before="1400" w:after="80"/>
         <w:jc w:val="center"/>
-      </w:pPr>
-      <w:r>
         <w:rPr>
           <w:b/>
           <w:bCs/>
@@ -15,57 +13,122 @@
           <w:sz w:val="44"/>
           <w:szCs w:val="44"/>
         </w:rPr>
-        <w:t xml:space="preserve">SeeWeeS What-if Scenario Simulation</w:t>
-      </w:r>
+      </w:pPr>
+    </w:p>
+    <w:p>
+      <w:pPr>
+        <w:spacing w:before="1400" w:after="80"/>
+        <w:jc w:val="center"/>
+      </w:pPr>
+      <w:hyperlink r:id="rId7" w:history="1">
+        <w:proofErr w:type="spellStart"/>
+        <w:r>
+          <w:rPr>
+            <w:rStyle w:val="Hyperlink"/>
+            <w:b/>
+            <w:bCs/>
+            <w:sz w:val="44"/>
+            <w:szCs w:val="44"/>
+          </w:rPr>
+          <w:t>SeeWeeS</w:t>
+        </w:r>
+        <w:proofErr w:type="spellEnd"/>
+        <w:r>
+          <w:rPr>
+            <w:rStyle w:val="Hyperlink"/>
+            <w:b/>
+            <w:bCs/>
+            <w:sz w:val="44"/>
+            <w:szCs w:val="44"/>
+          </w:rPr>
+          <w:t xml:space="preserve"> Scenario</w:t>
+        </w:r>
+        <w:r>
+          <w:rPr>
+            <w:rStyle w:val="Hyperlink"/>
+            <w:b/>
+            <w:bCs/>
+            <w:sz w:val="44"/>
+            <w:szCs w:val="44"/>
+          </w:rPr>
+          <w:t xml:space="preserve"> Simulation</w:t>
+        </w:r>
+      </w:hyperlink>
     </w:p>
     <w:p>
       <w:pPr>
         <w:spacing w:after="60"/>
         <w:jc w:val="center"/>
-      </w:pPr>
-      <w:r>
-        <w:rPr>
-          <w:color w:val="1C2733"/>
+        <w:rPr>
           <w:sz w:val="28"/>
           <w:szCs w:val="28"/>
         </w:rPr>
-        <w:t xml:space="preserve">Technical &amp; Business Documentation</w:t>
+      </w:pPr>
+      <w:r>
+        <w:rPr>
+          <w:sz w:val="28"/>
+          <w:szCs w:val="28"/>
+        </w:rPr>
+        <w:t>Technical &amp; Business Documentation</w:t>
+      </w:r>
+    </w:p>
+    <w:p>
+      <w:pPr>
+        <w:spacing w:after="60"/>
+        <w:jc w:val="center"/>
+      </w:pPr>
+    </w:p>
+    <w:p>
+      <w:pPr>
+        <w:jc w:val="center"/>
+        <w:rPr>
+          <w:color w:val="3A3A3A" w:themeColor="background2" w:themeShade="40"/>
+          <w:sz w:val="20"/>
+          <w:szCs w:val="20"/>
+        </w:rPr>
+      </w:pPr>
+      <w:r>
+        <w:rPr>
+          <w:color w:val="3A3A3A" w:themeColor="background2" w:themeShade="40"/>
+          <w:sz w:val="20"/>
+          <w:szCs w:val="20"/>
+        </w:rPr>
+        <w:t>UCLA MSBA AI Agents Project Challenge 2026</w:t>
       </w:r>
     </w:p>
     <w:p>
       <w:pPr>
         <w:spacing w:after="400"/>
         <w:jc w:val="center"/>
-      </w:pPr>
-      <w:r>
+        <w:rPr>
+          <w:color w:val="3A3A3A" w:themeColor="background2" w:themeShade="40"/>
+          <w:sz w:val="20"/>
+          <w:szCs w:val="20"/>
+        </w:rPr>
+      </w:pPr>
+      <w:r>
+        <w:rPr>
+          <w:color w:val="3A3A3A" w:themeColor="background2" w:themeShade="40"/>
+          <w:sz w:val="20"/>
+          <w:szCs w:val="20"/>
+        </w:rPr>
+        <w:t>Core Focus: What-if Scenario Simulation + Self-Correcting Compliance Audit</w:t>
+      </w:r>
+    </w:p>
+    <w:p>
+      <w:pPr>
+        <w:spacing w:after="400"/>
         <w:rPr>
           <w:color w:val="5A6B7A"/>
           <w:sz w:val="20"/>
           <w:szCs w:val="20"/>
         </w:rPr>
-        <w:t xml:space="preserve">UCLA MSBA AI Agents Project Challenge 2026  —  Core Focus #2: “What-if” Scenario Simulation</w:t>
-      </w:r>
-    </w:p>
-    <w:p>
-      <w:pPr>
-        <w:spacing w:after="320"/>
+      </w:pPr>
+    </w:p>
+    <w:p>
+      <w:pPr>
+        <w:spacing w:after="80"/>
         <w:jc w:val="center"/>
-      </w:pPr>
-      <w:r>
-        <w:rPr>
-          <w:color w:val="5A6B7A"/>
-          <w:sz w:val="18"/>
-          <w:szCs w:val="18"/>
-        </w:rPr>
-        <w:t xml:space="preserve">(with a complementary self-correcting compliance audit loop drawn from Focus #1)</w:t>
-      </w:r>
-    </w:p>
-    <w:p>
-      <w:pPr>
-        <w:spacing w:after="60"/>
-        <w:jc w:val="center"/>
-      </w:pPr>
-      <w:r>
         <w:rPr>
           <w:i/>
           <w:iCs/>
@@ -73,13 +136,6 @@
           <w:sz w:val="20"/>
           <w:szCs w:val="20"/>
         </w:rPr>
-        <w:t xml:space="preserve">A multi-agent decision sandbox that pressure-tests the 48-hour</w:t>
-      </w:r>
-    </w:p>
-    <w:p>
-      <w:pPr>
-        <w:spacing w:after="1200"/>
-        <w:jc w:val="center"/>
       </w:pPr>
       <w:r>
         <w:rPr>
@@ -89,22 +145,160 @@
           <w:sz w:val="20"/>
           <w:szCs w:val="20"/>
         </w:rPr>
-        <w:t xml:space="preserve">dispatch plan for time-critical medicine before disruptions happen.</w:t>
+        <w:t xml:space="preserve">An executive-ready multi-agent decision sandbox that pressure-tests </w:t>
       </w:r>
     </w:p>
     <w:p>
       <w:pPr>
         <w:spacing w:after="80"/>
         <w:jc w:val="center"/>
-      </w:pPr>
-      <w:r>
-        <w:rPr>
-          <w:color w:val="1C2733"/>
+        <w:rPr>
+          <w:i/>
+          <w:iCs/>
+          <w:color w:val="5A6B7A"/>
           <w:sz w:val="20"/>
           <w:szCs w:val="20"/>
         </w:rPr>
-        <w:t xml:space="preserve">Submitted by M-Team 1</w:t>
-      </w:r>
+      </w:pPr>
+      <w:r>
+        <w:rPr>
+          <w:i/>
+          <w:iCs/>
+          <w:color w:val="5A6B7A"/>
+          <w:sz w:val="20"/>
+          <w:szCs w:val="20"/>
+        </w:rPr>
+        <w:t>48-hour dispatch plans for time-critical medicine before disruptions happen.</w:t>
+      </w:r>
+    </w:p>
+    <w:p>
+      <w:pPr>
+        <w:spacing w:after="80"/>
+        <w:jc w:val="center"/>
+        <w:rPr>
+          <w:i/>
+          <w:iCs/>
+          <w:color w:val="5A6B7A"/>
+          <w:sz w:val="20"/>
+          <w:szCs w:val="20"/>
+        </w:rPr>
+      </w:pPr>
+    </w:p>
+    <w:p>
+      <w:pPr>
+        <w:spacing w:after="80"/>
+        <w:jc w:val="center"/>
+        <w:rPr>
+          <w:i/>
+          <w:iCs/>
+          <w:color w:val="5A6B7A"/>
+          <w:sz w:val="20"/>
+          <w:szCs w:val="20"/>
+        </w:rPr>
+      </w:pPr>
+    </w:p>
+    <w:p>
+      <w:pPr>
+        <w:spacing w:after="80"/>
+        <w:jc w:val="center"/>
+        <w:rPr>
+          <w:i/>
+          <w:iCs/>
+          <w:color w:val="5A6B7A"/>
+          <w:sz w:val="20"/>
+          <w:szCs w:val="20"/>
+        </w:rPr>
+      </w:pPr>
+    </w:p>
+    <w:p>
+      <w:pPr>
+        <w:spacing w:after="80"/>
+        <w:jc w:val="center"/>
+        <w:rPr>
+          <w:i/>
+          <w:iCs/>
+          <w:color w:val="5A6B7A"/>
+          <w:sz w:val="20"/>
+          <w:szCs w:val="20"/>
+        </w:rPr>
+      </w:pPr>
+    </w:p>
+    <w:p>
+      <w:pPr>
+        <w:spacing w:after="80"/>
+        <w:jc w:val="center"/>
+        <w:rPr>
+          <w:b/>
+          <w:bCs/>
+          <w:sz w:val="20"/>
+          <w:szCs w:val="20"/>
+        </w:rPr>
+      </w:pPr>
+      <w:r>
+        <w:rPr>
+          <w:b/>
+          <w:bCs/>
+          <w:sz w:val="20"/>
+          <w:szCs w:val="20"/>
+        </w:rPr>
+        <w:t>Submitted by M-Team</w:t>
+      </w:r>
+      <w:r>
+        <w:rPr>
+          <w:b/>
+          <w:bCs/>
+          <w:sz w:val="20"/>
+          <w:szCs w:val="20"/>
+        </w:rPr>
+        <w:t xml:space="preserve"> 1:</w:t>
+      </w:r>
+    </w:p>
+    <w:p>
+      <w:pPr>
+        <w:spacing w:after="80"/>
+        <w:jc w:val="center"/>
+        <w:rPr>
+          <w:b/>
+          <w:bCs/>
+          <w:sz w:val="20"/>
+          <w:szCs w:val="20"/>
+        </w:rPr>
+      </w:pPr>
+      <w:r>
+        <w:rPr>
+          <w:b/>
+          <w:bCs/>
+          <w:sz w:val="20"/>
+          <w:szCs w:val="20"/>
+        </w:rPr>
+        <w:t xml:space="preserve">Jiajun Fu, Zahid Ahmed, Zirui He, </w:t>
+      </w:r>
+      <w:proofErr w:type="spellStart"/>
+      <w:r>
+        <w:rPr>
+          <w:b/>
+          <w:bCs/>
+          <w:sz w:val="20"/>
+          <w:szCs w:val="20"/>
+        </w:rPr>
+        <w:t>Yaqi</w:t>
+      </w:r>
+      <w:proofErr w:type="spellEnd"/>
+      <w:r>
+        <w:rPr>
+          <w:b/>
+          <w:bCs/>
+          <w:sz w:val="20"/>
+          <w:szCs w:val="20"/>
+        </w:rPr>
+        <w:t xml:space="preserve"> Lu, Jin-Shin Yu, Ying Zhu</w:t>
+      </w:r>
+    </w:p>
+    <w:p>
+      <w:pPr>
+        <w:spacing w:after="80"/>
+        <w:jc w:val="center"/>
+      </w:pPr>
     </w:p>
     <w:p>
       <w:pPr>
@@ -116,7 +310,61 @@
           <w:sz w:val="18"/>
           <w:szCs w:val="18"/>
         </w:rPr>
-        <w:t xml:space="preserve">Built on the SeeWeeS Ops Reporting Agent (LangGraph + LangChain)</w:t>
+        <w:t xml:space="preserve">Built on the </w:t>
+      </w:r>
+      <w:proofErr w:type="spellStart"/>
+      <w:r>
+        <w:rPr>
+          <w:color w:val="5A6B7A"/>
+          <w:sz w:val="18"/>
+          <w:szCs w:val="18"/>
+        </w:rPr>
+        <w:t>SeeWeeS</w:t>
+      </w:r>
+      <w:proofErr w:type="spellEnd"/>
+      <w:r>
+        <w:rPr>
+          <w:color w:val="5A6B7A"/>
+          <w:sz w:val="18"/>
+          <w:szCs w:val="18"/>
+        </w:rPr>
+        <w:t xml:space="preserve"> Ops Reporting Agent (</w:t>
+      </w:r>
+      <w:proofErr w:type="spellStart"/>
+      <w:r>
+        <w:rPr>
+          <w:color w:val="5A6B7A"/>
+          <w:sz w:val="18"/>
+          <w:szCs w:val="18"/>
+        </w:rPr>
+        <w:t>LangGraph</w:t>
+      </w:r>
+      <w:proofErr w:type="spellEnd"/>
+      <w:r>
+        <w:rPr>
+          <w:color w:val="5A6B7A"/>
+          <w:sz w:val="18"/>
+          <w:szCs w:val="18"/>
+        </w:rPr>
+        <w:t xml:space="preserve"> + </w:t>
+      </w:r>
+      <w:proofErr w:type="spellStart"/>
+      <w:r>
+        <w:rPr>
+          <w:color w:val="5A6B7A"/>
+          <w:sz w:val="18"/>
+          <w:szCs w:val="18"/>
+        </w:rPr>
+        <w:t>LangChain</w:t>
+      </w:r>
+      <w:proofErr w:type="spellEnd"/>
+      <w:r>
+        <w:rPr>
+          <w:color w:val="5A6B7A"/>
+          <w:sz w:val="18"/>
+          <w:szCs w:val="18"/>
+        </w:rPr>
+        <w:t>)</w:t>
       </w:r>
     </w:p>
     <w:p>
@@ -136,57 +384,55 @@
           <w:sz w:val="30"/>
           <w:szCs w:val="30"/>
         </w:rPr>
-        <w:t xml:space="preserve">Contents</w:t>
-      </w:r>
-    </w:p>
-    <w:p>
-      <w:pPr>
-        <w:spacing w:after="110" w:line="300"/>
-      </w:pPr>
-      <w:r>
-        <w:rPr>
-          <w:b/>
-          <w:bCs/>
-          <w:color w:val="1C2733"/>
+        <w:lastRenderedPageBreak/>
+        <w:t>Contents</w:t>
+      </w:r>
+    </w:p>
+    <w:p>
+      <w:pPr>
+        <w:spacing w:after="110" w:line="300" w:lineRule="auto"/>
+      </w:pPr>
+      <w:r>
+        <w:rPr>
+          <w:b/>
+          <w:bCs/>
           <w:sz w:val="22"/>
           <w:szCs w:val="22"/>
         </w:rPr>
-        <w:t xml:space="preserve">1.  Executive Summary</w:t>
-      </w:r>
-    </w:p>
-    <w:p>
-      <w:pPr>
-        <w:spacing w:after="110" w:line="300"/>
-      </w:pPr>
-      <w:r>
-        <w:rPr>
-          <w:b/>
-          <w:bCs/>
-          <w:color w:val="1C2733"/>
+        <w:t>1.  Executive Summary</w:t>
+      </w:r>
+    </w:p>
+    <w:p>
+      <w:pPr>
+        <w:spacing w:after="110" w:line="300" w:lineRule="auto"/>
+      </w:pPr>
+      <w:r>
+        <w:rPr>
+          <w:b/>
+          <w:bCs/>
           <w:sz w:val="22"/>
           <w:szCs w:val="22"/>
         </w:rPr>
-        <w:t xml:space="preserve">2.  Key Assumptions</w:t>
-      </w:r>
-    </w:p>
-    <w:p>
-      <w:pPr>
-        <w:spacing w:after="110" w:line="300"/>
-      </w:pPr>
-      <w:r>
-        <w:rPr>
-          <w:b/>
-          <w:bCs/>
-          <w:color w:val="1C2733"/>
+        <w:t>2.  Key Assumptions</w:t>
+      </w:r>
+    </w:p>
+    <w:p>
+      <w:pPr>
+        <w:spacing w:after="110" w:line="300" w:lineRule="auto"/>
+      </w:pPr>
+      <w:r>
+        <w:rPr>
+          <w:b/>
+          <w:bCs/>
           <w:sz w:val="22"/>
           <w:szCs w:val="22"/>
         </w:rPr>
-        <w:t xml:space="preserve">3.  Technical Methodology</w:t>
-      </w:r>
-    </w:p>
-    <w:p>
-      <w:pPr>
-        <w:spacing w:after="110" w:line="300"/>
+        <w:t>3.  Technical Methodology</w:t>
+      </w:r>
+    </w:p>
+    <w:p>
+      <w:pPr>
+        <w:spacing w:after="110" w:line="300" w:lineRule="auto"/>
       </w:pPr>
       <w:r>
         <w:rPr>
@@ -196,13 +442,9 @@
           <w:sz w:val="22"/>
           <w:szCs w:val="22"/>
         </w:rPr>
-        <w:t xml:space="preserve">      3.1  Architectural Enhancements (LangGraph)</w:t>
-      </w:r>
-    </w:p>
-    <w:p>
-      <w:pPr>
-        <w:spacing w:after="110" w:line="300"/>
-      </w:pPr>
+        <w:t xml:space="preserve">      </w:t>
+      </w:r>
+      <w:proofErr w:type="gramStart"/>
       <w:r>
         <w:rPr>
           <w:b/>
@@ -211,13 +453,9 @@
           <w:sz w:val="22"/>
           <w:szCs w:val="22"/>
         </w:rPr>
-        <w:t xml:space="preserve">      3.2  Deterministic Models (the trustworthy core)</w:t>
-      </w:r>
-    </w:p>
-    <w:p>
-      <w:pPr>
-        <w:spacing w:after="110" w:line="300"/>
-      </w:pPr>
+        <w:t>3.1  Architectural</w:t>
+      </w:r>
+      <w:proofErr w:type="gramEnd"/>
       <w:r>
         <w:rPr>
           <w:b/>
@@ -226,13 +464,9 @@
           <w:sz w:val="22"/>
           <w:szCs w:val="22"/>
         </w:rPr>
-        <w:t xml:space="preserve">      3.3  Agent Design — and Hallucination Control</w:t>
-      </w:r>
-    </w:p>
-    <w:p>
-      <w:pPr>
-        <w:spacing w:after="110" w:line="300"/>
-      </w:pPr>
+        <w:t xml:space="preserve"> Enhancements (</w:t>
+      </w:r>
+      <w:proofErr w:type="spellStart"/>
       <w:r>
         <w:rPr>
           <w:b/>
@@ -241,13 +475,9 @@
           <w:sz w:val="22"/>
           <w:szCs w:val="22"/>
         </w:rPr>
-        <w:t xml:space="preserve">      3.4  Data Augmentation Strategy</w:t>
-      </w:r>
-    </w:p>
-    <w:p>
-      <w:pPr>
-        <w:spacing w:after="110" w:line="300"/>
-      </w:pPr>
+        <w:t>LangGraph</w:t>
+      </w:r>
+      <w:proofErr w:type="spellEnd"/>
       <w:r>
         <w:rPr>
           <w:b/>
@@ -256,27 +486,12 @@
           <w:sz w:val="22"/>
           <w:szCs w:val="22"/>
         </w:rPr>
-        <w:t xml:space="preserve">      3.5  Delivery Layer</w:t>
-      </w:r>
-    </w:p>
-    <w:p>
-      <w:pPr>
-        <w:spacing w:after="110" w:line="300"/>
-      </w:pPr>
-      <w:r>
-        <w:rPr>
-          <w:b/>
-          <w:bCs/>
-          <w:color w:val="1C2733"/>
-          <w:sz w:val="22"/>
-          <w:szCs w:val="22"/>
-        </w:rPr>
-        <w:t xml:space="preserve">4.  Results &amp; Validation</w:t>
-      </w:r>
-    </w:p>
-    <w:p>
-      <w:pPr>
-        <w:spacing w:after="110" w:line="300"/>
+        <w:t>)</w:t>
+      </w:r>
+    </w:p>
+    <w:p>
+      <w:pPr>
+        <w:spacing w:after="110" w:line="300" w:lineRule="auto"/>
       </w:pPr>
       <w:r>
         <w:rPr>
@@ -286,13 +501,9 @@
           <w:sz w:val="22"/>
           <w:szCs w:val="22"/>
         </w:rPr>
-        <w:t xml:space="preserve">      4.1  Business Insights</w:t>
-      </w:r>
-    </w:p>
-    <w:p>
-      <w:pPr>
-        <w:spacing w:after="110" w:line="300"/>
-      </w:pPr>
+        <w:t xml:space="preserve">      </w:t>
+      </w:r>
+      <w:proofErr w:type="gramStart"/>
       <w:r>
         <w:rPr>
           <w:b/>
@@ -301,37 +512,245 @@
           <w:sz w:val="22"/>
           <w:szCs w:val="22"/>
         </w:rPr>
-        <w:t xml:space="preserve">      4.2  Validation Strategy</w:t>
-      </w:r>
-    </w:p>
-    <w:p>
-      <w:pPr>
-        <w:spacing w:after="110" w:line="300"/>
-      </w:pPr>
-      <w:r>
-        <w:rPr>
-          <w:b/>
-          <w:bCs/>
-          <w:color w:val="1C2733"/>
+        <w:t>3.2  Deterministic</w:t>
+      </w:r>
+      <w:proofErr w:type="gramEnd"/>
+      <w:r>
+        <w:rPr>
+          <w:b/>
+          <w:bCs/>
+          <w:color w:val="5A6B7A"/>
           <w:sz w:val="22"/>
           <w:szCs w:val="22"/>
         </w:rPr>
-        <w:t xml:space="preserve">5.  Limitations &amp; Next Steps</w:t>
-      </w:r>
-    </w:p>
-    <w:p>
-      <w:pPr>
-        <w:spacing w:after="110" w:line="300"/>
-      </w:pPr>
-      <w:r>
-        <w:rPr>
-          <w:b/>
-          <w:bCs/>
-          <w:color w:val="1C2733"/>
+        <w:t xml:space="preserve"> Models (the trustworthy core)</w:t>
+      </w:r>
+    </w:p>
+    <w:p>
+      <w:pPr>
+        <w:spacing w:after="110" w:line="300" w:lineRule="auto"/>
+      </w:pPr>
+      <w:r>
+        <w:rPr>
+          <w:b/>
+          <w:bCs/>
+          <w:color w:val="5A6B7A"/>
           <w:sz w:val="22"/>
           <w:szCs w:val="22"/>
         </w:rPr>
-        <w:t xml:space="preserve">Appendix:  Reproducing the System</w:t>
+        <w:t xml:space="preserve">      </w:t>
+      </w:r>
+      <w:proofErr w:type="gramStart"/>
+      <w:r>
+        <w:rPr>
+          <w:b/>
+          <w:bCs/>
+          <w:color w:val="5A6B7A"/>
+          <w:sz w:val="22"/>
+          <w:szCs w:val="22"/>
+        </w:rPr>
+        <w:t>3.3  Agent</w:t>
+      </w:r>
+      <w:proofErr w:type="gramEnd"/>
+      <w:r>
+        <w:rPr>
+          <w:b/>
+          <w:bCs/>
+          <w:color w:val="5A6B7A"/>
+          <w:sz w:val="22"/>
+          <w:szCs w:val="22"/>
+        </w:rPr>
+        <w:t xml:space="preserve"> Design — and Hallucination Control</w:t>
+      </w:r>
+    </w:p>
+    <w:p>
+      <w:pPr>
+        <w:spacing w:after="110" w:line="300" w:lineRule="auto"/>
+      </w:pPr>
+      <w:r>
+        <w:rPr>
+          <w:b/>
+          <w:bCs/>
+          <w:color w:val="5A6B7A"/>
+          <w:sz w:val="22"/>
+          <w:szCs w:val="22"/>
+        </w:rPr>
+        <w:t xml:space="preserve">      </w:t>
+      </w:r>
+      <w:proofErr w:type="gramStart"/>
+      <w:r>
+        <w:rPr>
+          <w:b/>
+          <w:bCs/>
+          <w:color w:val="5A6B7A"/>
+          <w:sz w:val="22"/>
+          <w:szCs w:val="22"/>
+        </w:rPr>
+        <w:t>3.4  Data</w:t>
+      </w:r>
+      <w:proofErr w:type="gramEnd"/>
+      <w:r>
+        <w:rPr>
+          <w:b/>
+          <w:bCs/>
+          <w:color w:val="5A6B7A"/>
+          <w:sz w:val="22"/>
+          <w:szCs w:val="22"/>
+        </w:rPr>
+        <w:t xml:space="preserve"> Augmentation Strategy</w:t>
+      </w:r>
+    </w:p>
+    <w:p>
+      <w:pPr>
+        <w:spacing w:after="110" w:line="300" w:lineRule="auto"/>
+      </w:pPr>
+      <w:r>
+        <w:rPr>
+          <w:b/>
+          <w:bCs/>
+          <w:color w:val="5A6B7A"/>
+          <w:sz w:val="22"/>
+          <w:szCs w:val="22"/>
+        </w:rPr>
+        <w:t xml:space="preserve">      </w:t>
+      </w:r>
+      <w:proofErr w:type="gramStart"/>
+      <w:r>
+        <w:rPr>
+          <w:b/>
+          <w:bCs/>
+          <w:color w:val="5A6B7A"/>
+          <w:sz w:val="22"/>
+          <w:szCs w:val="22"/>
+        </w:rPr>
+        <w:t>3.5  Delivery</w:t>
+      </w:r>
+      <w:proofErr w:type="gramEnd"/>
+      <w:r>
+        <w:rPr>
+          <w:b/>
+          <w:bCs/>
+          <w:color w:val="5A6B7A"/>
+          <w:sz w:val="22"/>
+          <w:szCs w:val="22"/>
+        </w:rPr>
+        <w:t xml:space="preserve"> Layer</w:t>
+      </w:r>
+    </w:p>
+    <w:p>
+      <w:pPr>
+        <w:spacing w:after="110" w:line="300" w:lineRule="auto"/>
+      </w:pPr>
+      <w:r>
+        <w:rPr>
+          <w:b/>
+          <w:bCs/>
+          <w:sz w:val="22"/>
+          <w:szCs w:val="22"/>
+        </w:rPr>
+        <w:t>4.  Results &amp; Validation</w:t>
+      </w:r>
+    </w:p>
+    <w:p>
+      <w:pPr>
+        <w:spacing w:after="110" w:line="300" w:lineRule="auto"/>
+      </w:pPr>
+      <w:r>
+        <w:rPr>
+          <w:b/>
+          <w:bCs/>
+          <w:color w:val="5A6B7A"/>
+          <w:sz w:val="22"/>
+          <w:szCs w:val="22"/>
+        </w:rPr>
+        <w:t xml:space="preserve">      </w:t>
+      </w:r>
+      <w:proofErr w:type="gramStart"/>
+      <w:r>
+        <w:rPr>
+          <w:b/>
+          <w:bCs/>
+          <w:color w:val="5A6B7A"/>
+          <w:sz w:val="22"/>
+          <w:szCs w:val="22"/>
+        </w:rPr>
+        <w:t>4.1  Business</w:t>
+      </w:r>
+      <w:proofErr w:type="gramEnd"/>
+      <w:r>
+        <w:rPr>
+          <w:b/>
+          <w:bCs/>
+          <w:color w:val="5A6B7A"/>
+          <w:sz w:val="22"/>
+          <w:szCs w:val="22"/>
+        </w:rPr>
+        <w:t xml:space="preserve"> Insights</w:t>
+      </w:r>
+    </w:p>
+    <w:p>
+      <w:pPr>
+        <w:spacing w:after="110" w:line="300" w:lineRule="auto"/>
+      </w:pPr>
+      <w:r>
+        <w:rPr>
+          <w:b/>
+          <w:bCs/>
+          <w:color w:val="5A6B7A"/>
+          <w:sz w:val="22"/>
+          <w:szCs w:val="22"/>
+        </w:rPr>
+        <w:t xml:space="preserve">      </w:t>
+      </w:r>
+      <w:proofErr w:type="gramStart"/>
+      <w:r>
+        <w:rPr>
+          <w:b/>
+          <w:bCs/>
+          <w:color w:val="5A6B7A"/>
+          <w:sz w:val="22"/>
+          <w:szCs w:val="22"/>
+        </w:rPr>
+        <w:t>4.2  Validation</w:t>
+      </w:r>
+      <w:proofErr w:type="gramEnd"/>
+      <w:r>
+        <w:rPr>
+          <w:b/>
+          <w:bCs/>
+          <w:color w:val="5A6B7A"/>
+          <w:sz w:val="22"/>
+          <w:szCs w:val="22"/>
+        </w:rPr>
+        <w:t xml:space="preserve"> Strategy</w:t>
+      </w:r>
+    </w:p>
+    <w:p>
+      <w:pPr>
+        <w:spacing w:after="110" w:line="300" w:lineRule="auto"/>
+      </w:pPr>
+      <w:r>
+        <w:rPr>
+          <w:b/>
+          <w:bCs/>
+          <w:sz w:val="22"/>
+          <w:szCs w:val="22"/>
+        </w:rPr>
+        <w:t>5.  Limitations &amp; Next Steps</w:t>
+      </w:r>
+    </w:p>
+    <w:p>
+      <w:pPr>
+        <w:spacing w:after="110" w:line="300" w:lineRule="auto"/>
+      </w:pPr>
+      <w:r>
+        <w:rPr>
+          <w:b/>
+          <w:bCs/>
+          <w:sz w:val="22"/>
+          <w:szCs w:val="22"/>
+        </w:rPr>
+        <w:t>Appendix:  Reproducing the System</w:t>
       </w:r>
     </w:p>
     <w:p>
@@ -344,12 +763,13 @@
         <w:pStyle w:val="Heading1"/>
       </w:pPr>
       <w:r>
-        <w:t xml:space="preserve">1. Executive Summary</w:t>
-      </w:r>
-    </w:p>
-    <w:p>
-      <w:pPr>
-        <w:spacing w:after="120" w:line="300"/>
+        <w:lastRenderedPageBreak/>
+        <w:t>1. Executive Summary</w:t>
+      </w:r>
+    </w:p>
+    <w:p>
+      <w:pPr>
+        <w:spacing w:after="120" w:line="300" w:lineRule="auto"/>
       </w:pPr>
       <w:r>
         <w:rPr>
@@ -359,12 +779,20 @@
         <w:t xml:space="preserve">Stakeholder. </w:t>
       </w:r>
       <w:r>
-        <w:t xml:space="preserve">The VP of Supply Chain Operations at SeeWeeS, a distributor of time-critical specialty medicine (oncology biologics, insulin, antivirals, emergency drugs) shipped on a 48-hour horizon across two delivery corridors: C1 (NJ → Boston on I-95, Tier-1 life-critical, 6-hour SLA) and C2 (NJ → Philadelphia, Tier-2 standard, 12-hour SLA).</w:t>
-      </w:r>
-    </w:p>
-    <w:p>
-      <w:pPr>
-        <w:spacing w:after="120" w:line="300"/>
+        <w:t xml:space="preserve">The VP of Supply Chain Operations at </w:t>
+      </w:r>
+      <w:proofErr w:type="spellStart"/>
+      <w:r>
+        <w:t>SeeWeeS</w:t>
+      </w:r>
+      <w:proofErr w:type="spellEnd"/>
+      <w:r>
+        <w:t>, a distributor of time-critical specialty medicine (oncology biologics, insulin, antivirals, emergency drugs) shipped on a 48-hour horizon across two delivery corridors: C1 (NJ → Boston on I-95, Tier-1 life-critical, 6-hour SLA) and C2 (NJ → Philadelphia, Tier-2 standard, 12-hour SLA).</w:t>
+      </w:r>
+    </w:p>
+    <w:p>
+      <w:pPr>
+        <w:spacing w:after="120" w:line="300" w:lineRule="auto"/>
       </w:pPr>
       <w:r>
         <w:rPr>
@@ -374,24 +802,40 @@
         <w:t xml:space="preserve">Operational pain point. </w:t>
       </w:r>
       <w:r>
-        <w:t xml:space="preserve">The original SeeWeeS Ops Reporting Agent is a single linear pass — it retrieves data, analyses it, and reports </w:t>
+        <w:t xml:space="preserve">The original </w:t>
+      </w:r>
+      <w:proofErr w:type="spellStart"/>
+      <w:r>
+        <w:t>SeeWeeS</w:t>
+      </w:r>
+      <w:proofErr w:type="spellEnd"/>
+      <w:r>
+        <w:t xml:space="preserve"> Ops Reporting Agent is a single linear pass — it retrieves data, analyses it, and reports </w:t>
       </w:r>
       <w:r>
         <w:rPr>
           <w:i/>
           <w:iCs/>
         </w:rPr>
-        <w:t xml:space="preserve">what is happening now</w:t>
-      </w:r>
-      <w:r>
-        <w:t xml:space="preserve">. It cannot answer the questions that actually decide patient outcomes: </w:t>
+        <w:t>what is happening now</w:t>
+      </w:r>
+      <w:r>
+        <w:t xml:space="preserve">. It cannot answer the questions that </w:t>
+      </w:r>
+      <w:proofErr w:type="gramStart"/>
+      <w:r>
+        <w:t>actually decide</w:t>
+      </w:r>
+      <w:proofErr w:type="gramEnd"/>
+      <w:r>
+        <w:t xml:space="preserve"> patient outcomes: </w:t>
       </w:r>
       <w:r>
         <w:rPr>
           <w:i/>
           <w:iCs/>
         </w:rPr>
-        <w:t xml:space="preserve">“What happens if oncology demand spikes 20%? If we lose a refrigerated truck and two drivers? If a storm hits I-95?”</w:t>
+        <w:t>“What happens if oncology demand spikes 20%? If we lose a refrigerated truck and two drivers? If a storm hits I-95?”</w:t>
       </w:r>
       <w:r>
         <w:t xml:space="preserve"> Those calls are made under time pressure, with cold-chain integrity and SLAs at stake, and today they rely on intuition rather than a quantified forecast.</w:t>
@@ -399,7 +843,7 @@
     </w:p>
     <w:p>
       <w:pPr>
-        <w:spacing w:after="120" w:line="300"/>
+        <w:spacing w:after="120" w:line="300" w:lineRule="auto"/>
       </w:pPr>
       <w:r>
         <w:rPr>
@@ -416,7 +860,7 @@
           <w:b/>
           <w:bCs/>
         </w:rPr>
-        <w:t xml:space="preserve">what-if decision sandbox</w:t>
+        <w:t>what-if decision sandbox</w:t>
       </w:r>
       <w:r>
         <w:t xml:space="preserve">. A user specifies a hypothetical disruption; deterministic engines recompute the fleet plan and the playbook’s exact penalty score; specialised LLM agents explain the impact and draft a contingency plan; and a compliance </w:t>
@@ -426,7 +870,7 @@
           <w:b/>
           <w:bCs/>
         </w:rPr>
-        <w:t xml:space="preserve">audit agent loops the plan back for correction</w:t>
+        <w:t>audit agent loops the plan back for correction</w:t>
       </w:r>
       <w:r>
         <w:t xml:space="preserve"> until it is safe — so leadership never receives a plan the system itself considers non-compliant.</w:t>
@@ -434,7 +878,7 @@
     </w:p>
     <w:p>
       <w:pPr>
-        <w:spacing w:after="120" w:line="300"/>
+        <w:spacing w:after="120" w:line="300" w:lineRule="auto"/>
       </w:pPr>
       <w:r>
         <w:rPr>
@@ -451,7 +895,7 @@
           <w:b/>
           <w:bCs/>
         </w:rPr>
-        <w:t xml:space="preserve">the binding constraint is different every time</w:t>
+        <w:t>the binding constraint is different every time</w:t>
       </w:r>
       <w:r>
         <w:t xml:space="preserve"> — reefer trucks, then drivers, then the closed lane itself, then weather-eroded capacity. There is no single mitigation; the value of the system is telling leadership </w:t>
@@ -461,7 +905,7 @@
           <w:i/>
           <w:iCs/>
         </w:rPr>
-        <w:t xml:space="preserve">which</w:t>
+        <w:t>which</w:t>
       </w:r>
       <w:r>
         <w:t xml:space="preserve"> lever to pull for </w:t>
@@ -471,7 +915,7 @@
           <w:i/>
           <w:iCs/>
         </w:rPr>
-        <w:t xml:space="preserve">this</w:t>
+        <w:t>this</w:t>
       </w:r>
       <w:r>
         <w:t xml:space="preserve"> disruption, with a defensible number attached.</w:t>
@@ -479,15 +923,20 @@
     </w:p>
     <w:tbl>
       <w:tblPr>
-        <w:tblW w:type="dxa" w:w="9360"/>
+        <w:tblW w:w="9360" w:type="dxa"/>
         <w:tblBorders>
-          <w:top w:val="single" w:color="auto" w:sz="4"/>
-          <w:left w:val="single" w:color="auto" w:sz="4"/>
-          <w:bottom w:val="single" w:color="auto" w:sz="4"/>
-          <w:right w:val="single" w:color="auto" w:sz="4"/>
-          <w:insideH w:val="single" w:color="auto" w:sz="4"/>
-          <w:insideV w:val="single" w:color="auto" w:sz="4"/>
+          <w:top w:val="single" w:sz="4" w:space="0" w:color="auto"/>
+          <w:left w:val="single" w:sz="4" w:space="0" w:color="auto"/>
+          <w:bottom w:val="single" w:sz="4" w:space="0" w:color="auto"/>
+          <w:right w:val="single" w:sz="4" w:space="0" w:color="auto"/>
+          <w:insideH w:val="single" w:sz="4" w:space="0" w:color="auto"/>
+          <w:insideV w:val="single" w:sz="4" w:space="0" w:color="auto"/>
         </w:tblBorders>
+        <w:tblCellMar>
+          <w:left w:w="10" w:type="dxa"/>
+          <w:right w:w="10" w:type="dxa"/>
+        </w:tblCellMar>
+        <w:tblLook w:val="0000" w:firstRow="0" w:lastRow="0" w:firstColumn="0" w:lastColumn="0" w:noHBand="0" w:noVBand="0"/>
       </w:tblPr>
       <w:tblGrid>
         <w:gridCol w:w="3000"/>
@@ -496,29 +945,35 @@
         <w:gridCol w:w="3460"/>
       </w:tblGrid>
       <w:tr>
+        <w:tblPrEx>
+          <w:tblCellMar>
+            <w:top w:w="0" w:type="dxa"/>
+            <w:bottom w:w="0" w:type="dxa"/>
+          </w:tblCellMar>
+        </w:tblPrEx>
         <w:trPr>
           <w:tblHeader/>
         </w:trPr>
         <w:tc>
           <w:tcPr>
-            <w:tcW w:type="dxa" w:w="3000"/>
+            <w:tcW w:w="3000" w:type="dxa"/>
             <w:tcBorders>
-              <w:top w:val="single" w:color="CCCCCC" w:sz="1"/>
-              <w:left w:val="single" w:color="CCCCCC" w:sz="1"/>
-              <w:bottom w:val="single" w:color="CCCCCC" w:sz="1"/>
-              <w:right w:val="single" w:color="CCCCCC" w:sz="1"/>
+              <w:top w:val="single" w:sz="1" w:space="0" w:color="CCCCCC"/>
+              <w:left w:val="single" w:sz="1" w:space="0" w:color="CCCCCC"/>
+              <w:bottom w:val="single" w:sz="1" w:space="0" w:color="CCCCCC"/>
+              <w:right w:val="single" w:sz="1" w:space="0" w:color="CCCCCC"/>
             </w:tcBorders>
-            <w:shd w:fill="0B7285" w:val="clear"/>
+            <w:shd w:val="clear" w:color="auto" w:fill="0B7285"/>
             <w:tcMar>
-              <w:top w:type="dxa" w:w="70"/>
-              <w:left w:type="dxa" w:w="110"/>
-              <w:bottom w:type="dxa" w:w="70"/>
-              <w:right w:type="dxa" w:w="110"/>
+              <w:top w:w="70" w:type="dxa"/>
+              <w:left w:w="110" w:type="dxa"/>
+              <w:bottom w:w="70" w:type="dxa"/>
+              <w:right w:w="110" w:type="dxa"/>
             </w:tcMar>
           </w:tcPr>
           <w:p>
             <w:pPr>
-              <w:spacing w:after="0" w:line="280"/>
+              <w:spacing w:line="280" w:lineRule="auto"/>
             </w:pPr>
             <w:r>
               <w:rPr>
@@ -528,30 +983,30 @@
                 <w:sz w:val="19"/>
                 <w:szCs w:val="19"/>
               </w:rPr>
-              <w:t xml:space="preserve">Scenario (vs. baseline = 0 penalty)</w:t>
+              <w:t>Scenario (vs. baseline = 0 penalty)</w:t>
             </w:r>
           </w:p>
         </w:tc>
         <w:tc>
           <w:tcPr>
-            <w:tcW w:type="dxa" w:w="1500"/>
+            <w:tcW w:w="1500" w:type="dxa"/>
             <w:tcBorders>
-              <w:top w:val="single" w:color="CCCCCC" w:sz="1"/>
-              <w:left w:val="single" w:color="CCCCCC" w:sz="1"/>
-              <w:bottom w:val="single" w:color="CCCCCC" w:sz="1"/>
-              <w:right w:val="single" w:color="CCCCCC" w:sz="1"/>
+              <w:top w:val="single" w:sz="1" w:space="0" w:color="CCCCCC"/>
+              <w:left w:val="single" w:sz="1" w:space="0" w:color="CCCCCC"/>
+              <w:bottom w:val="single" w:sz="1" w:space="0" w:color="CCCCCC"/>
+              <w:right w:val="single" w:sz="1" w:space="0" w:color="CCCCCC"/>
             </w:tcBorders>
-            <w:shd w:fill="0B7285" w:val="clear"/>
+            <w:shd w:val="clear" w:color="auto" w:fill="0B7285"/>
             <w:tcMar>
-              <w:top w:type="dxa" w:w="70"/>
-              <w:left w:type="dxa" w:w="110"/>
-              <w:bottom w:type="dxa" w:w="70"/>
-              <w:right w:type="dxa" w:w="110"/>
+              <w:top w:w="70" w:type="dxa"/>
+              <w:left w:w="110" w:type="dxa"/>
+              <w:bottom w:w="70" w:type="dxa"/>
+              <w:right w:w="110" w:type="dxa"/>
             </w:tcMar>
           </w:tcPr>
           <w:p>
             <w:pPr>
-              <w:spacing w:after="0" w:line="280"/>
+              <w:spacing w:line="280" w:lineRule="auto"/>
             </w:pPr>
             <w:r>
               <w:rPr>
@@ -561,30 +1016,30 @@
                 <w:sz w:val="19"/>
                 <w:szCs w:val="19"/>
               </w:rPr>
-              <w:t xml:space="preserve">Penalty score</w:t>
+              <w:t>Penalty score</w:t>
             </w:r>
           </w:p>
         </w:tc>
         <w:tc>
           <w:tcPr>
-            <w:tcW w:type="dxa" w:w="1400"/>
+            <w:tcW w:w="1400" w:type="dxa"/>
             <w:tcBorders>
-              <w:top w:val="single" w:color="CCCCCC" w:sz="1"/>
-              <w:left w:val="single" w:color="CCCCCC" w:sz="1"/>
-              <w:bottom w:val="single" w:color="CCCCCC" w:sz="1"/>
-              <w:right w:val="single" w:color="CCCCCC" w:sz="1"/>
+              <w:top w:val="single" w:sz="1" w:space="0" w:color="CCCCCC"/>
+              <w:left w:val="single" w:sz="1" w:space="0" w:color="CCCCCC"/>
+              <w:bottom w:val="single" w:sz="1" w:space="0" w:color="CCCCCC"/>
+              <w:right w:val="single" w:sz="1" w:space="0" w:color="CCCCCC"/>
             </w:tcBorders>
-            <w:shd w:fill="0B7285" w:val="clear"/>
+            <w:shd w:val="clear" w:color="auto" w:fill="0B7285"/>
             <w:tcMar>
-              <w:top w:type="dxa" w:w="70"/>
-              <w:left w:type="dxa" w:w="110"/>
-              <w:bottom w:type="dxa" w:w="70"/>
-              <w:right w:type="dxa" w:w="110"/>
+              <w:top w:w="70" w:type="dxa"/>
+              <w:left w:w="110" w:type="dxa"/>
+              <w:bottom w:w="70" w:type="dxa"/>
+              <w:right w:w="110" w:type="dxa"/>
             </w:tcMar>
           </w:tcPr>
           <w:p>
             <w:pPr>
-              <w:spacing w:after="0" w:line="280"/>
+              <w:spacing w:line="280" w:lineRule="auto"/>
             </w:pPr>
             <w:r>
               <w:rPr>
@@ -594,30 +1049,30 @@
                 <w:sz w:val="19"/>
                 <w:szCs w:val="19"/>
               </w:rPr>
-              <w:t xml:space="preserve">Tier-1 impacted</w:t>
+              <w:t>Tier-1 impacted</w:t>
             </w:r>
           </w:p>
         </w:tc>
         <w:tc>
           <w:tcPr>
-            <w:tcW w:type="dxa" w:w="3460"/>
+            <w:tcW w:w="3460" w:type="dxa"/>
             <w:tcBorders>
-              <w:top w:val="single" w:color="CCCCCC" w:sz="1"/>
-              <w:left w:val="single" w:color="CCCCCC" w:sz="1"/>
-              <w:bottom w:val="single" w:color="CCCCCC" w:sz="1"/>
-              <w:right w:val="single" w:color="CCCCCC" w:sz="1"/>
+              <w:top w:val="single" w:sz="1" w:space="0" w:color="CCCCCC"/>
+              <w:left w:val="single" w:sz="1" w:space="0" w:color="CCCCCC"/>
+              <w:bottom w:val="single" w:sz="1" w:space="0" w:color="CCCCCC"/>
+              <w:right w:val="single" w:sz="1" w:space="0" w:color="CCCCCC"/>
             </w:tcBorders>
-            <w:shd w:fill="0B7285" w:val="clear"/>
+            <w:shd w:val="clear" w:color="auto" w:fill="0B7285"/>
             <w:tcMar>
-              <w:top w:type="dxa" w:w="70"/>
-              <w:left w:type="dxa" w:w="110"/>
-              <w:bottom w:type="dxa" w:w="70"/>
-              <w:right w:type="dxa" w:w="110"/>
+              <w:top w:w="70" w:type="dxa"/>
+              <w:left w:w="110" w:type="dxa"/>
+              <w:bottom w:w="70" w:type="dxa"/>
+              <w:right w:w="110" w:type="dxa"/>
             </w:tcMar>
           </w:tcPr>
           <w:p>
             <w:pPr>
-              <w:spacing w:after="0" w:line="280"/>
+              <w:spacing w:line="280" w:lineRule="auto"/>
             </w:pPr>
             <w:r>
               <w:rPr>
@@ -627,527 +1082,519 @@
                 <w:sz w:val="19"/>
                 <w:szCs w:val="19"/>
               </w:rPr>
-              <w:t xml:space="preserve">What it reveals</w:t>
+              <w:t>What it reveals</w:t>
             </w:r>
           </w:p>
         </w:tc>
       </w:tr>
       <w:tr>
+        <w:tblPrEx>
+          <w:tblCellMar>
+            <w:top w:w="0" w:type="dxa"/>
+            <w:bottom w:w="0" w:type="dxa"/>
+          </w:tblCellMar>
+        </w:tblPrEx>
         <w:tc>
           <w:tcPr>
-            <w:tcW w:type="dxa" w:w="3000"/>
+            <w:tcW w:w="3000" w:type="dxa"/>
             <w:tcBorders>
-              <w:top w:val="single" w:color="CCCCCC" w:sz="1"/>
-              <w:left w:val="single" w:color="CCCCCC" w:sz="1"/>
-              <w:bottom w:val="single" w:color="CCCCCC" w:sz="1"/>
-              <w:right w:val="single" w:color="CCCCCC" w:sz="1"/>
+              <w:top w:val="single" w:sz="1" w:space="0" w:color="CCCCCC"/>
+              <w:left w:val="single" w:sz="1" w:space="0" w:color="CCCCCC"/>
+              <w:bottom w:val="single" w:sz="1" w:space="0" w:color="CCCCCC"/>
+              <w:right w:val="single" w:sz="1" w:space="0" w:color="CCCCCC"/>
             </w:tcBorders>
             <w:tcMar>
-              <w:top w:type="dxa" w:w="70"/>
-              <w:left w:type="dxa" w:w="110"/>
-              <w:bottom w:type="dxa" w:w="70"/>
-              <w:right w:type="dxa" w:w="110"/>
+              <w:top w:w="70" w:type="dxa"/>
+              <w:left w:w="110" w:type="dxa"/>
+              <w:bottom w:w="70" w:type="dxa"/>
+              <w:right w:w="110" w:type="dxa"/>
             </w:tcMar>
           </w:tcPr>
           <w:p>
             <w:pPr>
-              <w:spacing w:after="0" w:line="280"/>
+              <w:spacing w:line="280" w:lineRule="auto"/>
             </w:pPr>
             <w:r>
               <w:rPr>
-                <w:b w:val="false"/>
-                <w:bCs w:val="false"/>
-                <w:color w:val="1C2733"/>
                 <w:sz w:val="19"/>
                 <w:szCs w:val="19"/>
               </w:rPr>
-              <w:t xml:space="preserve">Demand spike +20%</w:t>
+              <w:t>Demand spike +20%</w:t>
             </w:r>
           </w:p>
         </w:tc>
         <w:tc>
           <w:tcPr>
-            <w:tcW w:type="dxa" w:w="1500"/>
+            <w:tcW w:w="1500" w:type="dxa"/>
             <w:tcBorders>
-              <w:top w:val="single" w:color="CCCCCC" w:sz="1"/>
-              <w:left w:val="single" w:color="CCCCCC" w:sz="1"/>
-              <w:bottom w:val="single" w:color="CCCCCC" w:sz="1"/>
-              <w:right w:val="single" w:color="CCCCCC" w:sz="1"/>
+              <w:top w:val="single" w:sz="1" w:space="0" w:color="CCCCCC"/>
+              <w:left w:val="single" w:sz="1" w:space="0" w:color="CCCCCC"/>
+              <w:bottom w:val="single" w:sz="1" w:space="0" w:color="CCCCCC"/>
+              <w:right w:val="single" w:sz="1" w:space="0" w:color="CCCCCC"/>
             </w:tcBorders>
             <w:tcMar>
-              <w:top w:type="dxa" w:w="70"/>
-              <w:left w:type="dxa" w:w="110"/>
-              <w:bottom w:type="dxa" w:w="70"/>
-              <w:right w:type="dxa" w:w="110"/>
+              <w:top w:w="70" w:type="dxa"/>
+              <w:left w:w="110" w:type="dxa"/>
+              <w:bottom w:w="70" w:type="dxa"/>
+              <w:right w:w="110" w:type="dxa"/>
             </w:tcMar>
           </w:tcPr>
           <w:p>
             <w:pPr>
-              <w:spacing w:after="0" w:line="280"/>
+              <w:spacing w:line="280" w:lineRule="auto"/>
             </w:pPr>
             <w:r>
               <w:rPr>
-                <w:b w:val="false"/>
-                <w:bCs w:val="false"/>
-                <w:color w:val="1C2733"/>
                 <w:sz w:val="19"/>
                 <w:szCs w:val="19"/>
               </w:rPr>
-              <w:t xml:space="preserve">7,840</w:t>
+              <w:t>7,840</w:t>
             </w:r>
           </w:p>
         </w:tc>
         <w:tc>
           <w:tcPr>
-            <w:tcW w:type="dxa" w:w="1400"/>
+            <w:tcW w:w="1400" w:type="dxa"/>
             <w:tcBorders>
-              <w:top w:val="single" w:color="CCCCCC" w:sz="1"/>
-              <w:left w:val="single" w:color="CCCCCC" w:sz="1"/>
-              <w:bottom w:val="single" w:color="CCCCCC" w:sz="1"/>
-              <w:right w:val="single" w:color="CCCCCC" w:sz="1"/>
+              <w:top w:val="single" w:sz="1" w:space="0" w:color="CCCCCC"/>
+              <w:left w:val="single" w:sz="1" w:space="0" w:color="CCCCCC"/>
+              <w:bottom w:val="single" w:sz="1" w:space="0" w:color="CCCCCC"/>
+              <w:right w:val="single" w:sz="1" w:space="0" w:color="CCCCCC"/>
             </w:tcBorders>
             <w:tcMar>
-              <w:top w:type="dxa" w:w="70"/>
-              <w:left w:type="dxa" w:w="110"/>
-              <w:bottom w:type="dxa" w:w="70"/>
-              <w:right w:type="dxa" w:w="110"/>
+              <w:top w:w="70" w:type="dxa"/>
+              <w:left w:w="110" w:type="dxa"/>
+              <w:bottom w:w="70" w:type="dxa"/>
+              <w:right w:w="110" w:type="dxa"/>
             </w:tcMar>
           </w:tcPr>
           <w:p>
             <w:pPr>
-              <w:spacing w:after="0" w:line="280"/>
+              <w:spacing w:line="280" w:lineRule="auto"/>
             </w:pPr>
             <w:r>
               <w:rPr>
-                <w:b w:val="false"/>
-                <w:bCs w:val="false"/>
-                <w:color w:val="1C2733"/>
                 <w:sz w:val="19"/>
                 <w:szCs w:val="19"/>
               </w:rPr>
-              <w:t xml:space="preserve">36</w:t>
+              <w:t>36</w:t>
             </w:r>
           </w:p>
         </w:tc>
         <w:tc>
           <w:tcPr>
-            <w:tcW w:type="dxa" w:w="3460"/>
+            <w:tcW w:w="3460" w:type="dxa"/>
             <w:tcBorders>
-              <w:top w:val="single" w:color="CCCCCC" w:sz="1"/>
-              <w:left w:val="single" w:color="CCCCCC" w:sz="1"/>
-              <w:bottom w:val="single" w:color="CCCCCC" w:sz="1"/>
-              <w:right w:val="single" w:color="CCCCCC" w:sz="1"/>
+              <w:top w:val="single" w:sz="1" w:space="0" w:color="CCCCCC"/>
+              <w:left w:val="single" w:sz="1" w:space="0" w:color="CCCCCC"/>
+              <w:bottom w:val="single" w:sz="1" w:space="0" w:color="CCCCCC"/>
+              <w:right w:val="single" w:sz="1" w:space="0" w:color="CCCCCC"/>
             </w:tcBorders>
             <w:tcMar>
-              <w:top w:type="dxa" w:w="70"/>
-              <w:left w:type="dxa" w:w="110"/>
-              <w:bottom w:type="dxa" w:w="70"/>
-              <w:right w:type="dxa" w:w="110"/>
+              <w:top w:w="70" w:type="dxa"/>
+              <w:left w:w="110" w:type="dxa"/>
+              <w:bottom w:w="70" w:type="dxa"/>
+              <w:right w:w="110" w:type="dxa"/>
             </w:tcMar>
           </w:tcPr>
           <w:p>
             <w:pPr>
-              <w:spacing w:after="0" w:line="280"/>
+              <w:spacing w:line="280" w:lineRule="auto"/>
             </w:pPr>
             <w:r>
               <w:rPr>
-                <w:b w:val="false"/>
-                <w:bCs w:val="false"/>
-                <w:color w:val="1C2733"/>
                 <w:sz w:val="19"/>
                 <w:szCs w:val="19"/>
               </w:rPr>
-              <w:t xml:space="preserve">Reefer fleet saturates first; cold-chain is the bottleneck</w:t>
+              <w:t xml:space="preserve">Reefer fleet saturates first; </w:t>
+            </w:r>
+            <w:proofErr w:type="gramStart"/>
+            <w:r>
+              <w:rPr>
+                <w:sz w:val="19"/>
+                <w:szCs w:val="19"/>
+              </w:rPr>
+              <w:t>cold-chain</w:t>
+            </w:r>
+            <w:proofErr w:type="gramEnd"/>
+            <w:r>
+              <w:rPr>
+                <w:sz w:val="19"/>
+                <w:szCs w:val="19"/>
+              </w:rPr>
+              <w:t xml:space="preserve"> is the bottleneck</w:t>
             </w:r>
           </w:p>
         </w:tc>
       </w:tr>
       <w:tr>
+        <w:tblPrEx>
+          <w:tblCellMar>
+            <w:top w:w="0" w:type="dxa"/>
+            <w:bottom w:w="0" w:type="dxa"/>
+          </w:tblCellMar>
+        </w:tblPrEx>
         <w:tc>
           <w:tcPr>
-            <w:tcW w:type="dxa" w:w="3000"/>
+            <w:tcW w:w="3000" w:type="dxa"/>
             <w:tcBorders>
-              <w:top w:val="single" w:color="CCCCCC" w:sz="1"/>
-              <w:left w:val="single" w:color="CCCCCC" w:sz="1"/>
-              <w:bottom w:val="single" w:color="CCCCCC" w:sz="1"/>
-              <w:right w:val="single" w:color="CCCCCC" w:sz="1"/>
+              <w:top w:val="single" w:sz="1" w:space="0" w:color="CCCCCC"/>
+              <w:left w:val="single" w:sz="1" w:space="0" w:color="CCCCCC"/>
+              <w:bottom w:val="single" w:sz="1" w:space="0" w:color="CCCCCC"/>
+              <w:right w:val="single" w:sz="1" w:space="0" w:color="CCCCCC"/>
             </w:tcBorders>
             <w:tcMar>
-              <w:top w:type="dxa" w:w="70"/>
-              <w:left w:type="dxa" w:w="110"/>
-              <w:bottom w:type="dxa" w:w="70"/>
-              <w:right w:type="dxa" w:w="110"/>
+              <w:top w:w="70" w:type="dxa"/>
+              <w:left w:w="110" w:type="dxa"/>
+              <w:bottom w:w="70" w:type="dxa"/>
+              <w:right w:w="110" w:type="dxa"/>
             </w:tcMar>
           </w:tcPr>
           <w:p>
             <w:pPr>
-              <w:spacing w:after="0" w:line="280"/>
+              <w:spacing w:line="280" w:lineRule="auto"/>
             </w:pPr>
             <w:r>
               <w:rPr>
-                <w:b w:val="false"/>
-                <w:bCs w:val="false"/>
-                <w:color w:val="1C2733"/>
                 <w:sz w:val="19"/>
                 <w:szCs w:val="19"/>
               </w:rPr>
-              <w:t xml:space="preserve">Corridor closure (C2 Philadelphia)</w:t>
+              <w:t>Corridor closure (C2 Philadelphia)</w:t>
             </w:r>
           </w:p>
         </w:tc>
         <w:tc>
           <w:tcPr>
-            <w:tcW w:type="dxa" w:w="1500"/>
+            <w:tcW w:w="1500" w:type="dxa"/>
             <w:tcBorders>
-              <w:top w:val="single" w:color="CCCCCC" w:sz="1"/>
-              <w:left w:val="single" w:color="CCCCCC" w:sz="1"/>
-              <w:bottom w:val="single" w:color="CCCCCC" w:sz="1"/>
-              <w:right w:val="single" w:color="CCCCCC" w:sz="1"/>
+              <w:top w:val="single" w:sz="1" w:space="0" w:color="CCCCCC"/>
+              <w:left w:val="single" w:sz="1" w:space="0" w:color="CCCCCC"/>
+              <w:bottom w:val="single" w:sz="1" w:space="0" w:color="CCCCCC"/>
+              <w:right w:val="single" w:sz="1" w:space="0" w:color="CCCCCC"/>
             </w:tcBorders>
             <w:tcMar>
-              <w:top w:type="dxa" w:w="70"/>
-              <w:left w:type="dxa" w:w="110"/>
-              <w:bottom w:type="dxa" w:w="70"/>
-              <w:right w:type="dxa" w:w="110"/>
+              <w:top w:w="70" w:type="dxa"/>
+              <w:left w:w="110" w:type="dxa"/>
+              <w:bottom w:w="70" w:type="dxa"/>
+              <w:right w:w="110" w:type="dxa"/>
             </w:tcMar>
           </w:tcPr>
           <w:p>
             <w:pPr>
-              <w:spacing w:after="0" w:line="280"/>
+              <w:spacing w:line="280" w:lineRule="auto"/>
             </w:pPr>
             <w:r>
               <w:rPr>
-                <w:b w:val="false"/>
-                <w:bCs w:val="false"/>
-                <w:color w:val="1C2733"/>
                 <w:sz w:val="19"/>
                 <w:szCs w:val="19"/>
               </w:rPr>
-              <w:t xml:space="preserve">2,880</w:t>
+              <w:t>2,880</w:t>
             </w:r>
           </w:p>
         </w:tc>
         <w:tc>
           <w:tcPr>
-            <w:tcW w:type="dxa" w:w="1400"/>
+            <w:tcW w:w="1400" w:type="dxa"/>
             <w:tcBorders>
-              <w:top w:val="single" w:color="CCCCCC" w:sz="1"/>
-              <w:left w:val="single" w:color="CCCCCC" w:sz="1"/>
-              <w:bottom w:val="single" w:color="CCCCCC" w:sz="1"/>
-              <w:right w:val="single" w:color="CCCCCC" w:sz="1"/>
+              <w:top w:val="single" w:sz="1" w:space="0" w:color="CCCCCC"/>
+              <w:left w:val="single" w:sz="1" w:space="0" w:color="CCCCCC"/>
+              <w:bottom w:val="single" w:sz="1" w:space="0" w:color="CCCCCC"/>
+              <w:right w:val="single" w:sz="1" w:space="0" w:color="CCCCCC"/>
             </w:tcBorders>
             <w:tcMar>
-              <w:top w:type="dxa" w:w="70"/>
-              <w:left w:type="dxa" w:w="110"/>
-              <w:bottom w:type="dxa" w:w="70"/>
-              <w:right w:type="dxa" w:w="110"/>
+              <w:top w:w="70" w:type="dxa"/>
+              <w:left w:w="110" w:type="dxa"/>
+              <w:bottom w:w="70" w:type="dxa"/>
+              <w:right w:w="110" w:type="dxa"/>
             </w:tcMar>
           </w:tcPr>
           <w:p>
             <w:pPr>
-              <w:spacing w:after="0" w:line="280"/>
+              <w:spacing w:line="280" w:lineRule="auto"/>
             </w:pPr>
             <w:r>
               <w:rPr>
-                <w:b w:val="false"/>
-                <w:bCs w:val="false"/>
-                <w:color w:val="1C2733"/>
                 <w:sz w:val="19"/>
                 <w:szCs w:val="19"/>
               </w:rPr>
-              <w:t xml:space="preserve">0</w:t>
+              <w:t>0</w:t>
             </w:r>
           </w:p>
         </w:tc>
         <w:tc>
           <w:tcPr>
-            <w:tcW w:type="dxa" w:w="3460"/>
+            <w:tcW w:w="3460" w:type="dxa"/>
             <w:tcBorders>
-              <w:top w:val="single" w:color="CCCCCC" w:sz="1"/>
-              <w:left w:val="single" w:color="CCCCCC" w:sz="1"/>
-              <w:bottom w:val="single" w:color="CCCCCC" w:sz="1"/>
-              <w:right w:val="single" w:color="CCCCCC" w:sz="1"/>
+              <w:top w:val="single" w:sz="1" w:space="0" w:color="CCCCCC"/>
+              <w:left w:val="single" w:sz="1" w:space="0" w:color="CCCCCC"/>
+              <w:bottom w:val="single" w:sz="1" w:space="0" w:color="CCCCCC"/>
+              <w:right w:val="single" w:sz="1" w:space="0" w:color="CCCCCC"/>
             </w:tcBorders>
             <w:tcMar>
-              <w:top w:type="dxa" w:w="70"/>
-              <w:left w:type="dxa" w:w="110"/>
-              <w:bottom w:type="dxa" w:w="70"/>
-              <w:right w:type="dxa" w:w="110"/>
+              <w:top w:w="70" w:type="dxa"/>
+              <w:left w:w="110" w:type="dxa"/>
+              <w:bottom w:w="70" w:type="dxa"/>
+              <w:right w:w="110" w:type="dxa"/>
             </w:tcMar>
           </w:tcPr>
           <w:p>
             <w:pPr>
-              <w:spacing w:after="0" w:line="280"/>
+              <w:spacing w:line="280" w:lineRule="auto"/>
             </w:pPr>
             <w:r>
               <w:rPr>
-                <w:b w:val="false"/>
-                <w:bCs w:val="false"/>
-                <w:color w:val="1C2733"/>
                 <w:sz w:val="19"/>
                 <w:szCs w:val="19"/>
               </w:rPr>
-              <w:t xml:space="preserve">Lost Tier-2 volume; no life-critical exposure</w:t>
+              <w:t>Lost Tier-2 volume; no life-critical exposure</w:t>
             </w:r>
           </w:p>
         </w:tc>
       </w:tr>
       <w:tr>
+        <w:tblPrEx>
+          <w:tblCellMar>
+            <w:top w:w="0" w:type="dxa"/>
+            <w:bottom w:w="0" w:type="dxa"/>
+          </w:tblCellMar>
+        </w:tblPrEx>
         <w:tc>
           <w:tcPr>
-            <w:tcW w:type="dxa" w:w="3000"/>
+            <w:tcW w:w="3000" w:type="dxa"/>
             <w:tcBorders>
-              <w:top w:val="single" w:color="CCCCCC" w:sz="1"/>
-              <w:left w:val="single" w:color="CCCCCC" w:sz="1"/>
-              <w:bottom w:val="single" w:color="CCCCCC" w:sz="1"/>
-              <w:right w:val="single" w:color="CCCCCC" w:sz="1"/>
+              <w:top w:val="single" w:sz="1" w:space="0" w:color="CCCCCC"/>
+              <w:left w:val="single" w:sz="1" w:space="0" w:color="CCCCCC"/>
+              <w:bottom w:val="single" w:sz="1" w:space="0" w:color="CCCCCC"/>
+              <w:right w:val="single" w:sz="1" w:space="0" w:color="CCCCCC"/>
             </w:tcBorders>
             <w:tcMar>
-              <w:top w:type="dxa" w:w="70"/>
-              <w:left w:type="dxa" w:w="110"/>
-              <w:bottom w:type="dxa" w:w="70"/>
-              <w:right w:type="dxa" w:w="110"/>
+              <w:top w:w="70" w:type="dxa"/>
+              <w:left w:w="110" w:type="dxa"/>
+              <w:bottom w:w="70" w:type="dxa"/>
+              <w:right w:w="110" w:type="dxa"/>
             </w:tcMar>
           </w:tcPr>
           <w:p>
             <w:pPr>
-              <w:spacing w:after="0" w:line="280"/>
+              <w:spacing w:line="280" w:lineRule="auto"/>
             </w:pPr>
             <w:r>
               <w:rPr>
-                <w:b w:val="false"/>
-                <w:bCs w:val="false"/>
-                <w:color w:val="1C2733"/>
                 <w:sz w:val="19"/>
                 <w:szCs w:val="19"/>
               </w:rPr>
-              <w:t xml:space="preserve">Driver + reefer shortage</w:t>
+              <w:t>Driver + reefer shortage</w:t>
             </w:r>
           </w:p>
         </w:tc>
         <w:tc>
           <w:tcPr>
-            <w:tcW w:type="dxa" w:w="1500"/>
+            <w:tcW w:w="1500" w:type="dxa"/>
             <w:tcBorders>
-              <w:top w:val="single" w:color="CCCCCC" w:sz="1"/>
-              <w:left w:val="single" w:color="CCCCCC" w:sz="1"/>
-              <w:bottom w:val="single" w:color="CCCCCC" w:sz="1"/>
-              <w:right w:val="single" w:color="CCCCCC" w:sz="1"/>
+              <w:top w:val="single" w:sz="1" w:space="0" w:color="CCCCCC"/>
+              <w:left w:val="single" w:sz="1" w:space="0" w:color="CCCCCC"/>
+              <w:bottom w:val="single" w:sz="1" w:space="0" w:color="CCCCCC"/>
+              <w:right w:val="single" w:sz="1" w:space="0" w:color="CCCCCC"/>
             </w:tcBorders>
             <w:tcMar>
-              <w:top w:type="dxa" w:w="70"/>
-              <w:left w:type="dxa" w:w="110"/>
-              <w:bottom w:type="dxa" w:w="70"/>
-              <w:right w:type="dxa" w:w="110"/>
+              <w:top w:w="70" w:type="dxa"/>
+              <w:left w:w="110" w:type="dxa"/>
+              <w:bottom w:w="70" w:type="dxa"/>
+              <w:right w:w="110" w:type="dxa"/>
             </w:tcMar>
           </w:tcPr>
           <w:p>
             <w:pPr>
-              <w:spacing w:after="0" w:line="280"/>
+              <w:spacing w:line="280" w:lineRule="auto"/>
             </w:pPr>
             <w:r>
               <w:rPr>
-                <w:b w:val="false"/>
-                <w:bCs w:val="false"/>
-                <w:color w:val="1C2733"/>
                 <w:sz w:val="19"/>
                 <w:szCs w:val="19"/>
               </w:rPr>
-              <w:t xml:space="preserve">5,600</w:t>
+              <w:t>5,600</w:t>
             </w:r>
           </w:p>
         </w:tc>
         <w:tc>
           <w:tcPr>
-            <w:tcW w:type="dxa" w:w="1400"/>
+            <w:tcW w:w="1400" w:type="dxa"/>
             <w:tcBorders>
-              <w:top w:val="single" w:color="CCCCCC" w:sz="1"/>
-              <w:left w:val="single" w:color="CCCCCC" w:sz="1"/>
-              <w:bottom w:val="single" w:color="CCCCCC" w:sz="1"/>
-              <w:right w:val="single" w:color="CCCCCC" w:sz="1"/>
+              <w:top w:val="single" w:sz="1" w:space="0" w:color="CCCCCC"/>
+              <w:left w:val="single" w:sz="1" w:space="0" w:color="CCCCCC"/>
+              <w:bottom w:val="single" w:sz="1" w:space="0" w:color="CCCCCC"/>
+              <w:right w:val="single" w:sz="1" w:space="0" w:color="CCCCCC"/>
             </w:tcBorders>
             <w:tcMar>
-              <w:top w:type="dxa" w:w="70"/>
-              <w:left w:type="dxa" w:w="110"/>
-              <w:bottom w:type="dxa" w:w="70"/>
-              <w:right w:type="dxa" w:w="110"/>
+              <w:top w:w="70" w:type="dxa"/>
+              <w:left w:w="110" w:type="dxa"/>
+              <w:bottom w:w="70" w:type="dxa"/>
+              <w:right w:w="110" w:type="dxa"/>
             </w:tcMar>
           </w:tcPr>
           <w:p>
             <w:pPr>
-              <w:spacing w:after="0" w:line="280"/>
+              <w:spacing w:line="280" w:lineRule="auto"/>
             </w:pPr>
             <w:r>
               <w:rPr>
-                <w:b w:val="false"/>
-                <w:bCs w:val="false"/>
-                <w:color w:val="1C2733"/>
                 <w:sz w:val="19"/>
                 <w:szCs w:val="19"/>
               </w:rPr>
-              <w:t xml:space="preserve">20</w:t>
+              <w:t>20</w:t>
             </w:r>
           </w:p>
         </w:tc>
         <w:tc>
           <w:tcPr>
-            <w:tcW w:type="dxa" w:w="3460"/>
+            <w:tcW w:w="3460" w:type="dxa"/>
             <w:tcBorders>
-              <w:top w:val="single" w:color="CCCCCC" w:sz="1"/>
-              <w:left w:val="single" w:color="CCCCCC" w:sz="1"/>
-              <w:bottom w:val="single" w:color="CCCCCC" w:sz="1"/>
-              <w:right w:val="single" w:color="CCCCCC" w:sz="1"/>
+              <w:top w:val="single" w:sz="1" w:space="0" w:color="CCCCCC"/>
+              <w:left w:val="single" w:sz="1" w:space="0" w:color="CCCCCC"/>
+              <w:bottom w:val="single" w:sz="1" w:space="0" w:color="CCCCCC"/>
+              <w:right w:val="single" w:sz="1" w:space="0" w:color="CCCCCC"/>
             </w:tcBorders>
             <w:tcMar>
-              <w:top w:type="dxa" w:w="70"/>
-              <w:left w:type="dxa" w:w="110"/>
-              <w:bottom w:type="dxa" w:w="70"/>
-              <w:right w:type="dxa" w:w="110"/>
+              <w:top w:w="70" w:type="dxa"/>
+              <w:left w:w="110" w:type="dxa"/>
+              <w:bottom w:w="70" w:type="dxa"/>
+              <w:right w:w="110" w:type="dxa"/>
             </w:tcMar>
           </w:tcPr>
           <w:p>
             <w:pPr>
-              <w:spacing w:after="0" w:line="280"/>
+              <w:spacing w:line="280" w:lineRule="auto"/>
             </w:pPr>
             <w:r>
               <w:rPr>
-                <w:b w:val="false"/>
-                <w:bCs w:val="false"/>
-                <w:color w:val="1C2733"/>
                 <w:sz w:val="19"/>
                 <w:szCs w:val="19"/>
               </w:rPr>
-              <w:t xml:space="preserve">Drivers become the bottleneck, not trucks</w:t>
+              <w:t>Drivers become the bottleneck, not trucks</w:t>
             </w:r>
           </w:p>
         </w:tc>
       </w:tr>
       <w:tr>
+        <w:tblPrEx>
+          <w:tblCellMar>
+            <w:top w:w="0" w:type="dxa"/>
+            <w:bottom w:w="0" w:type="dxa"/>
+          </w:tblCellMar>
+        </w:tblPrEx>
         <w:tc>
           <w:tcPr>
-            <w:tcW w:type="dxa" w:w="3000"/>
+            <w:tcW w:w="3000" w:type="dxa"/>
             <w:tcBorders>
-              <w:top w:val="single" w:color="CCCCCC" w:sz="1"/>
-              <w:left w:val="single" w:color="CCCCCC" w:sz="1"/>
-              <w:bottom w:val="single" w:color="CCCCCC" w:sz="1"/>
-              <w:right w:val="single" w:color="CCCCCC" w:sz="1"/>
+              <w:top w:val="single" w:sz="1" w:space="0" w:color="CCCCCC"/>
+              <w:left w:val="single" w:sz="1" w:space="0" w:color="CCCCCC"/>
+              <w:bottom w:val="single" w:sz="1" w:space="0" w:color="CCCCCC"/>
+              <w:right w:val="single" w:sz="1" w:space="0" w:color="CCCCCC"/>
             </w:tcBorders>
             <w:tcMar>
-              <w:top w:type="dxa" w:w="70"/>
-              <w:left w:type="dxa" w:w="110"/>
-              <w:bottom w:type="dxa" w:w="70"/>
-              <w:right w:type="dxa" w:w="110"/>
+              <w:top w:w="70" w:type="dxa"/>
+              <w:left w:w="110" w:type="dxa"/>
+              <w:bottom w:w="70" w:type="dxa"/>
+              <w:right w:w="110" w:type="dxa"/>
             </w:tcMar>
           </w:tcPr>
           <w:p>
             <w:pPr>
-              <w:spacing w:after="0" w:line="280"/>
+              <w:spacing w:line="280" w:lineRule="auto"/>
             </w:pPr>
             <w:r>
               <w:rPr>
-                <w:b w:val="false"/>
-                <w:bCs w:val="false"/>
-                <w:color w:val="1C2733"/>
                 <w:sz w:val="19"/>
                 <w:szCs w:val="19"/>
               </w:rPr>
-              <w:t xml:space="preserve">Weather surge on I-95 (score 3)</w:t>
+              <w:t>Weather surge on I-95 (score 3)</w:t>
             </w:r>
           </w:p>
         </w:tc>
         <w:tc>
           <w:tcPr>
-            <w:tcW w:type="dxa" w:w="1500"/>
+            <w:tcW w:w="1500" w:type="dxa"/>
             <w:tcBorders>
-              <w:top w:val="single" w:color="CCCCCC" w:sz="1"/>
-              <w:left w:val="single" w:color="CCCCCC" w:sz="1"/>
-              <w:bottom w:val="single" w:color="CCCCCC" w:sz="1"/>
-              <w:right w:val="single" w:color="CCCCCC" w:sz="1"/>
+              <w:top w:val="single" w:sz="1" w:space="0" w:color="CCCCCC"/>
+              <w:left w:val="single" w:sz="1" w:space="0" w:color="CCCCCC"/>
+              <w:bottom w:val="single" w:sz="1" w:space="0" w:color="CCCCCC"/>
+              <w:right w:val="single" w:sz="1" w:space="0" w:color="CCCCCC"/>
             </w:tcBorders>
             <w:tcMar>
-              <w:top w:type="dxa" w:w="70"/>
-              <w:left w:type="dxa" w:w="110"/>
-              <w:bottom w:type="dxa" w:w="70"/>
-              <w:right w:type="dxa" w:w="110"/>
+              <w:top w:w="70" w:type="dxa"/>
+              <w:left w:w="110" w:type="dxa"/>
+              <w:bottom w:w="70" w:type="dxa"/>
+              <w:right w:w="110" w:type="dxa"/>
             </w:tcMar>
           </w:tcPr>
           <w:p>
             <w:pPr>
-              <w:spacing w:after="0" w:line="280"/>
+              <w:spacing w:line="280" w:lineRule="auto"/>
             </w:pPr>
             <w:r>
               <w:rPr>
-                <w:b w:val="false"/>
-                <w:bCs w:val="false"/>
-                <w:color w:val="1C2733"/>
                 <w:sz w:val="19"/>
                 <w:szCs w:val="19"/>
               </w:rPr>
-              <w:t xml:space="preserve">2,160</w:t>
+              <w:t>2,160</w:t>
             </w:r>
           </w:p>
         </w:tc>
         <w:tc>
           <w:tcPr>
-            <w:tcW w:type="dxa" w:w="1400"/>
+            <w:tcW w:w="1400" w:type="dxa"/>
             <w:tcBorders>
-              <w:top w:val="single" w:color="CCCCCC" w:sz="1"/>
-              <w:left w:val="single" w:color="CCCCCC" w:sz="1"/>
-              <w:bottom w:val="single" w:color="CCCCCC" w:sz="1"/>
-              <w:right w:val="single" w:color="CCCCCC" w:sz="1"/>
+              <w:top w:val="single" w:sz="1" w:space="0" w:color="CCCCCC"/>
+              <w:left w:val="single" w:sz="1" w:space="0" w:color="CCCCCC"/>
+              <w:bottom w:val="single" w:sz="1" w:space="0" w:color="CCCCCC"/>
+              <w:right w:val="single" w:sz="1" w:space="0" w:color="CCCCCC"/>
             </w:tcBorders>
             <w:tcMar>
-              <w:top w:type="dxa" w:w="70"/>
-              <w:left w:type="dxa" w:w="110"/>
-              <w:bottom w:type="dxa" w:w="70"/>
-              <w:right w:type="dxa" w:w="110"/>
+              <w:top w:w="70" w:type="dxa"/>
+              <w:left w:w="110" w:type="dxa"/>
+              <w:bottom w:w="70" w:type="dxa"/>
+              <w:right w:w="110" w:type="dxa"/>
             </w:tcMar>
           </w:tcPr>
           <w:p>
             <w:pPr>
-              <w:spacing w:after="0" w:line="280"/>
+              <w:spacing w:line="280" w:lineRule="auto"/>
             </w:pPr>
             <w:r>
               <w:rPr>
-                <w:b w:val="false"/>
-                <w:bCs w:val="false"/>
-                <w:color w:val="1C2733"/>
                 <w:sz w:val="19"/>
                 <w:szCs w:val="19"/>
               </w:rPr>
-              <w:t xml:space="preserve">0</w:t>
+              <w:t>0</w:t>
             </w:r>
           </w:p>
         </w:tc>
         <w:tc>
           <w:tcPr>
-            <w:tcW w:type="dxa" w:w="3460"/>
+            <w:tcW w:w="3460" w:type="dxa"/>
             <w:tcBorders>
-              <w:top w:val="single" w:color="CCCCCC" w:sz="1"/>
-              <w:left w:val="single" w:color="CCCCCC" w:sz="1"/>
-              <w:bottom w:val="single" w:color="CCCCCC" w:sz="1"/>
-              <w:right w:val="single" w:color="CCCCCC" w:sz="1"/>
+              <w:top w:val="single" w:sz="1" w:space="0" w:color="CCCCCC"/>
+              <w:left w:val="single" w:sz="1" w:space="0" w:color="CCCCCC"/>
+              <w:bottom w:val="single" w:sz="1" w:space="0" w:color="CCCCCC"/>
+              <w:right w:val="single" w:sz="1" w:space="0" w:color="CCCCCC"/>
             </w:tcBorders>
             <w:tcMar>
-              <w:top w:type="dxa" w:w="70"/>
-              <w:left w:type="dxa" w:w="110"/>
-              <w:bottom w:type="dxa" w:w="70"/>
-              <w:right w:type="dxa" w:w="110"/>
+              <w:top w:w="70" w:type="dxa"/>
+              <w:left w:w="110" w:type="dxa"/>
+              <w:bottom w:w="70" w:type="dxa"/>
+              <w:right w:w="110" w:type="dxa"/>
             </w:tcMar>
           </w:tcPr>
           <w:p>
             <w:pPr>
-              <w:spacing w:after="0" w:line="280"/>
+              <w:spacing w:line="280" w:lineRule="auto"/>
             </w:pPr>
             <w:r>
               <w:rPr>
-                <w:b w:val="false"/>
-                <w:bCs w:val="false"/>
-                <w:color w:val="1C2733"/>
                 <w:sz w:val="19"/>
                 <w:szCs w:val="19"/>
               </w:rPr>
-              <w:t xml:space="preserve">Travel buffer erodes effective truck capacity</w:t>
+              <w:t>Travel buffer erodes effective truck capacity</w:t>
             </w:r>
           </w:p>
         </w:tc>
@@ -1155,7 +1602,7 @@
     </w:tbl>
     <w:p>
       <w:pPr>
-        <w:spacing w:after="120" w:before="100"/>
+        <w:spacing w:before="100" w:after="120"/>
       </w:pPr>
       <w:r>
         <w:rPr>
@@ -1165,7 +1612,7 @@
           <w:sz w:val="18"/>
           <w:szCs w:val="18"/>
         </w:rPr>
-        <w:t xml:space="preserve">Penalty score is the playbook’s own units (Section 13.2), so every figure is auditable rather than an LLM estimate.</w:t>
+        <w:t>Penalty score is the playbook’s own units (Section 13.2), so every figure is auditable rather than an LLM estimate.</w:t>
       </w:r>
     </w:p>
     <w:p>
@@ -1173,15 +1620,15 @@
         <w:pStyle w:val="Heading1"/>
       </w:pPr>
       <w:r>
-        <w:t xml:space="preserve">2. Key Assumptions</w:t>
-      </w:r>
-    </w:p>
-    <w:p>
-      <w:pPr>
-        <w:spacing w:after="120" w:line="300"/>
-      </w:pPr>
-      <w:r>
-        <w:t xml:space="preserve">These assumptions frame the analysis and are enforced consistently in code and prompts:</w:t>
+        <w:t>2. Key Assumptions</w:t>
+      </w:r>
+    </w:p>
+    <w:p>
+      <w:pPr>
+        <w:spacing w:after="120" w:line="300" w:lineRule="auto"/>
+      </w:pPr>
+      <w:r>
+        <w:t>These assumptions frame the analysis and are enforced consistently in code and prompts:</w:t>
       </w:r>
     </w:p>
     <w:p>
@@ -1191,7 +1638,7 @@
           <w:ilvl w:val="0"/>
           <w:numId w:val="2"/>
         </w:numPr>
-        <w:spacing w:after="80" w:line="300"/>
+        <w:spacing w:after="80" w:line="300" w:lineRule="auto"/>
       </w:pPr>
       <w:r>
         <w:rPr>
@@ -1201,7 +1648,7 @@
         <w:t xml:space="preserve">Corridor → SLA tier. </w:t>
       </w:r>
       <w:r>
-        <w:t xml:space="preserve">C1 (I-95 / Boston) carries Tier-1 life-critical demand (6-hour SLA); C2 (Philadelphia) is Tier-2 standard (12-hour SLA). Encoded in data-augmented/corridor_sla.csv.</w:t>
+        <w:t>C1 (I-95 / Boston) carries Tier-1 life-critical demand (6-hour SLA); C2 (Philadelphia) is Tier-2 standard (12-hour SLA). Encoded in data-augmented/corridor_sla.csv.</w:t>
       </w:r>
     </w:p>
     <w:p>
@@ -1211,17 +1658,18 @@
           <w:ilvl w:val="0"/>
           <w:numId w:val="2"/>
         </w:numPr>
-        <w:spacing w:after="80" w:line="300"/>
-      </w:pPr>
-      <w:r>
-        <w:rPr>
-          <w:b/>
-          <w:bCs/>
-        </w:rPr>
+        <w:spacing w:after="80" w:line="300" w:lineRule="auto"/>
+      </w:pPr>
+      <w:r>
+        <w:rPr>
+          <w:b/>
+          <w:bCs/>
+        </w:rPr>
+        <w:lastRenderedPageBreak/>
         <w:t xml:space="preserve">Penalty model used verbatim. </w:t>
       </w:r>
       <w:r>
-        <w:t xml:space="preserve">Playbook §13.2: Tier-1 SLA violation = 100, Tier-2 = 40, cold-chain violation = +80 (additive), non-SLA delay = 10. No team re-weighting, so scenarios stay comparable and gradable.</w:t>
+        <w:t>Playbook §13.2: Tier-1 SLA violation = 100, Tier-2 = 40, cold-chain violation = +80 (additive), non-SLA delay = 10. No team re-weighting, so scenarios stay comparable and gradable.</w:t>
       </w:r>
     </w:p>
     <w:p>
@@ -1231,7 +1679,7 @@
           <w:ilvl w:val="0"/>
           <w:numId w:val="2"/>
         </w:numPr>
-        <w:spacing w:after="80" w:line="300"/>
+        <w:spacing w:after="80" w:line="300" w:lineRule="auto"/>
       </w:pPr>
       <w:r>
         <w:rPr>
@@ -1241,7 +1689,7 @@
         <w:t xml:space="preserve">Resource file is authoritative. </w:t>
       </w:r>
       <w:r>
-        <w:t xml:space="preserve">Daily availability (6 drivers, 4 standard trucks, 2 reefer trucks) is read from Resource_availability_48h.csv per playbook §13.1.</w:t>
+        <w:t>Daily availability (6 drivers, 4 standard trucks, 2 reefer trucks) is read from Resource_availability_48h.csv per playbook §13.1.</w:t>
       </w:r>
     </w:p>
     <w:p>
@@ -1251,7 +1699,7 @@
           <w:ilvl w:val="0"/>
           <w:numId w:val="2"/>
         </w:numPr>
-        <w:spacing w:after="80" w:line="300"/>
+        <w:spacing w:after="80" w:line="300" w:lineRule="auto"/>
       </w:pPr>
       <w:r>
         <w:rPr>
@@ -1261,7 +1709,7 @@
         <w:t xml:space="preserve">One driver per truck. </w:t>
       </w:r>
       <w:r>
-        <w:t xml:space="preserve">A truck without an assigned driver cannot dispatch; drivers are a shared daily pool across corridors.</w:t>
+        <w:t>A truck without an assigned driver cannot dispatch; drivers are a shared daily pool across corridors.</w:t>
       </w:r>
     </w:p>
     <w:p>
@@ -1271,7 +1719,7 @@
           <w:ilvl w:val="0"/>
           <w:numId w:val="2"/>
         </w:numPr>
-        <w:spacing w:after="80" w:line="300"/>
+        <w:spacing w:after="80" w:line="300" w:lineRule="auto"/>
       </w:pPr>
       <w:r>
         <w:rPr>
@@ -1281,7 +1729,7 @@
         <w:t xml:space="preserve">Closure strands demand — it does not delete it. </w:t>
       </w:r>
       <w:r>
-        <w:t xml:space="preserve">Units on a closed corridor remain real demand but become undeliverable on that lane and are penalised (playbook §12 exception handling), rather than silently disappearing.</w:t>
+        <w:t>Units on a closed corridor remain real demand but become undeliverable on that lane and are penalised (playbook §12 exception handling), rather than silently disappearing.</w:t>
       </w:r>
     </w:p>
     <w:p>
@@ -1291,7 +1739,7 @@
           <w:ilvl w:val="0"/>
           <w:numId w:val="2"/>
         </w:numPr>
-        <w:spacing w:after="80" w:line="300"/>
+        <w:spacing w:after="80" w:line="300" w:lineRule="auto"/>
       </w:pPr>
       <w:r>
         <w:rPr>
@@ -1301,7 +1749,7 @@
         <w:t xml:space="preserve">Weather override is a planning lever. </w:t>
       </w:r>
       <w:r>
-        <w:t xml:space="preserve">It maps to the playbook §5.2 travel-time buffer (risk 1/2/3 → +10% / +25% / +40% effective transit), not a live forecast call, in scenario mode.</w:t>
+        <w:t>It maps to the playbook §5.2 travel-time buffer (risk 1/2/3 → +10% / +25% / +40% effective transit), not a live forecast call, in scenario mode.</w:t>
       </w:r>
     </w:p>
     <w:p>
@@ -1311,7 +1759,7 @@
           <w:ilvl w:val="0"/>
           <w:numId w:val="2"/>
         </w:numPr>
-        <w:spacing w:after="80" w:line="300"/>
+        <w:spacing w:after="80" w:line="300" w:lineRule="auto"/>
       </w:pPr>
       <w:r>
         <w:rPr>
@@ -1321,7 +1769,23 @@
         <w:t xml:space="preserve">Augmented planning dataset. </w:t>
       </w:r>
       <w:r>
-        <w:t xml:space="preserve">The provided 14-day file has too few planning-window rows to stress a 2-reefer / 4-truck fleet, so we generated a deterministic 72-row 48-hour feed sized so the baseline is feasible (penalty 0) and every disruption clearly bites. The PDF explicitly invites simulating realistic values.</w:t>
+        <w:t xml:space="preserve">The provided 14-day file has too few planning-window rows to stress a 2-reefer / 4-truck fleet, so we generated a deterministic 72-row 48-hour feed </w:t>
+      </w:r>
+      <w:proofErr w:type="gramStart"/>
+      <w:r>
+        <w:t>sized</w:t>
+      </w:r>
+      <w:proofErr w:type="gramEnd"/>
+      <w:r>
+        <w:t xml:space="preserve"> so the baseline is feasible (penalty 0</w:t>
+      </w:r>
+      <w:proofErr w:type="gramStart"/>
+      <w:r>
+        <w:t>)</w:t>
+      </w:r>
+      <w:proofErr w:type="gramEnd"/>
+      <w:r>
+        <w:t xml:space="preserve"> and every disruption clearly bites. The PDF explicitly invites simulating realistic values.</w:t>
       </w:r>
     </w:p>
     <w:p>
@@ -1331,7 +1795,7 @@
           <w:ilvl w:val="0"/>
           <w:numId w:val="2"/>
         </w:numPr>
-        <w:spacing w:after="80" w:line="300"/>
+        <w:spacing w:after="80" w:line="300" w:lineRule="auto"/>
       </w:pPr>
       <w:r>
         <w:rPr>
@@ -1341,7 +1805,7 @@
         <w:t xml:space="preserve">Identifier reconciliation. </w:t>
       </w:r>
       <w:r>
-        <w:t xml:space="preserve">Missing / legacy / alias item identifiers are resolved to a stable canonical key via the playbook Appendix A precedence (exact → alias → legacy); unresolved rows are excluded with a reason code.</w:t>
+        <w:t>Missing / legacy / alias item identifiers are resolved to a stable canonical key via the playbook Appendix A precedence (exact → alias → legacy); unresolved rows are excluded with a reason code.</w:t>
       </w:r>
     </w:p>
     <w:p>
@@ -1349,7 +1813,7 @@
         <w:pStyle w:val="Heading1"/>
       </w:pPr>
       <w:r>
-        <w:t xml:space="preserve">3. Technical Methodology</w:t>
+        <w:t>3. Technical Methodology</w:t>
       </w:r>
     </w:p>
     <w:p>
@@ -1357,38 +1821,215 @@
         <w:pStyle w:val="Heading2"/>
       </w:pPr>
       <w:r>
-        <w:t xml:space="preserve">3.1 Architectural Enhancements (LangGraph)</w:t>
-      </w:r>
-    </w:p>
-    <w:p>
-      <w:pPr>
-        <w:spacing w:after="120" w:line="300"/>
-      </w:pPr>
-      <w:r>
-        <w:t xml:space="preserve">The original graph was strictly linear (pdf_context → csv_analysis → weather → planner → report → email). We replaced it with a 10-node graph containing a deterministic simulation core and a cyclic self-correction loop:</w:t>
-      </w:r>
-    </w:p>
-    <w:p>
-      <w:pPr>
-        <w:shd w:fill="F4F7F9" w:val="clear"/>
-        <w:spacing w:after="120" w:line="260"/>
-      </w:pPr>
-      <w:r>
-        <w:rPr>
-          <w:rFonts w:ascii="Courier New" w:cs="Courier New" w:eastAsia="Courier New" w:hAnsi="Courier New"/>
-          <w:color w:val="1C2733"/>
+        <w:t>3.1 Architectural Enhancements (</w:t>
+      </w:r>
+      <w:proofErr w:type="spellStart"/>
+      <w:r>
+        <w:t>LangGraph</w:t>
+      </w:r>
+      <w:proofErr w:type="spellEnd"/>
+      <w:r>
+        <w:t>)</w:t>
+      </w:r>
+    </w:p>
+    <w:p>
+      <w:pPr>
+        <w:spacing w:after="120" w:line="300" w:lineRule="auto"/>
+      </w:pPr>
+      <w:r>
+        <w:t>The original graph was strictly linear (</w:t>
+      </w:r>
+      <w:proofErr w:type="spellStart"/>
+      <w:r>
+        <w:t>pdf_context</w:t>
+      </w:r>
+      <w:proofErr w:type="spellEnd"/>
+      <w:r>
+        <w:t xml:space="preserve"> → </w:t>
+      </w:r>
+      <w:proofErr w:type="spellStart"/>
+      <w:r>
+        <w:t>csv_analysis</w:t>
+      </w:r>
+      <w:proofErr w:type="spellEnd"/>
+      <w:r>
+        <w:t xml:space="preserve"> → weather → planner → report → email). We replaced it with a 10-node graph containing a deterministic simulation core and a cyclic self-correction loop:</w:t>
+      </w:r>
+    </w:p>
+    <w:p>
+      <w:pPr>
+        <w:shd w:val="clear" w:color="auto" w:fill="F4F7F9"/>
+        <w:spacing w:after="120" w:line="260" w:lineRule="auto"/>
+      </w:pPr>
+      <w:proofErr w:type="spellStart"/>
+      <w:r>
+        <w:rPr>
+          <w:rFonts w:ascii="Courier New" w:eastAsia="Courier New" w:hAnsi="Courier New" w:cs="Courier New"/>
           <w:sz w:val="17"/>
           <w:szCs w:val="17"/>
         </w:rPr>
-        <w:t xml:space="preserve">pdf_context → data_reconciliation → baseline_kpis → scenario_parser → disruption_engine → impact_analysis → contingency_planner ⇄ audit  (cyclic, max 2)  → report → email</w:t>
-      </w:r>
-    </w:p>
-    <w:p>
-      <w:pPr>
-        <w:spacing w:after="120" w:line="300"/>
-      </w:pPr>
-      <w:r>
-        <w:t xml:space="preserve">Key changes versus the prototype:</w:t>
+        <w:t>pdf_context</w:t>
+      </w:r>
+      <w:proofErr w:type="spellEnd"/>
+      <w:r>
+        <w:rPr>
+          <w:rFonts w:ascii="Courier New" w:eastAsia="Courier New" w:hAnsi="Courier New" w:cs="Courier New"/>
+          <w:sz w:val="17"/>
+          <w:szCs w:val="17"/>
+        </w:rPr>
+        <w:t xml:space="preserve"> → </w:t>
+      </w:r>
+      <w:proofErr w:type="spellStart"/>
+      <w:r>
+        <w:rPr>
+          <w:rFonts w:ascii="Courier New" w:eastAsia="Courier New" w:hAnsi="Courier New" w:cs="Courier New"/>
+          <w:sz w:val="17"/>
+          <w:szCs w:val="17"/>
+        </w:rPr>
+        <w:t>data_reconciliation</w:t>
+      </w:r>
+      <w:proofErr w:type="spellEnd"/>
+      <w:r>
+        <w:rPr>
+          <w:rFonts w:ascii="Courier New" w:eastAsia="Courier New" w:hAnsi="Courier New" w:cs="Courier New"/>
+          <w:sz w:val="17"/>
+          <w:szCs w:val="17"/>
+        </w:rPr>
+        <w:t xml:space="preserve"> → </w:t>
+      </w:r>
+      <w:proofErr w:type="spellStart"/>
+      <w:r>
+        <w:rPr>
+          <w:rFonts w:ascii="Courier New" w:eastAsia="Courier New" w:hAnsi="Courier New" w:cs="Courier New"/>
+          <w:sz w:val="17"/>
+          <w:szCs w:val="17"/>
+        </w:rPr>
+        <w:t>baseline_kpis</w:t>
+      </w:r>
+      <w:proofErr w:type="spellEnd"/>
+      <w:r>
+        <w:rPr>
+          <w:rFonts w:ascii="Courier New" w:eastAsia="Courier New" w:hAnsi="Courier New" w:cs="Courier New"/>
+          <w:sz w:val="17"/>
+          <w:szCs w:val="17"/>
+        </w:rPr>
+        <w:t xml:space="preserve"> → </w:t>
+      </w:r>
+      <w:proofErr w:type="spellStart"/>
+      <w:r>
+        <w:rPr>
+          <w:rFonts w:ascii="Courier New" w:eastAsia="Courier New" w:hAnsi="Courier New" w:cs="Courier New"/>
+          <w:sz w:val="17"/>
+          <w:szCs w:val="17"/>
+        </w:rPr>
+        <w:t>scenario_parser</w:t>
+      </w:r>
+      <w:proofErr w:type="spellEnd"/>
+      <w:r>
+        <w:rPr>
+          <w:rFonts w:ascii="Courier New" w:eastAsia="Courier New" w:hAnsi="Courier New" w:cs="Courier New"/>
+          <w:sz w:val="17"/>
+          <w:szCs w:val="17"/>
+        </w:rPr>
+        <w:t xml:space="preserve"> → </w:t>
+      </w:r>
+      <w:proofErr w:type="spellStart"/>
+      <w:r>
+        <w:rPr>
+          <w:rFonts w:ascii="Courier New" w:eastAsia="Courier New" w:hAnsi="Courier New" w:cs="Courier New"/>
+          <w:sz w:val="17"/>
+          <w:szCs w:val="17"/>
+        </w:rPr>
+        <w:t>disruption_engine</w:t>
+      </w:r>
+      <w:proofErr w:type="spellEnd"/>
+      <w:r>
+        <w:rPr>
+          <w:rFonts w:ascii="Courier New" w:eastAsia="Courier New" w:hAnsi="Courier New" w:cs="Courier New"/>
+          <w:sz w:val="17"/>
+          <w:szCs w:val="17"/>
+        </w:rPr>
+        <w:t xml:space="preserve"> → </w:t>
+      </w:r>
+      <w:proofErr w:type="spellStart"/>
+      <w:r>
+        <w:rPr>
+          <w:rFonts w:ascii="Courier New" w:eastAsia="Courier New" w:hAnsi="Courier New" w:cs="Courier New"/>
+          <w:sz w:val="17"/>
+          <w:szCs w:val="17"/>
+        </w:rPr>
+        <w:t>impact_analysis</w:t>
+      </w:r>
+      <w:proofErr w:type="spellEnd"/>
+      <w:r>
+        <w:rPr>
+          <w:rFonts w:ascii="Courier New" w:eastAsia="Courier New" w:hAnsi="Courier New" w:cs="Courier New"/>
+          <w:sz w:val="17"/>
+          <w:szCs w:val="17"/>
+        </w:rPr>
+        <w:t xml:space="preserve"> → </w:t>
+      </w:r>
+      <w:proofErr w:type="spellStart"/>
+      <w:r>
+        <w:rPr>
+          <w:rFonts w:ascii="Courier New" w:eastAsia="Courier New" w:hAnsi="Courier New" w:cs="Courier New"/>
+          <w:sz w:val="17"/>
+          <w:szCs w:val="17"/>
+        </w:rPr>
+        <w:t>contingency_planner</w:t>
+      </w:r>
+      <w:proofErr w:type="spellEnd"/>
+      <w:r>
+        <w:rPr>
+          <w:rFonts w:ascii="Courier New" w:eastAsia="Courier New" w:hAnsi="Courier New" w:cs="Courier New"/>
+          <w:sz w:val="17"/>
+          <w:szCs w:val="17"/>
+        </w:rPr>
+        <w:t xml:space="preserve"> ⇄ </w:t>
+      </w:r>
+      <w:proofErr w:type="gramStart"/>
+      <w:r>
+        <w:rPr>
+          <w:rFonts w:ascii="Courier New" w:eastAsia="Courier New" w:hAnsi="Courier New" w:cs="Courier New"/>
+          <w:sz w:val="17"/>
+          <w:szCs w:val="17"/>
+        </w:rPr>
+        <w:t>audit  (</w:t>
+      </w:r>
+      <w:proofErr w:type="gramEnd"/>
+      <w:r>
+        <w:rPr>
+          <w:rFonts w:ascii="Courier New" w:eastAsia="Courier New" w:hAnsi="Courier New" w:cs="Courier New"/>
+          <w:sz w:val="17"/>
+          <w:szCs w:val="17"/>
+        </w:rPr>
+        <w:t>cyclic, max 2</w:t>
+      </w:r>
+      <w:proofErr w:type="gramStart"/>
+      <w:r>
+        <w:rPr>
+          <w:rFonts w:ascii="Courier New" w:eastAsia="Courier New" w:hAnsi="Courier New" w:cs="Courier New"/>
+          <w:sz w:val="17"/>
+          <w:szCs w:val="17"/>
+        </w:rPr>
+        <w:t>)  →</w:t>
+      </w:r>
+      <w:proofErr w:type="gramEnd"/>
+      <w:r>
+        <w:rPr>
+          <w:rFonts w:ascii="Courier New" w:eastAsia="Courier New" w:hAnsi="Courier New" w:cs="Courier New"/>
+          <w:sz w:val="17"/>
+          <w:szCs w:val="17"/>
+        </w:rPr>
+        <w:t xml:space="preserve"> report → email</w:t>
+      </w:r>
+    </w:p>
+    <w:p>
+      <w:pPr>
+        <w:spacing w:after="120" w:line="300" w:lineRule="auto"/>
+      </w:pPr>
+      <w:r>
+        <w:t>Key changes versus the prototype:</w:t>
       </w:r>
     </w:p>
     <w:p>
@@ -1398,7 +2039,7 @@
           <w:ilvl w:val="0"/>
           <w:numId w:val="3"/>
         </w:numPr>
-        <w:spacing w:after="80" w:line="300"/>
+        <w:spacing w:after="80" w:line="300" w:lineRule="auto"/>
       </w:pPr>
       <w:r>
         <w:rPr>
@@ -1407,8 +2048,53 @@
         </w:rPr>
         <w:t xml:space="preserve">New nodes: </w:t>
       </w:r>
-      <w:r>
-        <w:t xml:space="preserve">data_reconciliation, baseline_kpis, scenario_parser, disruption_engine, impact_analysis, contingency_planner, audit.</w:t>
+      <w:proofErr w:type="spellStart"/>
+      <w:r>
+        <w:t>data_reconciliation</w:t>
+      </w:r>
+      <w:proofErr w:type="spellEnd"/>
+      <w:r>
+        <w:t xml:space="preserve">, </w:t>
+      </w:r>
+      <w:proofErr w:type="spellStart"/>
+      <w:r>
+        <w:t>baseline_kpis</w:t>
+      </w:r>
+      <w:proofErr w:type="spellEnd"/>
+      <w:r>
+        <w:t xml:space="preserve">, </w:t>
+      </w:r>
+      <w:proofErr w:type="spellStart"/>
+      <w:r>
+        <w:t>scenario_parser</w:t>
+      </w:r>
+      <w:proofErr w:type="spellEnd"/>
+      <w:r>
+        <w:t xml:space="preserve">, </w:t>
+      </w:r>
+      <w:proofErr w:type="spellStart"/>
+      <w:r>
+        <w:t>disruption_engine</w:t>
+      </w:r>
+      <w:proofErr w:type="spellEnd"/>
+      <w:r>
+        <w:t xml:space="preserve">, </w:t>
+      </w:r>
+      <w:proofErr w:type="spellStart"/>
+      <w:r>
+        <w:t>impact_analysis</w:t>
+      </w:r>
+      <w:proofErr w:type="spellEnd"/>
+      <w:r>
+        <w:t xml:space="preserve">, </w:t>
+      </w:r>
+      <w:proofErr w:type="spellStart"/>
+      <w:r>
+        <w:t>contingency_planner</w:t>
+      </w:r>
+      <w:proofErr w:type="spellEnd"/>
+      <w:r>
+        <w:t>, audit.</w:t>
       </w:r>
     </w:p>
     <w:p>
@@ -1418,7 +2104,7 @@
           <w:ilvl w:val="0"/>
           <w:numId w:val="3"/>
         </w:numPr>
-        <w:spacing w:after="80" w:line="300"/>
+        <w:spacing w:after="80" w:line="300" w:lineRule="auto"/>
       </w:pPr>
       <w:r>
         <w:rPr>
@@ -1427,8 +2113,21 @@
         </w:rPr>
         <w:t xml:space="preserve">Conditional cyclic edge: </w:t>
       </w:r>
-      <w:r>
-        <w:t xml:space="preserve">route_after_audit sends a non-compliant plan back to contingency_planner with the audit feedback embedded, capped at 2 iterations so the graph always terminates. This loop — not a linear pass — is the “non-trivial logic” that prevents bad information reaching leadership.</w:t>
+      <w:proofErr w:type="spellStart"/>
+      <w:r>
+        <w:t>route_after_audit</w:t>
+      </w:r>
+      <w:proofErr w:type="spellEnd"/>
+      <w:r>
+        <w:t xml:space="preserve"> sends a non-compliant plan back to </w:t>
+      </w:r>
+      <w:proofErr w:type="spellStart"/>
+      <w:r>
+        <w:t>contingency_planner</w:t>
+      </w:r>
+      <w:proofErr w:type="spellEnd"/>
+      <w:r>
+        <w:t xml:space="preserve"> with the audit feedback embedded, capped at 2 iterations so the graph always terminates. This loop — not a linear pass — is the “non-trivial logic” that prevents bad information reaching leadership.</w:t>
       </w:r>
     </w:p>
     <w:p>
@@ -1438,7 +2137,7 @@
           <w:ilvl w:val="0"/>
           <w:numId w:val="3"/>
         </w:numPr>
-        <w:spacing w:after="80" w:line="300"/>
+        <w:spacing w:after="80" w:line="300" w:lineRule="auto"/>
       </w:pPr>
       <w:r>
         <w:rPr>
@@ -1448,7 +2147,20 @@
         <w:t xml:space="preserve">Streaming: </w:t>
       </w:r>
       <w:r>
-        <w:t xml:space="preserve">the graph is consumed with stream_graph so the web UI lights up each agent the moment it finishes, surfacing the hand-off (and the audit loop firing) in real time.</w:t>
+        <w:t xml:space="preserve">the graph is consumed with </w:t>
+      </w:r>
+      <w:proofErr w:type="spellStart"/>
+      <w:r>
+        <w:t>stream_</w:t>
+      </w:r>
+      <w:proofErr w:type="gramStart"/>
+      <w:r>
+        <w:t>graph</w:t>
+      </w:r>
+      <w:proofErr w:type="spellEnd"/>
+      <w:proofErr w:type="gramEnd"/>
+      <w:r>
+        <w:t xml:space="preserve"> so the web UI lights up each agent the moment it finishes, surfacing the hand-off (and the audit loop firing) in real time.</w:t>
       </w:r>
     </w:p>
     <w:p>
@@ -1456,15 +2168,16 @@
         <w:pStyle w:val="Heading2"/>
       </w:pPr>
       <w:r>
-        <w:t xml:space="preserve">3.2 Deterministic Models (the trustworthy core)</w:t>
-      </w:r>
-    </w:p>
-    <w:p>
-      <w:pPr>
-        <w:spacing w:after="120" w:line="300"/>
-      </w:pPr>
-      <w:r>
-        <w:t xml:space="preserve">Separating math from judgement is the central design decision: the numbers are computed deterministically and unit-tested; the LLMs only explain and recommend. This is what makes the impact figures defensible.</w:t>
+        <w:t>3.2 Deterministic Models (the trustworthy core)</w:t>
+      </w:r>
+    </w:p>
+    <w:p>
+      <w:pPr>
+        <w:spacing w:after="120" w:line="300" w:lineRule="auto"/>
+      </w:pPr>
+      <w:r>
+        <w:lastRenderedPageBreak/>
+        <w:t>Separating math from judgement is the central design decision: the numbers are computed deterministically and unit-tested; the LLMs only explain and recommend. This is what makes the impact figures defensible.</w:t>
       </w:r>
     </w:p>
     <w:p>
@@ -1474,7 +2187,7 @@
           <w:ilvl w:val="0"/>
           <w:numId w:val="3"/>
         </w:numPr>
-        <w:spacing w:after="80" w:line="300"/>
+        <w:spacing w:after="80" w:line="300" w:lineRule="auto"/>
       </w:pPr>
       <w:r>
         <w:rPr>
@@ -1483,8 +2196,21 @@
         </w:rPr>
         <w:t xml:space="preserve">Capacity model (§8): </w:t>
       </w:r>
-      <w:r>
-        <w:t xml:space="preserve">required_trucks = ceil(units × 1.10 / 10), computed per corridor per day; cold-chain items require reefer trucks.</w:t>
+      <w:proofErr w:type="spellStart"/>
+      <w:r>
+        <w:t>required_trucks</w:t>
+      </w:r>
+      <w:proofErr w:type="spellEnd"/>
+      <w:r>
+        <w:t xml:space="preserve"> = </w:t>
+      </w:r>
+      <w:proofErr w:type="gramStart"/>
+      <w:r>
+        <w:t>ceil(</w:t>
+      </w:r>
+      <w:proofErr w:type="gramEnd"/>
+      <w:r>
+        <w:t>units × 1.10 / 10), computed per corridor per day; cold-chain items require reefer trucks.</w:t>
       </w:r>
     </w:p>
     <w:p>
@@ -1494,7 +2220,7 @@
           <w:ilvl w:val="0"/>
           <w:numId w:val="3"/>
         </w:numPr>
-        <w:spacing w:after="80" w:line="300"/>
+        <w:spacing w:after="80" w:line="300" w:lineRule="auto"/>
       </w:pPr>
       <w:r>
         <w:rPr>
@@ -1504,7 +2230,7 @@
         <w:t xml:space="preserve">Driver constraint (§13.1): </w:t>
       </w:r>
       <w:r>
-        <w:t xml:space="preserve">every required truck consumes one driver from the shared daily pool; a driver shortfall strands additional units even when trucks exist.</w:t>
+        <w:t>every required truck consumes one driver from the shared daily pool; a driver shortfall strands additional units even when trucks exist.</w:t>
       </w:r>
     </w:p>
     <w:p>
@@ -1514,7 +2240,7 @@
           <w:ilvl w:val="0"/>
           <w:numId w:val="3"/>
         </w:numPr>
-        <w:spacing w:after="80" w:line="300"/>
+        <w:spacing w:after="80" w:line="300" w:lineRule="auto"/>
       </w:pPr>
       <w:r>
         <w:rPr>
@@ -1524,7 +2250,7 @@
         <w:t xml:space="preserve">Penalty model (§13.2): </w:t>
       </w:r>
       <w:r>
-        <w:t xml:space="preserve">the gradable objective; the headline KPI is total penalty score.</w:t>
+        <w:t>the gradable objective; the headline KPI is total penalty score.</w:t>
       </w:r>
     </w:p>
     <w:p>
@@ -1534,7 +2260,7 @@
           <w:ilvl w:val="0"/>
           <w:numId w:val="3"/>
         </w:numPr>
-        <w:spacing w:after="80" w:line="300"/>
+        <w:spacing w:after="80" w:line="300" w:lineRule="auto"/>
       </w:pPr>
       <w:r>
         <w:rPr>
@@ -1544,7 +2270,7 @@
         <w:t xml:space="preserve">Closure: </w:t>
       </w:r>
       <w:r>
-        <w:t xml:space="preserve">closed-corridor units are flagged undeliverable and penalised; they do not vanish.</w:t>
+        <w:t>closed-corridor units are flagged undeliverable and penalised; they do not vanish.</w:t>
       </w:r>
     </w:p>
     <w:p>
@@ -1554,7 +2280,7 @@
           <w:ilvl w:val="0"/>
           <w:numId w:val="3"/>
         </w:numPr>
-        <w:spacing w:after="80" w:line="300"/>
+        <w:spacing w:after="80" w:line="300" w:lineRule="auto"/>
       </w:pPr>
       <w:r>
         <w:rPr>
@@ -1564,7 +2290,7 @@
         <w:t xml:space="preserve">Weather: </w:t>
       </w:r>
       <w:r>
-        <w:t xml:space="preserve">an override inflates effective volume by the §5.2 travel buffer, so a storm consumes truck capacity exactly as the playbook prescribes.</w:t>
+        <w:t>an override inflates effective volume by the §5.2 travel buffer, so a storm consumes truck capacity exactly as the playbook prescribes.</w:t>
       </w:r>
     </w:p>
     <w:p>
@@ -1574,7 +2300,7 @@
           <w:ilvl w:val="0"/>
           <w:numId w:val="3"/>
         </w:numPr>
-        <w:spacing w:after="80" w:line="300"/>
+        <w:spacing w:after="80" w:line="300" w:lineRule="auto"/>
       </w:pPr>
       <w:r>
         <w:rPr>
@@ -1584,7 +2310,15 @@
         <w:t xml:space="preserve">Reconciliation: </w:t>
       </w:r>
       <w:r>
-        <w:t xml:space="preserve">DQ-01..04 plus Appendix A canonical / alias / legacy mapping; excluded rows are logged with reason codes.</w:t>
+        <w:t>DQ-</w:t>
+      </w:r>
+      <w:proofErr w:type="gramStart"/>
+      <w:r>
+        <w:t>01..</w:t>
+      </w:r>
+      <w:proofErr w:type="gramEnd"/>
+      <w:r>
+        <w:t>04 plus Appendix A canonical / alias / legacy mapping; excluded rows are logged with reason codes.</w:t>
       </w:r>
     </w:p>
     <w:p>
@@ -1592,15 +2326,55 @@
         <w:pStyle w:val="Heading2"/>
       </w:pPr>
       <w:r>
-        <w:t xml:space="preserve">3.3 Agent Design — and Hallucination Control</w:t>
-      </w:r>
-    </w:p>
-    <w:p>
-      <w:pPr>
-        <w:spacing w:after="120" w:line="300"/>
-      </w:pPr>
-      <w:r>
-        <w:t xml:space="preserve">Five specialised agents share the graph: ContextAgent (extracts playbook rules via RAG), ImpactAnalysisAgent, ContingencyPlannerAgent, AuditAgent, and ReportAgent. The most important engineering lesson of the project was not prompt-writing but grounding — stopping a fluent model from producing confident, wrong advice. Three concrete safeguards were added after observing real failures:</w:t>
+        <w:t>3.3 Agent Design — and Hallucination Control</w:t>
+      </w:r>
+    </w:p>
+    <w:p>
+      <w:pPr>
+        <w:spacing w:after="120" w:line="300" w:lineRule="auto"/>
+      </w:pPr>
+      <w:r>
+        <w:t xml:space="preserve">Five specialised agents share the graph: </w:t>
+      </w:r>
+      <w:proofErr w:type="spellStart"/>
+      <w:r>
+        <w:t>ContextAgent</w:t>
+      </w:r>
+      <w:proofErr w:type="spellEnd"/>
+      <w:r>
+        <w:t xml:space="preserve"> (extracts playbook rules via RAG), </w:t>
+      </w:r>
+      <w:proofErr w:type="spellStart"/>
+      <w:r>
+        <w:t>ImpactAnalysisAgent</w:t>
+      </w:r>
+      <w:proofErr w:type="spellEnd"/>
+      <w:r>
+        <w:t xml:space="preserve">, </w:t>
+      </w:r>
+      <w:proofErr w:type="spellStart"/>
+      <w:r>
+        <w:t>ContingencyPlannerAgent</w:t>
+      </w:r>
+      <w:proofErr w:type="spellEnd"/>
+      <w:r>
+        <w:t xml:space="preserve">, </w:t>
+      </w:r>
+      <w:proofErr w:type="spellStart"/>
+      <w:r>
+        <w:t>AuditAgent</w:t>
+      </w:r>
+      <w:proofErr w:type="spellEnd"/>
+      <w:r>
+        <w:t xml:space="preserve">, and </w:t>
+      </w:r>
+      <w:proofErr w:type="spellStart"/>
+      <w:r>
+        <w:t>ReportAgent</w:t>
+      </w:r>
+      <w:proofErr w:type="spellEnd"/>
+      <w:r>
+        <w:t>. The most important engineering lesson of the project was not prompt-writing but grounding — stopping a fluent model from producing confident, wrong advice. Three concrete safeguards were added after observing real failures:</w:t>
       </w:r>
     </w:p>
     <w:p>
@@ -1610,7 +2384,7 @@
           <w:ilvl w:val="0"/>
           <w:numId w:val="3"/>
         </w:numPr>
-        <w:spacing w:after="80" w:line="300"/>
+        <w:spacing w:after="80" w:line="300" w:lineRule="auto"/>
       </w:pPr>
       <w:r>
         <w:rPr>
@@ -1620,7 +2394,7 @@
         <w:t xml:space="preserve">Authoritative facts injection. </w:t>
       </w:r>
       <w:r>
-        <w:t xml:space="preserve">Early runs had agents calling C2 the Tier-1 corridor. A CORRIDOR_FACTS block now states the corridor → tier mapping verbatim in the impact, contingency and audit prompts.</w:t>
+        <w:t>Early runs had agents calling C2 the Tier-1 corridor. A CORRIDOR_FACTS block now states the corridor → tier mapping verbatim in the impact, contingency and audit prompts.</w:t>
       </w:r>
     </w:p>
     <w:p>
@@ -1630,17 +2404,26 @@
           <w:ilvl w:val="0"/>
           <w:numId w:val="3"/>
         </w:numPr>
-        <w:spacing w:after="80" w:line="300"/>
-      </w:pPr>
-      <w:r>
-        <w:rPr>
-          <w:b/>
-          <w:bCs/>
-        </w:rPr>
-        <w:t xml:space="preserve">stranded_breakdown. </w:t>
-      </w:r>
-      <w:r>
-        <w:t xml:space="preserve">When a corridor closes, its units leave the per-corridor KPI view, so the model mis-attributed the stranded tier. The engine now emits an explicit corridor/tier/cold-chain breakdown of stranded units, and the auditor judges against that field — not the plan’s own labels.</w:t>
+        <w:spacing w:after="80" w:line="300" w:lineRule="auto"/>
+      </w:pPr>
+      <w:proofErr w:type="spellStart"/>
+      <w:r>
+        <w:rPr>
+          <w:b/>
+          <w:bCs/>
+        </w:rPr>
+        <w:t>stranded_breakdown</w:t>
+      </w:r>
+      <w:proofErr w:type="spellEnd"/>
+      <w:r>
+        <w:rPr>
+          <w:b/>
+          <w:bCs/>
+        </w:rPr>
+        <w:t xml:space="preserve">. </w:t>
+      </w:r>
+      <w:r>
+        <w:t>When a corridor closes, its units leave the per-corridor KPI view, so the model mis-attributed the stranded tier. The engine now emits an explicit corridor/tier/cold-chain breakdown of stranded units, and the auditor judges against that field — not the plan’s own labels.</w:t>
       </w:r>
     </w:p>
     <w:p>
@@ -1650,7 +2433,7 @@
           <w:ilvl w:val="0"/>
           <w:numId w:val="3"/>
         </w:numPr>
-        <w:spacing w:after="80" w:line="300"/>
+        <w:spacing w:after="80" w:line="300" w:lineRule="auto"/>
       </w:pPr>
       <w:r>
         <w:rPr>
@@ -1660,15 +2443,23 @@
         <w:t xml:space="preserve">Disruption summary + hard resource ceiling. </w:t>
       </w:r>
       <w:r>
-        <w:t xml:space="preserve">Agents were proposing trucks on a closed lane and inventing 4 reefers when 2 exist. The exact disruption and the fixed resource pool are now passed in; the auditor rejects as non-compliant any plan that dispatches on a closed corridor or exceeds the pool.</w:t>
-      </w:r>
-    </w:p>
-    <w:p>
-      <w:pPr>
-        <w:spacing w:after="120" w:line="300"/>
-      </w:pPr>
-      <w:r>
-        <w:t xml:space="preserve">A mandatory ESCALATION: line is also required whenever Tier-1 / cold-chain units are stranded, which is what makes the self-correction loop converge to a compliant, escalatable plan instead of repeating itself.</w:t>
+        <w:t>Agents were proposing trucks on a closed lane and inventing 4 reefers when 2 exist. The exact disruption and the fixed resource pool are now passed in; the auditor rejects as non-compliant any plan that dispatches on a closed corridor or exceeds the pool.</w:t>
+      </w:r>
+    </w:p>
+    <w:p>
+      <w:pPr>
+        <w:spacing w:after="120" w:line="300" w:lineRule="auto"/>
+      </w:pPr>
+      <w:r>
+        <w:t xml:space="preserve">A mandatory ESCALATION: line is also required whenever Tier-1 / cold-chain units are stranded, which is what makes the self-correction loop converge to a compliant, </w:t>
+      </w:r>
+      <w:proofErr w:type="spellStart"/>
+      <w:r>
+        <w:t>escalatable</w:t>
+      </w:r>
+      <w:proofErr w:type="spellEnd"/>
+      <w:r>
+        <w:t xml:space="preserve"> plan instead of repeating itself.</w:t>
       </w:r>
     </w:p>
     <w:p>
@@ -1676,49 +2467,60 @@
         <w:pStyle w:val="Heading2"/>
       </w:pPr>
       <w:r>
-        <w:t xml:space="preserve">3.4 Data Augmentation Strategy</w:t>
+        <w:t>3.4 Data Augmentation Strategy</w:t>
       </w:r>
     </w:p>
     <w:tbl>
       <w:tblPr>
-        <w:tblW w:type="dxa" w:w="9360"/>
+        <w:tblW w:w="9360" w:type="dxa"/>
         <w:tblBorders>
-          <w:top w:val="single" w:color="auto" w:sz="4"/>
-          <w:left w:val="single" w:color="auto" w:sz="4"/>
-          <w:bottom w:val="single" w:color="auto" w:sz="4"/>
-          <w:right w:val="single" w:color="auto" w:sz="4"/>
-          <w:insideH w:val="single" w:color="auto" w:sz="4"/>
-          <w:insideV w:val="single" w:color="auto" w:sz="4"/>
+          <w:top w:val="single" w:sz="4" w:space="0" w:color="auto"/>
+          <w:left w:val="single" w:sz="4" w:space="0" w:color="auto"/>
+          <w:bottom w:val="single" w:sz="4" w:space="0" w:color="auto"/>
+          <w:right w:val="single" w:sz="4" w:space="0" w:color="auto"/>
+          <w:insideH w:val="single" w:sz="4" w:space="0" w:color="auto"/>
+          <w:insideV w:val="single" w:sz="4" w:space="0" w:color="auto"/>
         </w:tblBorders>
+        <w:tblCellMar>
+          <w:left w:w="10" w:type="dxa"/>
+          <w:right w:w="10" w:type="dxa"/>
+        </w:tblCellMar>
+        <w:tblLook w:val="0000" w:firstRow="0" w:lastRow="0" w:firstColumn="0" w:lastColumn="0" w:noHBand="0" w:noVBand="0"/>
       </w:tblPr>
       <w:tblGrid>
         <w:gridCol w:w="4200"/>
         <w:gridCol w:w="5160"/>
       </w:tblGrid>
       <w:tr>
+        <w:tblPrEx>
+          <w:tblCellMar>
+            <w:top w:w="0" w:type="dxa"/>
+            <w:bottom w:w="0" w:type="dxa"/>
+          </w:tblCellMar>
+        </w:tblPrEx>
         <w:trPr>
           <w:tblHeader/>
         </w:trPr>
         <w:tc>
           <w:tcPr>
-            <w:tcW w:type="dxa" w:w="4200"/>
+            <w:tcW w:w="4200" w:type="dxa"/>
             <w:tcBorders>
-              <w:top w:val="single" w:color="CCCCCC" w:sz="1"/>
-              <w:left w:val="single" w:color="CCCCCC" w:sz="1"/>
-              <w:bottom w:val="single" w:color="CCCCCC" w:sz="1"/>
-              <w:right w:val="single" w:color="CCCCCC" w:sz="1"/>
+              <w:top w:val="single" w:sz="1" w:space="0" w:color="CCCCCC"/>
+              <w:left w:val="single" w:sz="1" w:space="0" w:color="CCCCCC"/>
+              <w:bottom w:val="single" w:sz="1" w:space="0" w:color="CCCCCC"/>
+              <w:right w:val="single" w:sz="1" w:space="0" w:color="CCCCCC"/>
             </w:tcBorders>
-            <w:shd w:fill="0B7285" w:val="clear"/>
+            <w:shd w:val="clear" w:color="auto" w:fill="0B7285"/>
             <w:tcMar>
-              <w:top w:type="dxa" w:w="70"/>
-              <w:left w:type="dxa" w:w="110"/>
-              <w:bottom w:type="dxa" w:w="70"/>
-              <w:right w:type="dxa" w:w="110"/>
+              <w:top w:w="70" w:type="dxa"/>
+              <w:left w:w="110" w:type="dxa"/>
+              <w:bottom w:w="70" w:type="dxa"/>
+              <w:right w:w="110" w:type="dxa"/>
             </w:tcMar>
           </w:tcPr>
           <w:p>
             <w:pPr>
-              <w:spacing w:after="0" w:line="280"/>
+              <w:spacing w:line="280" w:lineRule="auto"/>
             </w:pPr>
             <w:r>
               <w:rPr>
@@ -1728,30 +2530,30 @@
                 <w:sz w:val="19"/>
                 <w:szCs w:val="19"/>
               </w:rPr>
-              <w:t xml:space="preserve">Augmented artifact</w:t>
+              <w:t>Augmented artifact</w:t>
             </w:r>
           </w:p>
         </w:tc>
         <w:tc>
           <w:tcPr>
-            <w:tcW w:type="dxa" w:w="5160"/>
+            <w:tcW w:w="5160" w:type="dxa"/>
             <w:tcBorders>
-              <w:top w:val="single" w:color="CCCCCC" w:sz="1"/>
-              <w:left w:val="single" w:color="CCCCCC" w:sz="1"/>
-              <w:bottom w:val="single" w:color="CCCCCC" w:sz="1"/>
-              <w:right w:val="single" w:color="CCCCCC" w:sz="1"/>
+              <w:top w:val="single" w:sz="1" w:space="0" w:color="CCCCCC"/>
+              <w:left w:val="single" w:sz="1" w:space="0" w:color="CCCCCC"/>
+              <w:bottom w:val="single" w:sz="1" w:space="0" w:color="CCCCCC"/>
+              <w:right w:val="single" w:sz="1" w:space="0" w:color="CCCCCC"/>
             </w:tcBorders>
-            <w:shd w:fill="0B7285" w:val="clear"/>
+            <w:shd w:val="clear" w:color="auto" w:fill="0B7285"/>
             <w:tcMar>
-              <w:top w:type="dxa" w:w="70"/>
-              <w:left w:type="dxa" w:w="110"/>
-              <w:bottom w:type="dxa" w:w="70"/>
-              <w:right w:type="dxa" w:w="110"/>
+              <w:top w:w="70" w:type="dxa"/>
+              <w:left w:w="110" w:type="dxa"/>
+              <w:bottom w:w="70" w:type="dxa"/>
+              <w:right w:w="110" w:type="dxa"/>
             </w:tcMar>
           </w:tcPr>
           <w:p>
             <w:pPr>
-              <w:spacing w:after="0" w:line="280"/>
+              <w:spacing w:line="280" w:lineRule="auto"/>
             </w:pPr>
             <w:r>
               <w:rPr>
@@ -1761,271 +2563,283 @@
                 <w:sz w:val="19"/>
                 <w:szCs w:val="19"/>
               </w:rPr>
-              <w:t xml:space="preserve">Purpose</w:t>
+              <w:t>Purpose</w:t>
             </w:r>
           </w:p>
         </w:tc>
       </w:tr>
       <w:tr>
+        <w:tblPrEx>
+          <w:tblCellMar>
+            <w:top w:w="0" w:type="dxa"/>
+            <w:bottom w:w="0" w:type="dxa"/>
+          </w:tblCellMar>
+        </w:tblPrEx>
         <w:tc>
           <w:tcPr>
-            <w:tcW w:type="dxa" w:w="4200"/>
+            <w:tcW w:w="4200" w:type="dxa"/>
             <w:tcBorders>
-              <w:top w:val="single" w:color="CCCCCC" w:sz="1"/>
-              <w:left w:val="single" w:color="CCCCCC" w:sz="1"/>
-              <w:bottom w:val="single" w:color="CCCCCC" w:sz="1"/>
-              <w:right w:val="single" w:color="CCCCCC" w:sz="1"/>
+              <w:top w:val="single" w:sz="1" w:space="0" w:color="CCCCCC"/>
+              <w:left w:val="single" w:sz="1" w:space="0" w:color="CCCCCC"/>
+              <w:bottom w:val="single" w:sz="1" w:space="0" w:color="CCCCCC"/>
+              <w:right w:val="single" w:sz="1" w:space="0" w:color="CCCCCC"/>
             </w:tcBorders>
             <w:tcMar>
-              <w:top w:type="dxa" w:w="70"/>
-              <w:left w:type="dxa" w:w="110"/>
-              <w:bottom w:type="dxa" w:w="70"/>
-              <w:right w:type="dxa" w:w="110"/>
+              <w:top w:w="70" w:type="dxa"/>
+              <w:left w:w="110" w:type="dxa"/>
+              <w:bottom w:w="70" w:type="dxa"/>
+              <w:right w:w="110" w:type="dxa"/>
             </w:tcMar>
           </w:tcPr>
           <w:p>
             <w:pPr>
-              <w:spacing w:after="0" w:line="280"/>
+              <w:spacing w:line="280" w:lineRule="auto"/>
             </w:pPr>
             <w:r>
               <w:rPr>
-                <w:b w:val="false"/>
-                <w:bCs w:val="false"/>
-                <w:color w:val="1C2733"/>
                 <w:sz w:val="19"/>
                 <w:szCs w:val="19"/>
               </w:rPr>
-              <w:t xml:space="preserve">item_master_canonical.csv / item_alias.csv / item_legacy_map.csv</w:t>
+              <w:t>item_master_canonical.csv / item_alias.csv / item_legacy_map.csv</w:t>
             </w:r>
           </w:p>
         </w:tc>
         <w:tc>
           <w:tcPr>
-            <w:tcW w:type="dxa" w:w="5160"/>
+            <w:tcW w:w="5160" w:type="dxa"/>
             <w:tcBorders>
-              <w:top w:val="single" w:color="CCCCCC" w:sz="1"/>
-              <w:left w:val="single" w:color="CCCCCC" w:sz="1"/>
-              <w:bottom w:val="single" w:color="CCCCCC" w:sz="1"/>
-              <w:right w:val="single" w:color="CCCCCC" w:sz="1"/>
+              <w:top w:val="single" w:sz="1" w:space="0" w:color="CCCCCC"/>
+              <w:left w:val="single" w:sz="1" w:space="0" w:color="CCCCCC"/>
+              <w:bottom w:val="single" w:sz="1" w:space="0" w:color="CCCCCC"/>
+              <w:right w:val="single" w:sz="1" w:space="0" w:color="CCCCCC"/>
             </w:tcBorders>
             <w:tcMar>
-              <w:top w:type="dxa" w:w="70"/>
-              <w:left w:type="dxa" w:w="110"/>
-              <w:bottom w:type="dxa" w:w="70"/>
-              <w:right w:type="dxa" w:w="110"/>
+              <w:top w:w="70" w:type="dxa"/>
+              <w:left w:w="110" w:type="dxa"/>
+              <w:bottom w:w="70" w:type="dxa"/>
+              <w:right w:w="110" w:type="dxa"/>
             </w:tcMar>
           </w:tcPr>
           <w:p>
             <w:pPr>
-              <w:spacing w:after="0" w:line="280"/>
+              <w:spacing w:line="280" w:lineRule="auto"/>
             </w:pPr>
             <w:r>
               <w:rPr>
-                <w:b w:val="false"/>
-                <w:bCs w:val="false"/>
-                <w:color w:val="1C2733"/>
                 <w:sz w:val="19"/>
                 <w:szCs w:val="19"/>
               </w:rPr>
-              <w:t xml:space="preserve">Playbook Appendix A encoded for identifier reconciliation</w:t>
+              <w:t>Playbook Appendix A encoded for identifier reconciliation</w:t>
             </w:r>
           </w:p>
         </w:tc>
       </w:tr>
       <w:tr>
+        <w:tblPrEx>
+          <w:tblCellMar>
+            <w:top w:w="0" w:type="dxa"/>
+            <w:bottom w:w="0" w:type="dxa"/>
+          </w:tblCellMar>
+        </w:tblPrEx>
         <w:tc>
           <w:tcPr>
-            <w:tcW w:type="dxa" w:w="4200"/>
+            <w:tcW w:w="4200" w:type="dxa"/>
             <w:tcBorders>
-              <w:top w:val="single" w:color="CCCCCC" w:sz="1"/>
-              <w:left w:val="single" w:color="CCCCCC" w:sz="1"/>
-              <w:bottom w:val="single" w:color="CCCCCC" w:sz="1"/>
-              <w:right w:val="single" w:color="CCCCCC" w:sz="1"/>
+              <w:top w:val="single" w:sz="1" w:space="0" w:color="CCCCCC"/>
+              <w:left w:val="single" w:sz="1" w:space="0" w:color="CCCCCC"/>
+              <w:bottom w:val="single" w:sz="1" w:space="0" w:color="CCCCCC"/>
+              <w:right w:val="single" w:sz="1" w:space="0" w:color="CCCCCC"/>
             </w:tcBorders>
             <w:tcMar>
-              <w:top w:type="dxa" w:w="70"/>
-              <w:left w:type="dxa" w:w="110"/>
-              <w:bottom w:type="dxa" w:w="70"/>
-              <w:right w:type="dxa" w:w="110"/>
+              <w:top w:w="70" w:type="dxa"/>
+              <w:left w:w="110" w:type="dxa"/>
+              <w:bottom w:w="70" w:type="dxa"/>
+              <w:right w:w="110" w:type="dxa"/>
             </w:tcMar>
           </w:tcPr>
           <w:p>
             <w:pPr>
-              <w:spacing w:after="0" w:line="280"/>
+              <w:spacing w:line="280" w:lineRule="auto"/>
             </w:pPr>
             <w:r>
               <w:rPr>
-                <w:b w:val="false"/>
-                <w:bCs w:val="false"/>
-                <w:color w:val="1C2733"/>
                 <w:sz w:val="19"/>
                 <w:szCs w:val="19"/>
               </w:rPr>
-              <w:t xml:space="preserve">corridor_sla.csv</w:t>
+              <w:lastRenderedPageBreak/>
+              <w:t>corridor_sla.csv</w:t>
             </w:r>
           </w:p>
         </w:tc>
         <w:tc>
           <w:tcPr>
-            <w:tcW w:type="dxa" w:w="5160"/>
+            <w:tcW w:w="5160" w:type="dxa"/>
             <w:tcBorders>
-              <w:top w:val="single" w:color="CCCCCC" w:sz="1"/>
-              <w:left w:val="single" w:color="CCCCCC" w:sz="1"/>
-              <w:bottom w:val="single" w:color="CCCCCC" w:sz="1"/>
-              <w:right w:val="single" w:color="CCCCCC" w:sz="1"/>
+              <w:top w:val="single" w:sz="1" w:space="0" w:color="CCCCCC"/>
+              <w:left w:val="single" w:sz="1" w:space="0" w:color="CCCCCC"/>
+              <w:bottom w:val="single" w:sz="1" w:space="0" w:color="CCCCCC"/>
+              <w:right w:val="single" w:sz="1" w:space="0" w:color="CCCCCC"/>
             </w:tcBorders>
             <w:tcMar>
-              <w:top w:type="dxa" w:w="70"/>
-              <w:left w:type="dxa" w:w="110"/>
-              <w:bottom w:type="dxa" w:w="70"/>
-              <w:right w:type="dxa" w:w="110"/>
+              <w:top w:w="70" w:type="dxa"/>
+              <w:left w:w="110" w:type="dxa"/>
+              <w:bottom w:w="70" w:type="dxa"/>
+              <w:right w:w="110" w:type="dxa"/>
             </w:tcMar>
           </w:tcPr>
           <w:p>
             <w:pPr>
-              <w:spacing w:after="0" w:line="280"/>
+              <w:spacing w:line="280" w:lineRule="auto"/>
             </w:pPr>
             <w:r>
               <w:rPr>
-                <w:b w:val="false"/>
-                <w:bCs w:val="false"/>
-                <w:color w:val="1C2733"/>
                 <w:sz w:val="19"/>
                 <w:szCs w:val="19"/>
               </w:rPr>
-              <w:t xml:space="preserve">Corridor → SLA tier and hospital-priority assumption (a missing link in the raw data)</w:t>
+              <w:t>Corridor → SLA tier and hospital-priority assumption (a missing link in the raw data)</w:t>
             </w:r>
           </w:p>
         </w:tc>
       </w:tr>
       <w:tr>
+        <w:tblPrEx>
+          <w:tblCellMar>
+            <w:top w:w="0" w:type="dxa"/>
+            <w:bottom w:w="0" w:type="dxa"/>
+          </w:tblCellMar>
+        </w:tblPrEx>
         <w:tc>
           <w:tcPr>
-            <w:tcW w:type="dxa" w:w="4200"/>
+            <w:tcW w:w="4200" w:type="dxa"/>
             <w:tcBorders>
-              <w:top w:val="single" w:color="CCCCCC" w:sz="1"/>
-              <w:left w:val="single" w:color="CCCCCC" w:sz="1"/>
-              <w:bottom w:val="single" w:color="CCCCCC" w:sz="1"/>
-              <w:right w:val="single" w:color="CCCCCC" w:sz="1"/>
+              <w:top w:val="single" w:sz="1" w:space="0" w:color="CCCCCC"/>
+              <w:left w:val="single" w:sz="1" w:space="0" w:color="CCCCCC"/>
+              <w:bottom w:val="single" w:sz="1" w:space="0" w:color="CCCCCC"/>
+              <w:right w:val="single" w:sz="1" w:space="0" w:color="CCCCCC"/>
             </w:tcBorders>
             <w:tcMar>
-              <w:top w:type="dxa" w:w="70"/>
-              <w:left w:type="dxa" w:w="110"/>
-              <w:bottom w:type="dxa" w:w="70"/>
-              <w:right w:type="dxa" w:w="110"/>
+              <w:top w:w="70" w:type="dxa"/>
+              <w:left w:w="110" w:type="dxa"/>
+              <w:bottom w:w="70" w:type="dxa"/>
+              <w:right w:w="110" w:type="dxa"/>
             </w:tcMar>
           </w:tcPr>
           <w:p>
             <w:pPr>
-              <w:spacing w:after="0" w:line="280"/>
+              <w:spacing w:line="280" w:lineRule="auto"/>
+            </w:pPr>
+            <w:proofErr w:type="spellStart"/>
+            <w:r>
+              <w:rPr>
+                <w:sz w:val="19"/>
+                <w:szCs w:val="19"/>
+              </w:rPr>
+              <w:t>scenario_</w:t>
+            </w:r>
+            <w:proofErr w:type="gramStart"/>
+            <w:r>
+              <w:rPr>
+                <w:sz w:val="19"/>
+                <w:szCs w:val="19"/>
+              </w:rPr>
+              <w:t>presets.json</w:t>
+            </w:r>
+            <w:proofErr w:type="spellEnd"/>
+            <w:proofErr w:type="gramEnd"/>
+          </w:p>
+        </w:tc>
+        <w:tc>
+          <w:tcPr>
+            <w:tcW w:w="5160" w:type="dxa"/>
+            <w:tcBorders>
+              <w:top w:val="single" w:sz="1" w:space="0" w:color="CCCCCC"/>
+              <w:left w:val="single" w:sz="1" w:space="0" w:color="CCCCCC"/>
+              <w:bottom w:val="single" w:sz="1" w:space="0" w:color="CCCCCC"/>
+              <w:right w:val="single" w:sz="1" w:space="0" w:color="CCCCCC"/>
+            </w:tcBorders>
+            <w:tcMar>
+              <w:top w:w="70" w:type="dxa"/>
+              <w:left w:w="110" w:type="dxa"/>
+              <w:bottom w:w="70" w:type="dxa"/>
+              <w:right w:w="110" w:type="dxa"/>
+            </w:tcMar>
+          </w:tcPr>
+          <w:p>
+            <w:pPr>
+              <w:spacing w:line="280" w:lineRule="auto"/>
             </w:pPr>
             <w:r>
               <w:rPr>
-                <w:b w:val="false"/>
-                <w:bCs w:val="false"/>
-                <w:color w:val="1C2733"/>
                 <w:sz w:val="19"/>
                 <w:szCs w:val="19"/>
               </w:rPr>
-              <w:t xml:space="preserve">scenario_presets.json</w:t>
+              <w:t>The required disruption scenarios as parameterised presets</w:t>
+            </w:r>
+          </w:p>
+        </w:tc>
+      </w:tr>
+      <w:tr>
+        <w:tblPrEx>
+          <w:tblCellMar>
+            <w:top w:w="0" w:type="dxa"/>
+            <w:bottom w:w="0" w:type="dxa"/>
+          </w:tblCellMar>
+        </w:tblPrEx>
+        <w:tc>
+          <w:tcPr>
+            <w:tcW w:w="4200" w:type="dxa"/>
+            <w:tcBorders>
+              <w:top w:val="single" w:sz="1" w:space="0" w:color="CCCCCC"/>
+              <w:left w:val="single" w:sz="1" w:space="0" w:color="CCCCCC"/>
+              <w:bottom w:val="single" w:sz="1" w:space="0" w:color="CCCCCC"/>
+              <w:right w:val="single" w:sz="1" w:space="0" w:color="CCCCCC"/>
+            </w:tcBorders>
+            <w:tcMar>
+              <w:top w:w="70" w:type="dxa"/>
+              <w:left w:w="110" w:type="dxa"/>
+              <w:bottom w:w="70" w:type="dxa"/>
+              <w:right w:w="110" w:type="dxa"/>
+            </w:tcMar>
+          </w:tcPr>
+          <w:p>
+            <w:pPr>
+              <w:spacing w:line="280" w:lineRule="auto"/>
+            </w:pPr>
+            <w:r>
+              <w:rPr>
+                <w:sz w:val="19"/>
+                <w:szCs w:val="19"/>
+              </w:rPr>
+              <w:t>incoming_shipments_scenario.csv</w:t>
             </w:r>
           </w:p>
         </w:tc>
         <w:tc>
           <w:tcPr>
-            <w:tcW w:type="dxa" w:w="5160"/>
+            <w:tcW w:w="5160" w:type="dxa"/>
             <w:tcBorders>
-              <w:top w:val="single" w:color="CCCCCC" w:sz="1"/>
-              <w:left w:val="single" w:color="CCCCCC" w:sz="1"/>
-              <w:bottom w:val="single" w:color="CCCCCC" w:sz="1"/>
-              <w:right w:val="single" w:color="CCCCCC" w:sz="1"/>
+              <w:top w:val="single" w:sz="1" w:space="0" w:color="CCCCCC"/>
+              <w:left w:val="single" w:sz="1" w:space="0" w:color="CCCCCC"/>
+              <w:bottom w:val="single" w:sz="1" w:space="0" w:color="CCCCCC"/>
+              <w:right w:val="single" w:sz="1" w:space="0" w:color="CCCCCC"/>
             </w:tcBorders>
             <w:tcMar>
-              <w:top w:type="dxa" w:w="70"/>
-              <w:left w:type="dxa" w:w="110"/>
-              <w:bottom w:type="dxa" w:w="70"/>
-              <w:right w:type="dxa" w:w="110"/>
+              <w:top w:w="70" w:type="dxa"/>
+              <w:left w:w="110" w:type="dxa"/>
+              <w:bottom w:w="70" w:type="dxa"/>
+              <w:right w:w="110" w:type="dxa"/>
             </w:tcMar>
           </w:tcPr>
           <w:p>
             <w:pPr>
-              <w:spacing w:after="0" w:line="280"/>
+              <w:spacing w:line="280" w:lineRule="auto"/>
             </w:pPr>
             <w:r>
               <w:rPr>
-                <w:b w:val="false"/>
-                <w:bCs w:val="false"/>
-                <w:color w:val="1C2733"/>
                 <w:sz w:val="19"/>
                 <w:szCs w:val="19"/>
               </w:rPr>
-              <w:t xml:space="preserve">The required disruption scenarios as parameterised presets</w:t>
-            </w:r>
-          </w:p>
-        </w:tc>
-      </w:tr>
-      <w:tr>
-        <w:tc>
-          <w:tcPr>
-            <w:tcW w:type="dxa" w:w="4200"/>
-            <w:tcBorders>
-              <w:top w:val="single" w:color="CCCCCC" w:sz="1"/>
-              <w:left w:val="single" w:color="CCCCCC" w:sz="1"/>
-              <w:bottom w:val="single" w:color="CCCCCC" w:sz="1"/>
-              <w:right w:val="single" w:color="CCCCCC" w:sz="1"/>
-            </w:tcBorders>
-            <w:tcMar>
-              <w:top w:type="dxa" w:w="70"/>
-              <w:left w:type="dxa" w:w="110"/>
-              <w:bottom w:type="dxa" w:w="70"/>
-              <w:right w:type="dxa" w:w="110"/>
-            </w:tcMar>
-          </w:tcPr>
-          <w:p>
-            <w:pPr>
-              <w:spacing w:after="0" w:line="280"/>
-            </w:pPr>
-            <w:r>
-              <w:rPr>
-                <w:b w:val="false"/>
-                <w:bCs w:val="false"/>
-                <w:color w:val="1C2733"/>
-                <w:sz w:val="19"/>
-                <w:szCs w:val="19"/>
-              </w:rPr>
-              <w:t xml:space="preserve">incoming_shipments_scenario.csv</w:t>
-            </w:r>
-          </w:p>
-        </w:tc>
-        <w:tc>
-          <w:tcPr>
-            <w:tcW w:type="dxa" w:w="5160"/>
-            <w:tcBorders>
-              <w:top w:val="single" w:color="CCCCCC" w:sz="1"/>
-              <w:left w:val="single" w:color="CCCCCC" w:sz="1"/>
-              <w:bottom w:val="single" w:color="CCCCCC" w:sz="1"/>
-              <w:right w:val="single" w:color="CCCCCC" w:sz="1"/>
-            </w:tcBorders>
-            <w:tcMar>
-              <w:top w:type="dxa" w:w="70"/>
-              <w:left w:type="dxa" w:w="110"/>
-              <w:bottom w:type="dxa" w:w="70"/>
-              <w:right w:type="dxa" w:w="110"/>
-            </w:tcMar>
-          </w:tcPr>
-          <w:p>
-            <w:pPr>
-              <w:spacing w:after="0" w:line="280"/>
-            </w:pPr>
-            <w:r>
-              <w:rPr>
-                <w:b w:val="false"/>
-                <w:bCs w:val="false"/>
-                <w:color w:val="1C2733"/>
-                <w:sz w:val="19"/>
-                <w:szCs w:val="19"/>
-              </w:rPr>
-              <w:t xml:space="preserve">Deterministic 48-hour planning feed (regenerable via make_scenario_dataset.py)</w:t>
+              <w:t>Deterministic 48-hour planning feed (regenerable via make_scenario_dataset.py)</w:t>
             </w:r>
           </w:p>
         </w:tc>
@@ -2036,15 +2850,41 @@
         <w:pStyle w:val="Heading2"/>
       </w:pPr>
       <w:r>
-        <w:t xml:space="preserve">3.5 Delivery Layer</w:t>
-      </w:r>
-    </w:p>
-    <w:p>
-      <w:pPr>
-        <w:spacing w:after="120" w:line="300"/>
-      </w:pPr>
-      <w:r>
-        <w:t xml:space="preserve">A FastAPI server serves a clean clinical-style single-page app. Server-Sent Events stream the multi-agent workflow live; results show baseline-vs-scenario KPI cards, a structured (headings + bullets) contingency plan with the escalation line highlighted, and an Export-to-PDF of the executive report. A headless CLI (python -m src.main --preset &lt;key&gt; --no-llm) runs the identical graph for reproducible, no-API-key grading.</w:t>
+        <w:t>3.5 Delivery Layer</w:t>
+      </w:r>
+    </w:p>
+    <w:p>
+      <w:pPr>
+        <w:spacing w:after="120" w:line="300" w:lineRule="auto"/>
+      </w:pPr>
+      <w:r>
+        <w:t xml:space="preserve">A </w:t>
+      </w:r>
+      <w:proofErr w:type="spellStart"/>
+      <w:r>
+        <w:t>FastAPI</w:t>
+      </w:r>
+      <w:proofErr w:type="spellEnd"/>
+      <w:r>
+        <w:t xml:space="preserve"> server serves a clean clinical-style single-page app. Server-Sent Events stream the multi-agent workflow live; results show baseline-vs-scenario KPI cards, a structured (headings + bullets) contingency plan with the escalation line highlighted, and an Export-to-PDF of the executive report. A headless CLI (python -m </w:t>
+      </w:r>
+      <w:proofErr w:type="spellStart"/>
+      <w:proofErr w:type="gramStart"/>
+      <w:r>
+        <w:t>src.main</w:t>
+      </w:r>
+      <w:proofErr w:type="spellEnd"/>
+      <w:proofErr w:type="gramEnd"/>
+      <w:r>
+        <w:t xml:space="preserve"> --preset &lt;key&gt; --no-</w:t>
+      </w:r>
+      <w:proofErr w:type="spellStart"/>
+      <w:r>
+        <w:t>llm</w:t>
+      </w:r>
+      <w:proofErr w:type="spellEnd"/>
+      <w:r>
+        <w:t>) runs the identical graph for reproducible, no-API-key grading.</w:t>
       </w:r>
     </w:p>
     <w:p>
@@ -2052,7 +2892,7 @@
         <w:pStyle w:val="Heading1"/>
       </w:pPr>
       <w:r>
-        <w:t xml:space="preserve">4. Results &amp; Validation</w:t>
+        <w:t>4. Results &amp; Validation</w:t>
       </w:r>
     </w:p>
     <w:p>
@@ -2060,15 +2900,15 @@
         <w:pStyle w:val="Heading2"/>
       </w:pPr>
       <w:r>
-        <w:t xml:space="preserve">4.1 Business Insights</w:t>
-      </w:r>
-    </w:p>
-    <w:p>
-      <w:pPr>
-        <w:spacing w:after="120" w:line="300"/>
-      </w:pPr>
-      <w:r>
-        <w:t xml:space="preserve">Run against the augmented 48-hour feed (baseline penalty = 0), the four disruption levers each isolate a different operational truth (the first three are the scenarios the assignment names; the fourth — weather surge — is the bonus lever we added):</w:t>
+        <w:t>4.1 Business Insights</w:t>
+      </w:r>
+    </w:p>
+    <w:p>
+      <w:pPr>
+        <w:spacing w:after="120" w:line="300" w:lineRule="auto"/>
+      </w:pPr>
+      <w:r>
+        <w:t>Run against the augmented 48-hour feed (baseline penalty = 0), the four disruption levers each isolate a different operational truth (the first three are the scenarios the assignment names; the fourth — weather surge — is the bonus lever we added):</w:t>
       </w:r>
     </w:p>
     <w:p>
@@ -2078,7 +2918,7 @@
           <w:ilvl w:val="0"/>
           <w:numId w:val="3"/>
         </w:numPr>
-        <w:spacing w:after="80" w:line="300"/>
+        <w:spacing w:after="80" w:line="300" w:lineRule="auto"/>
       </w:pPr>
       <w:r>
         <w:rPr>
@@ -2088,7 +2928,7 @@
         <w:t xml:space="preserve">Demand +20% (penalty 7,840, 36 Tier-1 impacted): </w:t>
       </w:r>
       <w:r>
-        <w:t xml:space="preserve">the reefer fleet saturates before standard trucks — cold-chain capacity, not total volume, is the constraint. Buying generic trucks would not help.</w:t>
+        <w:t>the reefer fleet saturates before standard trucks — cold-chain capacity, not total volume, is the constraint. Buying generic trucks would not help.</w:t>
       </w:r>
     </w:p>
     <w:p>
@@ -2098,7 +2938,7 @@
           <w:ilvl w:val="0"/>
           <w:numId w:val="3"/>
         </w:numPr>
-        <w:spacing w:after="80" w:line="300"/>
+        <w:spacing w:after="80" w:line="300" w:lineRule="auto"/>
       </w:pPr>
       <w:r>
         <w:rPr>
@@ -2108,7 +2948,7 @@
         <w:t xml:space="preserve">Close C2 Philadelphia (2,880, 0 Tier-1): </w:t>
       </w:r>
       <w:r>
-        <w:t xml:space="preserve">a large penalty with zero life-critical exposure — leadership can absorb this with deferral rather than emergency spend.</w:t>
+        <w:t>a large penalty with zero life-critical exposure — leadership can absorb this with deferral rather than emergency spend.</w:t>
       </w:r>
     </w:p>
     <w:p>
@@ -2118,7 +2958,7 @@
           <w:ilvl w:val="0"/>
           <w:numId w:val="3"/>
         </w:numPr>
-        <w:spacing w:after="80" w:line="300"/>
+        <w:spacing w:after="80" w:line="300" w:lineRule="auto"/>
       </w:pPr>
       <w:r>
         <w:rPr>
@@ -2128,7 +2968,7 @@
         <w:t xml:space="preserve">Driver + reefer shortage (5,600, 20 Tier-1): </w:t>
       </w:r>
       <w:r>
-        <w:t xml:space="preserve">the counter-intuitive case — drivers, not trucks, are binding; the right move is pulling a standby driver before leasing a reefer.</w:t>
+        <w:t>the counter-intuitive case — drivers, not trucks, are binding; the right move is pulling a standby driver before leasing a reefer.</w:t>
       </w:r>
     </w:p>
     <w:p>
@@ -2138,7 +2978,7 @@
           <w:ilvl w:val="0"/>
           <w:numId w:val="3"/>
         </w:numPr>
-        <w:spacing w:after="80" w:line="300"/>
+        <w:spacing w:after="80" w:line="300" w:lineRule="auto"/>
       </w:pPr>
       <w:r>
         <w:rPr>
@@ -2148,15 +2988,15 @@
         <w:t xml:space="preserve">Weather surge on I-95 (2,160): </w:t>
       </w:r>
       <w:r>
-        <w:t xml:space="preserve">the +40% travel buffer silently removes effective capacity on the life-critical lane — invisible in a volume-only view, explicit here.</w:t>
-      </w:r>
-    </w:p>
-    <w:p>
-      <w:pPr>
-        <w:spacing w:after="120" w:line="300"/>
-      </w:pPr>
-      <w:r>
-        <w:t xml:space="preserve">Worked example of the self-correction loop — close C1 with a +25% spike: the engine reports 43 stranded Tier-1 units (22 cold-chain) and a penalty of ~6,060. The first contingency draft failed audit for not explicitly escalating the stranded Tier-1 units; after one corrective loop it returned a compliant plan that escalates Tier-1, defers Tier-2 within SLA, and stays within the real 2-reefer pool. Leadership only ever sees the corrected plan — the loop is the safety mechanism, visible live in the UI as the audit node firing twice.</w:t>
+        <w:t>the +40% travel buffer silently removes effective capacity on the life-critical lane — invisible in a volume-only view, explicit here.</w:t>
+      </w:r>
+    </w:p>
+    <w:p>
+      <w:pPr>
+        <w:spacing w:after="120" w:line="300" w:lineRule="auto"/>
+      </w:pPr>
+      <w:r>
+        <w:t>Worked example of the self-correction loop — close C1 with a +25% spike: the engine reports 43 stranded Tier-1 units (22 cold-chain) and a penalty of ~6,060. The first contingency draft failed audit for not explicitly escalating the stranded Tier-1 units; after one corrective loop it returned a compliant plan that escalates Tier-1, defers Tier-2 within SLA, and stays within the real 2-reefer pool. Leadership only ever sees the corrected plan — the loop is the safety mechanism, visible live in the UI as the audit node firing twice.</w:t>
       </w:r>
     </w:p>
     <w:p>
@@ -2164,7 +3004,7 @@
         <w:pStyle w:val="Heading2"/>
       </w:pPr>
       <w:r>
-        <w:t xml:space="preserve">4.2 Validation Strategy</w:t>
+        <w:t>4.2 Validation Strategy</w:t>
       </w:r>
     </w:p>
     <w:p>
@@ -2174,17 +3014,42 @@
           <w:ilvl w:val="0"/>
           <w:numId w:val="3"/>
         </w:numPr>
-        <w:spacing w:after="80" w:line="300"/>
-      </w:pPr>
-      <w:r>
-        <w:rPr>
-          <w:b/>
-          <w:bCs/>
-        </w:rPr>
+        <w:spacing w:after="80" w:line="300" w:lineRule="auto"/>
+      </w:pPr>
+      <w:r>
+        <w:rPr>
+          <w:b/>
+          <w:bCs/>
+        </w:rPr>
+        <w:lastRenderedPageBreak/>
         <w:t xml:space="preserve">Deterministic engines are unit-tested </w:t>
       </w:r>
       <w:r>
-        <w:t xml:space="preserve">against hand-computed truck counts and penalty scores (test_kpi_engine, test_scenario_engine, test_reconciliation) — these tests are the ground truth, not the LLM.</w:t>
+        <w:t>against hand-computed truck counts and penalty scores (</w:t>
+      </w:r>
+      <w:proofErr w:type="spellStart"/>
+      <w:r>
+        <w:t>test_kpi_engine</w:t>
+      </w:r>
+      <w:proofErr w:type="spellEnd"/>
+      <w:r>
+        <w:t xml:space="preserve">, </w:t>
+      </w:r>
+      <w:proofErr w:type="spellStart"/>
+      <w:r>
+        <w:t>test_scenario_engine</w:t>
+      </w:r>
+      <w:proofErr w:type="spellEnd"/>
+      <w:r>
+        <w:t xml:space="preserve">, </w:t>
+      </w:r>
+      <w:proofErr w:type="spellStart"/>
+      <w:r>
+        <w:t>test_reconciliation</w:t>
+      </w:r>
+      <w:proofErr w:type="spellEnd"/>
+      <w:r>
+        <w:t>) — these tests are the ground truth, not the LLM.</w:t>
       </w:r>
     </w:p>
     <w:p>
@@ -2194,7 +3059,7 @@
           <w:ilvl w:val="0"/>
           <w:numId w:val="3"/>
         </w:numPr>
-        <w:spacing w:after="80" w:line="300"/>
+        <w:spacing w:after="80" w:line="300" w:lineRule="auto"/>
       </w:pPr>
       <w:r>
         <w:rPr>
@@ -2204,7 +3069,23 @@
         <w:t xml:space="preserve">End-to-end smoke test </w:t>
       </w:r>
       <w:r>
-        <w:t xml:space="preserve">(test_smoke) mocks the LLM layer, runs the full graph, and asserts the audit loop fires exactly once (audit_iterations == 2) and a report is produced. All 9 tests pass.</w:t>
+        <w:t>(</w:t>
+      </w:r>
+      <w:proofErr w:type="spellStart"/>
+      <w:r>
+        <w:t>test_smoke</w:t>
+      </w:r>
+      <w:proofErr w:type="spellEnd"/>
+      <w:r>
+        <w:t>) mocks the LLM layer, runs the full graph, and asserts the audit loop fires exactly once (</w:t>
+      </w:r>
+      <w:proofErr w:type="spellStart"/>
+      <w:r>
+        <w:t>audit_iterations</w:t>
+      </w:r>
+      <w:proofErr w:type="spellEnd"/>
+      <w:r>
+        <w:t xml:space="preserve"> == 2) and a report is produced. All 9 tests pass.</w:t>
       </w:r>
     </w:p>
     <w:p>
@@ -2214,7 +3095,7 @@
           <w:ilvl w:val="0"/>
           <w:numId w:val="3"/>
         </w:numPr>
-        <w:spacing w:after="80" w:line="300"/>
+        <w:spacing w:after="80" w:line="300" w:lineRule="auto"/>
       </w:pPr>
       <w:r>
         <w:rPr>
@@ -2224,7 +3105,7 @@
         <w:t xml:space="preserve">Cross-scenario sanity: </w:t>
       </w:r>
       <w:r>
-        <w:t xml:space="preserve">baseline = 0 and every disruption is strictly positive and distinct, confirming each lever maps to a different binding constraint rather than a generic penalty.</w:t>
+        <w:t>baseline = 0 and every disruption is strictly positive and distinct, confirming each lever maps to a different binding constraint rather than a generic penalty.</w:t>
       </w:r>
     </w:p>
     <w:p>
@@ -2234,7 +3115,7 @@
           <w:ilvl w:val="0"/>
           <w:numId w:val="3"/>
         </w:numPr>
-        <w:spacing w:after="80" w:line="300"/>
+        <w:spacing w:after="80" w:line="300" w:lineRule="auto"/>
       </w:pPr>
       <w:r>
         <w:rPr>
@@ -2244,7 +3125,15 @@
         <w:t xml:space="preserve">Offline determinism: </w:t>
       </w:r>
       <w:r>
-        <w:t xml:space="preserve">the --no-llm path reproduces identical numbers without an API key, so a grader can verify the analytics independently of model variance.</w:t>
+        <w:t>the --no-</w:t>
+      </w:r>
+      <w:proofErr w:type="spellStart"/>
+      <w:r>
+        <w:t>llm</w:t>
+      </w:r>
+      <w:proofErr w:type="spellEnd"/>
+      <w:r>
+        <w:t xml:space="preserve"> path reproduces identical numbers without an API key, so a grader can verify the analytics independently of model variance.</w:t>
       </w:r>
     </w:p>
     <w:p>
@@ -2252,7 +3141,7 @@
         <w:pStyle w:val="Heading1"/>
       </w:pPr>
       <w:r>
-        <w:t xml:space="preserve">5. Limitations &amp; Next Steps</w:t>
+        <w:t>5. Limitations &amp; Next Steps</w:t>
       </w:r>
     </w:p>
     <w:p>
@@ -2262,7 +3151,7 @@
           <w:ilvl w:val="0"/>
           <w:numId w:val="3"/>
         </w:numPr>
-        <w:spacing w:after="80" w:line="300"/>
+        <w:spacing w:after="80" w:line="300" w:lineRule="auto"/>
       </w:pPr>
       <w:r>
         <w:rPr>
@@ -2272,7 +3161,7 @@
         <w:t xml:space="preserve">No true optimiser. </w:t>
       </w:r>
       <w:r>
-        <w:t xml:space="preserve">The contingency agent reasons over engine output; it does not solve for the provably minimum-penalty allocation. Next: add a greedy / linear allocator and have the agent critique its result.</w:t>
+        <w:t>The contingency agent reasons over engine output; it does not solve for the provably minimum-penalty allocation. Next: add a greedy / linear allocator and have the agent critique its result.</w:t>
       </w:r>
     </w:p>
     <w:p>
@@ -2282,7 +3171,7 @@
           <w:ilvl w:val="0"/>
           <w:numId w:val="3"/>
         </w:numPr>
-        <w:spacing w:after="80" w:line="300"/>
+        <w:spacing w:after="80" w:line="300" w:lineRule="auto"/>
       </w:pPr>
       <w:r>
         <w:rPr>
@@ -2292,7 +3181,7 @@
         <w:t xml:space="preserve">Demand spike is a uniform resample. </w:t>
       </w:r>
       <w:r>
-        <w:t xml:space="preserve">A real spike is product- and hospital-specific; with genuine demand signals we would scale per item class and destination.</w:t>
+        <w:t>A real spike is product- and hospital-specific; with genuine demand signals we would scale per item class and destination.</w:t>
       </w:r>
     </w:p>
     <w:p>
@@ -2302,7 +3191,7 @@
           <w:ilvl w:val="0"/>
           <w:numId w:val="3"/>
         </w:numPr>
-        <w:spacing w:after="80" w:line="300"/>
+        <w:spacing w:after="80" w:line="300" w:lineRule="auto"/>
       </w:pPr>
       <w:r>
         <w:rPr>
@@ -2312,7 +3201,15 @@
         <w:t xml:space="preserve">Weather is a manual override. </w:t>
       </w:r>
       <w:r>
-        <w:t xml:space="preserve">Production would pull the live per-waypoint Open-Meteo forecast (the tool already exists) and set the score automatically.</w:t>
+        <w:t>Production would pull the live per-waypoint Open-</w:t>
+      </w:r>
+      <w:proofErr w:type="spellStart"/>
+      <w:r>
+        <w:t>Meteo</w:t>
+      </w:r>
+      <w:proofErr w:type="spellEnd"/>
+      <w:r>
+        <w:t xml:space="preserve"> forecast (the tool already exists) and set the score automatically.</w:t>
       </w:r>
     </w:p>
     <w:p>
@@ -2322,7 +3219,7 @@
           <w:ilvl w:val="0"/>
           <w:numId w:val="3"/>
         </w:numPr>
-        <w:spacing w:after="80" w:line="300"/>
+        <w:spacing w:after="80" w:line="300" w:lineRule="auto"/>
       </w:pPr>
       <w:r>
         <w:rPr>
@@ -2332,7 +3229,7 @@
         <w:t xml:space="preserve">Two corridors, 48 hours. </w:t>
       </w:r>
       <w:r>
-        <w:t xml:space="preserve">The engine generalises to N corridors and longer horizons; only the scenario feed and resource file would grow.</w:t>
+        <w:t>The engine generalises to N corridors and longer horizons; only the scenario feed and resource file would grow.</w:t>
       </w:r>
     </w:p>
     <w:p>
@@ -2342,7 +3239,7 @@
           <w:ilvl w:val="0"/>
           <w:numId w:val="3"/>
         </w:numPr>
-        <w:spacing w:after="80" w:line="300"/>
+        <w:spacing w:after="80" w:line="300" w:lineRule="auto"/>
       </w:pPr>
       <w:r>
         <w:rPr>
@@ -2352,15 +3249,15 @@
         <w:t xml:space="preserve">LLM variance. </w:t>
       </w:r>
       <w:r>
-        <w:t xml:space="preserve">Numbers are deterministic but narrative wording varies; the audit gate constrains safety, not prose. A rubric-based second auditor would tighten consistency further.</w:t>
-      </w:r>
-    </w:p>
-    <w:p>
-      <w:pPr>
-        <w:spacing w:after="120" w:line="300"/>
-      </w:pPr>
-      <w:r>
-        <w:t xml:space="preserve">With real-time demand, telematics and weather feeds, the same graph becomes a standing operations co-pilot rather than a what-if sandbox — the architecture does not change, only the data source.</w:t>
+        <w:t>Numbers are deterministic but narrative wording varies; the audit gate constrains safety, not prose. A rubric-based second auditor would tighten consistency further.</w:t>
+      </w:r>
+    </w:p>
+    <w:p>
+      <w:pPr>
+        <w:spacing w:after="120" w:line="300" w:lineRule="auto"/>
+      </w:pPr>
+      <w:r>
+        <w:t>With real-time demand, telematics and weather feeds, the same graph becomes a standing operations co-pilot rather than a what-if sandbox — the architecture does not change, only the data source.</w:t>
       </w:r>
     </w:p>
     <w:p>
@@ -2368,85 +3265,327 @@
         <w:pStyle w:val="Heading1"/>
       </w:pPr>
       <w:r>
-        <w:t xml:space="preserve">Appendix: Reproducing the System</w:t>
-      </w:r>
-    </w:p>
-    <w:p>
-      <w:pPr>
-        <w:spacing w:after="120" w:line="300"/>
-      </w:pPr>
-      <w:r>
-        <w:t xml:space="preserve">From the app/ directory:</w:t>
-      </w:r>
-    </w:p>
-    <w:p>
-      <w:pPr>
-        <w:shd w:fill="F4F7F9" w:val="clear"/>
-        <w:spacing w:after="120" w:line="260"/>
-      </w:pPr>
-      <w:r>
-        <w:rPr>
-          <w:rFonts w:ascii="Courier New" w:cs="Courier New" w:eastAsia="Courier New" w:hAnsi="Courier New"/>
+        <w:t>Appendix: Reproducing the System</w:t>
+      </w:r>
+    </w:p>
+    <w:p>
+      <w:pPr>
+        <w:spacing w:after="120" w:line="300" w:lineRule="auto"/>
+      </w:pPr>
+      <w:r>
+        <w:t>From the app/ directory:</w:t>
+      </w:r>
+    </w:p>
+    <w:p>
+      <w:pPr>
+        <w:shd w:val="clear" w:color="auto" w:fill="F4F7F9"/>
+        <w:spacing w:after="120" w:line="260" w:lineRule="auto"/>
+      </w:pPr>
+      <w:r>
+        <w:rPr>
+          <w:rFonts w:ascii="Courier New" w:eastAsia="Courier New" w:hAnsi="Courier New" w:cs="Courier New"/>
           <w:sz w:val="17"/>
           <w:szCs w:val="17"/>
         </w:rPr>
-        <w:t xml:space="preserve">python3 -m venv .venv &amp;&amp; source .venv/bin/activate</w:t>
-      </w:r>
-    </w:p>
-    <w:p>
-      <w:pPr>
-        <w:shd w:fill="F4F7F9" w:val="clear"/>
-        <w:spacing w:after="120" w:line="260"/>
-      </w:pPr>
-      <w:r>
-        <w:rPr>
-          <w:rFonts w:ascii="Courier New" w:cs="Courier New" w:eastAsia="Courier New" w:hAnsi="Courier New"/>
+        <w:t xml:space="preserve">python3 -m </w:t>
+      </w:r>
+      <w:proofErr w:type="spellStart"/>
+      <w:proofErr w:type="gramStart"/>
+      <w:r>
+        <w:rPr>
+          <w:rFonts w:ascii="Courier New" w:eastAsia="Courier New" w:hAnsi="Courier New" w:cs="Courier New"/>
           <w:sz w:val="17"/>
           <w:szCs w:val="17"/>
         </w:rPr>
-        <w:t xml:space="preserve">pip install -r requirements.txt &amp;&amp; cp .env.example .env</w:t>
-      </w:r>
-    </w:p>
-    <w:p>
-      <w:pPr>
-        <w:shd w:fill="F4F7F9" w:val="clear"/>
-        <w:spacing w:after="120" w:line="260"/>
-      </w:pPr>
-      <w:r>
-        <w:rPr>
-          <w:rFonts w:ascii="Courier New" w:cs="Courier New" w:eastAsia="Courier New" w:hAnsi="Courier New"/>
+        <w:t>venv</w:t>
+      </w:r>
+      <w:proofErr w:type="spellEnd"/>
+      <w:r>
+        <w:rPr>
+          <w:rFonts w:ascii="Courier New" w:eastAsia="Courier New" w:hAnsi="Courier New" w:cs="Courier New"/>
           <w:sz w:val="17"/>
           <w:szCs w:val="17"/>
         </w:rPr>
-        <w:t xml:space="preserve">uvicorn web.server:app --app-dir src --port 8000   # web UI → http://localhost:8000</w:t>
-      </w:r>
-    </w:p>
-    <w:p>
-      <w:pPr>
-        <w:shd w:fill="F4F7F9" w:val="clear"/>
-        <w:spacing w:after="120" w:line="260"/>
-      </w:pPr>
-      <w:r>
-        <w:rPr>
-          <w:rFonts w:ascii="Courier New" w:cs="Courier New" w:eastAsia="Courier New" w:hAnsi="Courier New"/>
+        <w:t xml:space="preserve"> .</w:t>
+      </w:r>
+      <w:proofErr w:type="spellStart"/>
+      <w:r>
+        <w:rPr>
+          <w:rFonts w:ascii="Courier New" w:eastAsia="Courier New" w:hAnsi="Courier New" w:cs="Courier New"/>
           <w:sz w:val="17"/>
           <w:szCs w:val="17"/>
         </w:rPr>
-        <w:t xml:space="preserve">python -m src.main --preset demand_spike_20 --no-llm   # offline, deterministic</w:t>
-      </w:r>
-    </w:p>
-    <w:p>
-      <w:pPr>
-        <w:shd w:fill="F4F7F9" w:val="clear"/>
-        <w:spacing w:after="120" w:line="260"/>
-      </w:pPr>
-      <w:r>
-        <w:rPr>
-          <w:rFonts w:ascii="Courier New" w:cs="Courier New" w:eastAsia="Courier New" w:hAnsi="Courier New"/>
+        <w:t>venv</w:t>
+      </w:r>
+      <w:proofErr w:type="spellEnd"/>
+      <w:proofErr w:type="gramEnd"/>
+      <w:r>
+        <w:rPr>
+          <w:rFonts w:ascii="Courier New" w:eastAsia="Courier New" w:hAnsi="Courier New" w:cs="Courier New"/>
           <w:sz w:val="17"/>
           <w:szCs w:val="17"/>
         </w:rPr>
-        <w:t xml:space="preserve">python -m pytest tests/ -q                              # 9 passing tests</w:t>
+        <w:t xml:space="preserve"> &amp;&amp; </w:t>
+      </w:r>
+      <w:proofErr w:type="gramStart"/>
+      <w:r>
+        <w:rPr>
+          <w:rFonts w:ascii="Courier New" w:eastAsia="Courier New" w:hAnsi="Courier New" w:cs="Courier New"/>
+          <w:sz w:val="17"/>
+          <w:szCs w:val="17"/>
+        </w:rPr>
+        <w:t>source .</w:t>
+      </w:r>
+      <w:proofErr w:type="spellStart"/>
+      <w:r>
+        <w:rPr>
+          <w:rFonts w:ascii="Courier New" w:eastAsia="Courier New" w:hAnsi="Courier New" w:cs="Courier New"/>
+          <w:sz w:val="17"/>
+          <w:szCs w:val="17"/>
+        </w:rPr>
+        <w:t>venv</w:t>
+      </w:r>
+      <w:proofErr w:type="spellEnd"/>
+      <w:proofErr w:type="gramEnd"/>
+      <w:r>
+        <w:rPr>
+          <w:rFonts w:ascii="Courier New" w:eastAsia="Courier New" w:hAnsi="Courier New" w:cs="Courier New"/>
+          <w:sz w:val="17"/>
+          <w:szCs w:val="17"/>
+        </w:rPr>
+        <w:t>/bin/activate</w:t>
+      </w:r>
+    </w:p>
+    <w:p>
+      <w:pPr>
+        <w:shd w:val="clear" w:color="auto" w:fill="F4F7F9"/>
+        <w:spacing w:after="120" w:line="260" w:lineRule="auto"/>
+      </w:pPr>
+      <w:r>
+        <w:rPr>
+          <w:rFonts w:ascii="Courier New" w:eastAsia="Courier New" w:hAnsi="Courier New" w:cs="Courier New"/>
+          <w:sz w:val="17"/>
+          <w:szCs w:val="17"/>
+        </w:rPr>
+        <w:t xml:space="preserve">pip install -r requirements.txt &amp;&amp; </w:t>
+      </w:r>
+      <w:proofErr w:type="gramStart"/>
+      <w:r>
+        <w:rPr>
+          <w:rFonts w:ascii="Courier New" w:eastAsia="Courier New" w:hAnsi="Courier New" w:cs="Courier New"/>
+          <w:sz w:val="17"/>
+          <w:szCs w:val="17"/>
+        </w:rPr>
+        <w:t>cp .</w:t>
+      </w:r>
+      <w:proofErr w:type="spellStart"/>
+      <w:r>
+        <w:rPr>
+          <w:rFonts w:ascii="Courier New" w:eastAsia="Courier New" w:hAnsi="Courier New" w:cs="Courier New"/>
+          <w:sz w:val="17"/>
+          <w:szCs w:val="17"/>
+        </w:rPr>
+        <w:t>env</w:t>
+      </w:r>
+      <w:proofErr w:type="gramEnd"/>
+      <w:r>
+        <w:rPr>
+          <w:rFonts w:ascii="Courier New" w:eastAsia="Courier New" w:hAnsi="Courier New" w:cs="Courier New"/>
+          <w:sz w:val="17"/>
+          <w:szCs w:val="17"/>
+        </w:rPr>
+        <w:t>.</w:t>
+      </w:r>
+      <w:proofErr w:type="gramStart"/>
+      <w:r>
+        <w:rPr>
+          <w:rFonts w:ascii="Courier New" w:eastAsia="Courier New" w:hAnsi="Courier New" w:cs="Courier New"/>
+          <w:sz w:val="17"/>
+          <w:szCs w:val="17"/>
+        </w:rPr>
+        <w:t>example</w:t>
+      </w:r>
+      <w:proofErr w:type="spellEnd"/>
+      <w:r>
+        <w:rPr>
+          <w:rFonts w:ascii="Courier New" w:eastAsia="Courier New" w:hAnsi="Courier New" w:cs="Courier New"/>
+          <w:sz w:val="17"/>
+          <w:szCs w:val="17"/>
+        </w:rPr>
+        <w:t xml:space="preserve"> .env</w:t>
+      </w:r>
+      <w:proofErr w:type="gramEnd"/>
+    </w:p>
+    <w:p>
+      <w:pPr>
+        <w:shd w:val="clear" w:color="auto" w:fill="F4F7F9"/>
+        <w:spacing w:after="120" w:line="260" w:lineRule="auto"/>
+      </w:pPr>
+      <w:proofErr w:type="spellStart"/>
+      <w:r>
+        <w:rPr>
+          <w:rFonts w:ascii="Courier New" w:eastAsia="Courier New" w:hAnsi="Courier New" w:cs="Courier New"/>
+          <w:sz w:val="17"/>
+          <w:szCs w:val="17"/>
+        </w:rPr>
+        <w:t>uvicorn</w:t>
+      </w:r>
+      <w:proofErr w:type="spellEnd"/>
+      <w:r>
+        <w:rPr>
+          <w:rFonts w:ascii="Courier New" w:eastAsia="Courier New" w:hAnsi="Courier New" w:cs="Courier New"/>
+          <w:sz w:val="17"/>
+          <w:szCs w:val="17"/>
+        </w:rPr>
+        <w:t xml:space="preserve"> </w:t>
+      </w:r>
+      <w:proofErr w:type="spellStart"/>
+      <w:proofErr w:type="gramStart"/>
+      <w:r>
+        <w:rPr>
+          <w:rFonts w:ascii="Courier New" w:eastAsia="Courier New" w:hAnsi="Courier New" w:cs="Courier New"/>
+          <w:sz w:val="17"/>
+          <w:szCs w:val="17"/>
+        </w:rPr>
+        <w:t>web.server</w:t>
+      </w:r>
+      <w:proofErr w:type="gramEnd"/>
+      <w:r>
+        <w:rPr>
+          <w:rFonts w:ascii="Courier New" w:eastAsia="Courier New" w:hAnsi="Courier New" w:cs="Courier New"/>
+          <w:sz w:val="17"/>
+          <w:szCs w:val="17"/>
+        </w:rPr>
+        <w:t>:app</w:t>
+      </w:r>
+      <w:proofErr w:type="spellEnd"/>
+      <w:r>
+        <w:rPr>
+          <w:rFonts w:ascii="Courier New" w:eastAsia="Courier New" w:hAnsi="Courier New" w:cs="Courier New"/>
+          <w:sz w:val="17"/>
+          <w:szCs w:val="17"/>
+        </w:rPr>
+        <w:t xml:space="preserve"> --app-</w:t>
+      </w:r>
+      <w:proofErr w:type="spellStart"/>
+      <w:r>
+        <w:rPr>
+          <w:rFonts w:ascii="Courier New" w:eastAsia="Courier New" w:hAnsi="Courier New" w:cs="Courier New"/>
+          <w:sz w:val="17"/>
+          <w:szCs w:val="17"/>
+        </w:rPr>
+        <w:t>dir</w:t>
+      </w:r>
+      <w:proofErr w:type="spellEnd"/>
+      <w:r>
+        <w:rPr>
+          <w:rFonts w:ascii="Courier New" w:eastAsia="Courier New" w:hAnsi="Courier New" w:cs="Courier New"/>
+          <w:sz w:val="17"/>
+          <w:szCs w:val="17"/>
+        </w:rPr>
+        <w:t xml:space="preserve"> </w:t>
+      </w:r>
+      <w:proofErr w:type="spellStart"/>
+      <w:r>
+        <w:rPr>
+          <w:rFonts w:ascii="Courier New" w:eastAsia="Courier New" w:hAnsi="Courier New" w:cs="Courier New"/>
+          <w:sz w:val="17"/>
+          <w:szCs w:val="17"/>
+        </w:rPr>
+        <w:t>src</w:t>
+      </w:r>
+      <w:proofErr w:type="spellEnd"/>
+      <w:r>
+        <w:rPr>
+          <w:rFonts w:ascii="Courier New" w:eastAsia="Courier New" w:hAnsi="Courier New" w:cs="Courier New"/>
+          <w:sz w:val="17"/>
+          <w:szCs w:val="17"/>
+        </w:rPr>
+        <w:t xml:space="preserve"> --port 8000   # web UI → http://localhost:8000</w:t>
+      </w:r>
+    </w:p>
+    <w:p>
+      <w:pPr>
+        <w:shd w:val="clear" w:color="auto" w:fill="F4F7F9"/>
+        <w:spacing w:after="120" w:line="260" w:lineRule="auto"/>
+      </w:pPr>
+      <w:r>
+        <w:rPr>
+          <w:rFonts w:ascii="Courier New" w:eastAsia="Courier New" w:hAnsi="Courier New" w:cs="Courier New"/>
+          <w:sz w:val="17"/>
+          <w:szCs w:val="17"/>
+        </w:rPr>
+        <w:t xml:space="preserve">python -m </w:t>
+      </w:r>
+      <w:proofErr w:type="spellStart"/>
+      <w:proofErr w:type="gramStart"/>
+      <w:r>
+        <w:rPr>
+          <w:rFonts w:ascii="Courier New" w:eastAsia="Courier New" w:hAnsi="Courier New" w:cs="Courier New"/>
+          <w:sz w:val="17"/>
+          <w:szCs w:val="17"/>
+        </w:rPr>
+        <w:t>src.main</w:t>
+      </w:r>
+      <w:proofErr w:type="spellEnd"/>
+      <w:proofErr w:type="gramEnd"/>
+      <w:r>
+        <w:rPr>
+          <w:rFonts w:ascii="Courier New" w:eastAsia="Courier New" w:hAnsi="Courier New" w:cs="Courier New"/>
+          <w:sz w:val="17"/>
+          <w:szCs w:val="17"/>
+        </w:rPr>
+        <w:t xml:space="preserve"> --preset demand_spike_20 --no-</w:t>
+      </w:r>
+      <w:proofErr w:type="spellStart"/>
+      <w:r>
+        <w:rPr>
+          <w:rFonts w:ascii="Courier New" w:eastAsia="Courier New" w:hAnsi="Courier New" w:cs="Courier New"/>
+          <w:sz w:val="17"/>
+          <w:szCs w:val="17"/>
+        </w:rPr>
+        <w:t>llm</w:t>
+      </w:r>
+      <w:proofErr w:type="spellEnd"/>
+      <w:r>
+        <w:rPr>
+          <w:rFonts w:ascii="Courier New" w:eastAsia="Courier New" w:hAnsi="Courier New" w:cs="Courier New"/>
+          <w:sz w:val="17"/>
+          <w:szCs w:val="17"/>
+        </w:rPr>
+        <w:t xml:space="preserve">   # offline, deterministic</w:t>
+      </w:r>
+    </w:p>
+    <w:p>
+      <w:pPr>
+        <w:shd w:val="clear" w:color="auto" w:fill="F4F7F9"/>
+        <w:spacing w:after="120" w:line="260" w:lineRule="auto"/>
+      </w:pPr>
+      <w:r>
+        <w:rPr>
+          <w:rFonts w:ascii="Courier New" w:eastAsia="Courier New" w:hAnsi="Courier New" w:cs="Courier New"/>
+          <w:sz w:val="17"/>
+          <w:szCs w:val="17"/>
+        </w:rPr>
+        <w:t xml:space="preserve">python -m </w:t>
+      </w:r>
+      <w:proofErr w:type="spellStart"/>
+      <w:r>
+        <w:rPr>
+          <w:rFonts w:ascii="Courier New" w:eastAsia="Courier New" w:hAnsi="Courier New" w:cs="Courier New"/>
+          <w:sz w:val="17"/>
+          <w:szCs w:val="17"/>
+        </w:rPr>
+        <w:t>pytest</w:t>
+      </w:r>
+      <w:proofErr w:type="spellEnd"/>
+      <w:r>
+        <w:rPr>
+          <w:rFonts w:ascii="Courier New" w:eastAsia="Courier New" w:hAnsi="Courier New" w:cs="Courier New"/>
+          <w:sz w:val="17"/>
+          <w:szCs w:val="17"/>
+        </w:rPr>
+        <w:t xml:space="preserve"> tests/ -q                              # 9 passing tests</w:t>
       </w:r>
     </w:p>
     <w:p>
@@ -2459,37 +3598,96 @@
           <w:sz w:val="18"/>
           <w:szCs w:val="18"/>
         </w:rPr>
-        <w:t xml:space="preserve">Scenario presets: baseline, demand_spike_20, corridor_closure, driver_shortage, storm_i95. Set OPENAI_API_KEY in .env for live LLM narration; omit it (or use --no-llm) for deterministic offline runs.</w:t>
+        <w:t xml:space="preserve">Scenario presets: baseline, demand_spike_20, </w:t>
+      </w:r>
+      <w:proofErr w:type="spellStart"/>
+      <w:r>
+        <w:rPr>
+          <w:color w:val="5A6B7A"/>
+          <w:sz w:val="18"/>
+          <w:szCs w:val="18"/>
+        </w:rPr>
+        <w:t>corridor_closure</w:t>
+      </w:r>
+      <w:proofErr w:type="spellEnd"/>
+      <w:r>
+        <w:rPr>
+          <w:color w:val="5A6B7A"/>
+          <w:sz w:val="18"/>
+          <w:szCs w:val="18"/>
+        </w:rPr>
+        <w:t xml:space="preserve">, </w:t>
+      </w:r>
+      <w:proofErr w:type="spellStart"/>
+      <w:r>
+        <w:rPr>
+          <w:color w:val="5A6B7A"/>
+          <w:sz w:val="18"/>
+          <w:szCs w:val="18"/>
+        </w:rPr>
+        <w:t>driver_shortage</w:t>
+      </w:r>
+      <w:proofErr w:type="spellEnd"/>
+      <w:r>
+        <w:rPr>
+          <w:color w:val="5A6B7A"/>
+          <w:sz w:val="18"/>
+          <w:szCs w:val="18"/>
+        </w:rPr>
+        <w:t xml:space="preserve">, storm_i95. Set OPENAI_API_KEY </w:t>
+      </w:r>
+      <w:proofErr w:type="gramStart"/>
+      <w:r>
+        <w:rPr>
+          <w:color w:val="5A6B7A"/>
+          <w:sz w:val="18"/>
+          <w:szCs w:val="18"/>
+        </w:rPr>
+        <w:t>in .env</w:t>
+      </w:r>
+      <w:proofErr w:type="gramEnd"/>
+      <w:r>
+        <w:rPr>
+          <w:color w:val="5A6B7A"/>
+          <w:sz w:val="18"/>
+          <w:szCs w:val="18"/>
+        </w:rPr>
+        <w:t xml:space="preserve"> for live LLM narration; omit it (or use --no-</w:t>
+      </w:r>
+      <w:proofErr w:type="spellStart"/>
+      <w:r>
+        <w:rPr>
+          <w:color w:val="5A6B7A"/>
+          <w:sz w:val="18"/>
+          <w:szCs w:val="18"/>
+        </w:rPr>
+        <w:t>llm</w:t>
+      </w:r>
+      <w:proofErr w:type="spellEnd"/>
+      <w:r>
+        <w:rPr>
+          <w:color w:val="5A6B7A"/>
+          <w:sz w:val="18"/>
+          <w:szCs w:val="18"/>
+        </w:rPr>
+        <w:t>) for deterministic offline runs.</w:t>
       </w:r>
     </w:p>
     <w:sectPr>
-      <w:footerReference w:type="default" r:id="rId7"/>
-      <w:pgSz w:w="12240" w:h="15840" w:orient="portrait"/>
+      <w:footerReference w:type="default" r:id="rId8"/>
+      <w:pgSz w:w="12240" w:h="15840"/>
       <w:pgMar w:top="1440" w:right="1440" w:bottom="1440" w:left="1440" w:header="708" w:footer="708" w:gutter="0"/>
-      <w:pgNumType/>
+      <w:cols w:space="720"/>
       <w:docGrid w:linePitch="360"/>
     </w:sectPr>
   </w:body>
 </w:document>
 </file>
 
-<file path=word/comments.xml><?xml version="1.0" encoding="utf-8"?>
-<w:comments xmlns:cx="http://schemas.microsoft.com/office/drawing/2014/chartex" xmlns:cx1="http://schemas.microsoft.com/office/drawing/2015/9/8/chartex" xmlns:cx2="http://schemas.microsoft.com/office/drawing/2015/10/21/chartex" xmlns:cx3="http://schemas.microsoft.com/office/drawing/2016/5/9/chartex" xmlns:cx4="http://schemas.microsoft.com/office/drawing/2016/5/10/chartex" xmlns:cx5="http://schemas.microsoft.com/office/drawing/2016/5/11/chartex" xmlns:cx6="http://schemas.microsoft.com/office/drawing/2016/5/12/chartex" xmlns:cx7="http://schemas.microsoft.com/office/drawing/2016/5/13/chartex" xmlns:cx8="http://schemas.microsoft.com/office/drawing/2016/5/14/chartex" xmlns:mc="http://schemas.openxmlformats.org/markup-compatibility/2006" xmlns:aink="http://schemas.microsoft.com/office/drawing/2016/ink" xmlns:am3d="http://schemas.microsoft.com/office/drawing/2017/model3d" xmlns:o="urn:schemas-microsoft-com:office:office" xmlns:r="http://schemas.openxmlformats.org/officeDocument/2006/relationships" xmlns:m="http://schemas.openxmlformats.org/officeDocument/2006/math" xmlns:v="urn:schemas-microsoft-com:vml" xmlns:wp14="http://schemas.microsoft.com/office/word/2010/wordprocessingDrawing" xmlns:wp="http://schemas.openxmlformats.org/drawingml/2006/wordprocessingDrawing" xmlns:w10="urn:schemas-microsoft-com:office:word" xmlns:w="http://schemas.openxmlformats.org/wordprocessingml/2006/main" xmlns:w14="http://schemas.microsoft.com/office/word/2010/wordml" xmlns:w15="http://schemas.microsoft.com/office/word/2012/wordml" xmlns:w16cex="http://schemas.microsoft.com/office/word/2018/wordml/cex" xmlns:w16cid="http://schemas.microsoft.com/office/word/2016/wordml/cid" xmlns:w16="http://schemas.microsoft.com/office/word/2018/wordml" xmlns:w16sdtdh="http://schemas.microsoft.com/office/word/2020/wordml/sdtdatahash" xmlns:w16se="http://schemas.microsoft.com/office/word/2015/wordml/symex" xmlns:wpg="http://schemas.microsoft.com/office/word/2010/wordprocessingGroup" xmlns:wpi="http://schemas.microsoft.com/office/word/2010/wordprocessingInk" xmlns:wne="http://schemas.microsoft.com/office/word/2006/wordml" xmlns:wps="http://schemas.microsoft.com/office/word/2010/wordprocessingShape"/>
-</file>
-
 <file path=word/endnotes.xml><?xml version="1.0" encoding="utf-8"?>
-<w:endnotes xmlns:wpc="http://schemas.microsoft.com/office/word/2010/wordprocessingCanvas" xmlns:mc="http://schemas.openxmlformats.org/markup-compatibility/2006" xmlns:o="urn:schemas-microsoft-com:office:office" xmlns:r="http://schemas.openxmlformats.org/officeDocument/2006/relationships" xmlns:m="http://schemas.openxmlformats.org/officeDocument/2006/math" xmlns:v="urn:schemas-microsoft-com:vml" xmlns:wp14="http://schemas.microsoft.com/office/word/2010/wordprocessingDrawing" xmlns:wp="http://schemas.openxmlformats.org/drawingml/2006/wordprocessingDrawing" xmlns:w10="urn:schemas-microsoft-com:office:word" xmlns:w="http://schemas.openxmlformats.org/wordprocessingml/2006/main" xmlns:w14="http://schemas.microsoft.com/office/word/2010/wordml" xmlns:w15="http://schemas.microsoft.com/office/word/2012/wordml" xmlns:wpg="http://schemas.microsoft.com/office/word/2010/wordprocessingGroup" xmlns:wpi="http://schemas.microsoft.com/office/word/2010/wordprocessingInk" xmlns:wne="http://schemas.microsoft.com/office/word/2006/wordml" xmlns:wps="http://schemas.microsoft.com/office/word/2010/wordprocessingShape" mc:Ignorable="w14 w15 wp14">
+<w:endnotes xmlns:wpc="http://schemas.microsoft.com/office/word/2010/wordprocessingCanvas" xmlns:cx="http://schemas.microsoft.com/office/drawing/2014/chartex" xmlns:cx1="http://schemas.microsoft.com/office/drawing/2015/9/8/chartex" xmlns:cx2="http://schemas.microsoft.com/office/drawing/2015/10/21/chartex" xmlns:cx3="http://schemas.microsoft.com/office/drawing/2016/5/9/chartex" xmlns:cx4="http://schemas.microsoft.com/office/drawing/2016/5/10/chartex" xmlns:cx5="http://schemas.microsoft.com/office/drawing/2016/5/11/chartex" xmlns:cx6="http://schemas.microsoft.com/office/drawing/2016/5/12/chartex" xmlns:cx7="http://schemas.microsoft.com/office/drawing/2016/5/13/chartex" xmlns:cx8="http://schemas.microsoft.com/office/drawing/2016/5/14/chartex" xmlns:mc="http://schemas.openxmlformats.org/markup-compatibility/2006" xmlns:aink="http://schemas.microsoft.com/office/drawing/2016/ink" xmlns:am3d="http://schemas.microsoft.com/office/drawing/2017/model3d" xmlns:o="urn:schemas-microsoft-com:office:office" xmlns:oel="http://schemas.microsoft.com/office/2019/extlst" xmlns:r="http://schemas.openxmlformats.org/officeDocument/2006/relationships" xmlns:m="http://schemas.openxmlformats.org/officeDocument/2006/math" xmlns:v="urn:schemas-microsoft-com:vml" xmlns:wp14="http://schemas.microsoft.com/office/word/2010/wordprocessingDrawing" xmlns:wp="http://schemas.openxmlformats.org/drawingml/2006/wordprocessingDrawing" xmlns:w10="urn:schemas-microsoft-com:office:word" xmlns:w="http://schemas.openxmlformats.org/wordprocessingml/2006/main" xmlns:w14="http://schemas.microsoft.com/office/word/2010/wordml" xmlns:w15="http://schemas.microsoft.com/office/word/2012/wordml" xmlns:w16cex="http://schemas.microsoft.com/office/word/2018/wordml/cex" xmlns:w16cid="http://schemas.microsoft.com/office/word/2016/wordml/cid" xmlns:w16="http://schemas.microsoft.com/office/word/2018/wordml" xmlns:w16du="http://schemas.microsoft.com/office/word/2023/wordml/word16du" xmlns:w16sdtdh="http://schemas.microsoft.com/office/word/2020/wordml/sdtdatahash" xmlns:w16sdtfl="http://schemas.microsoft.com/office/word/2024/wordml/sdtformatlock" xmlns:w16se="http://schemas.microsoft.com/office/word/2015/wordml/symex" xmlns:wpg="http://schemas.microsoft.com/office/word/2010/wordprocessingGroup" xmlns:wpi="http://schemas.microsoft.com/office/word/2010/wordprocessingInk" xmlns:wne="http://schemas.microsoft.com/office/word/2006/wordml" xmlns:wps="http://schemas.microsoft.com/office/word/2010/wordprocessingShape" mc:Ignorable="w14 w15 w16se w16cid w16 w16cex w16sdtdh w16sdtfl w16du wp14">
   <w:endnote w:type="separator" w:id="-1">
     <w:p>
-      <w:pPr>
-        <w:spacing w:after="0" w:line="240" w:lineRule="auto"/>
-      </w:pPr>
-      <w:r>
-        <w:rPr>
-          <w:rStyle w:val="EndnoteReference"/>
-        </w:rPr>
-        <w:endnoteRef/>
-      </w:r>
       <w:r>
         <w:separator/>
       </w:r>
@@ -2497,15 +3695,6 @@
   </w:endnote>
   <w:endnote w:type="continuationSeparator" w:id="0">
     <w:p>
-      <w:pPr>
-        <w:spacing w:after="0" w:line="240" w:lineRule="auto"/>
-      </w:pPr>
-      <w:r>
-        <w:rPr>
-          <w:rStyle w:val="EndnoteReference"/>
-        </w:rPr>
-        <w:endnoteRef/>
-      </w:r>
       <w:r>
         <w:continuationSeparator/>
       </w:r>
@@ -2515,26 +3704,46 @@
 </file>
 
 <file path=word/footer1.xml><?xml version="1.0" encoding="utf-8"?>
-<w:ftr xmlns:wpc="http://schemas.microsoft.com/office/word/2010/wordprocessingCanvas" xmlns:mc="http://schemas.openxmlformats.org/markup-compatibility/2006" xmlns:o="urn:schemas-microsoft-com:office:office" xmlns:r="http://schemas.openxmlformats.org/officeDocument/2006/relationships" xmlns:m="http://schemas.openxmlformats.org/officeDocument/2006/math" xmlns:v="urn:schemas-microsoft-com:vml" xmlns:wp14="http://schemas.microsoft.com/office/word/2010/wordprocessingDrawing" xmlns:wp="http://schemas.openxmlformats.org/drawingml/2006/wordprocessingDrawing" xmlns:w10="urn:schemas-microsoft-com:office:word" xmlns:w="http://schemas.openxmlformats.org/wordprocessingml/2006/main" xmlns:w14="http://schemas.microsoft.com/office/word/2010/wordml" xmlns:w15="http://schemas.microsoft.com/office/word/2012/wordml" xmlns:wpg="http://schemas.microsoft.com/office/word/2010/wordprocessingGroup" xmlns:wpi="http://schemas.microsoft.com/office/word/2010/wordprocessingInk" xmlns:wne="http://schemas.microsoft.com/office/word/2006/wordml" xmlns:wps="http://schemas.microsoft.com/office/word/2010/wordprocessingShape">
+<w:ftr xmlns:wpc="http://schemas.microsoft.com/office/word/2010/wordprocessingCanvas" xmlns:cx="http://schemas.microsoft.com/office/drawing/2014/chartex" xmlns:cx1="http://schemas.microsoft.com/office/drawing/2015/9/8/chartex" xmlns:cx2="http://schemas.microsoft.com/office/drawing/2015/10/21/chartex" xmlns:cx3="http://schemas.microsoft.com/office/drawing/2016/5/9/chartex" xmlns:cx4="http://schemas.microsoft.com/office/drawing/2016/5/10/chartex" xmlns:cx5="http://schemas.microsoft.com/office/drawing/2016/5/11/chartex" xmlns:cx6="http://schemas.microsoft.com/office/drawing/2016/5/12/chartex" xmlns:cx7="http://schemas.microsoft.com/office/drawing/2016/5/13/chartex" xmlns:cx8="http://schemas.microsoft.com/office/drawing/2016/5/14/chartex" xmlns:mc="http://schemas.openxmlformats.org/markup-compatibility/2006" xmlns:aink="http://schemas.microsoft.com/office/drawing/2016/ink" xmlns:am3d="http://schemas.microsoft.com/office/drawing/2017/model3d" xmlns:o="urn:schemas-microsoft-com:office:office" xmlns:oel="http://schemas.microsoft.com/office/2019/extlst" xmlns:r="http://schemas.openxmlformats.org/officeDocument/2006/relationships" xmlns:m="http://schemas.openxmlformats.org/officeDocument/2006/math" xmlns:v="urn:schemas-microsoft-com:vml" xmlns:wp14="http://schemas.microsoft.com/office/word/2010/wordprocessingDrawing" xmlns:wp="http://schemas.openxmlformats.org/drawingml/2006/wordprocessingDrawing" xmlns:w10="urn:schemas-microsoft-com:office:word" xmlns:w="http://schemas.openxmlformats.org/wordprocessingml/2006/main" xmlns:w14="http://schemas.microsoft.com/office/word/2010/wordml" xmlns:w15="http://schemas.microsoft.com/office/word/2012/wordml" xmlns:w16cex="http://schemas.microsoft.com/office/word/2018/wordml/cex" xmlns:w16cid="http://schemas.microsoft.com/office/word/2016/wordml/cid" xmlns:w16="http://schemas.microsoft.com/office/word/2018/wordml" xmlns:w16du="http://schemas.microsoft.com/office/word/2023/wordml/word16du" xmlns:w16sdtdh="http://schemas.microsoft.com/office/word/2020/wordml/sdtdatahash" xmlns:w16sdtfl="http://schemas.microsoft.com/office/word/2024/wordml/sdtformatlock" xmlns:w16se="http://schemas.microsoft.com/office/word/2015/wordml/symex" xmlns:wpg="http://schemas.microsoft.com/office/word/2010/wordprocessingGroup" xmlns:wpi="http://schemas.microsoft.com/office/word/2010/wordprocessingInk" xmlns:wne="http://schemas.microsoft.com/office/word/2006/wordml" xmlns:wps="http://schemas.microsoft.com/office/word/2010/wordprocessingShape" mc:Ignorable="w14 w15 w16se w16cid w16 w16cex w16sdtdh w16sdtfl w16du wp14">
   <w:p>
     <w:pPr>
       <w:jc w:val="center"/>
     </w:pPr>
+    <w:proofErr w:type="spellStart"/>
     <w:r>
       <w:rPr>
         <w:color w:val="5A6B7A"/>
         <w:sz w:val="16"/>
         <w:szCs w:val="16"/>
       </w:rPr>
-      <w:t xml:space="preserve">SeeWeeS What-if Scenario Simulation  —  </w:t>
+      <w:t>SeeWeeS</w:t>
     </w:r>
+    <w:proofErr w:type="spellEnd"/>
     <w:r>
       <w:rPr>
         <w:color w:val="5A6B7A"/>
         <w:sz w:val="16"/>
         <w:szCs w:val="16"/>
       </w:rPr>
-      <w:t xml:space="preserve">Page </w:t>
+      <w:t xml:space="preserve"> What-if Scenario </w:t>
+    </w:r>
+    <w:proofErr w:type="gramStart"/>
+    <w:r>
+      <w:rPr>
+        <w:color w:val="5A6B7A"/>
+        <w:sz w:val="16"/>
+        <w:szCs w:val="16"/>
+      </w:rPr>
+      <w:t>Simulation  —</w:t>
+    </w:r>
+    <w:proofErr w:type="gramEnd"/>
+    <w:r>
+      <w:rPr>
+        <w:color w:val="5A6B7A"/>
+        <w:sz w:val="16"/>
+        <w:szCs w:val="16"/>
+      </w:rPr>
+      <w:t xml:space="preserve">  Page </w:t>
     </w:r>
     <w:r>
       <w:rPr>
@@ -2543,8 +3752,38 @@
         <w:szCs w:val="16"/>
       </w:rPr>
       <w:fldChar w:fldCharType="begin"/>
-      <w:instrText xml:space="preserve">PAGE</w:instrText>
+    </w:r>
+    <w:r>
+      <w:rPr>
+        <w:color w:val="5A6B7A"/>
+        <w:sz w:val="16"/>
+        <w:szCs w:val="16"/>
+      </w:rPr>
+      <w:instrText>PAGE</w:instrText>
+    </w:r>
+    <w:r>
+      <w:rPr>
+        <w:color w:val="5A6B7A"/>
+        <w:sz w:val="16"/>
+        <w:szCs w:val="16"/>
+      </w:rPr>
       <w:fldChar w:fldCharType="separate"/>
+    </w:r>
+    <w:r>
+      <w:rPr>
+        <w:noProof/>
+        <w:color w:val="5A6B7A"/>
+        <w:sz w:val="16"/>
+        <w:szCs w:val="16"/>
+      </w:rPr>
+      <w:t>1</w:t>
+    </w:r>
+    <w:r>
+      <w:rPr>
+        <w:color w:val="5A6B7A"/>
+        <w:sz w:val="16"/>
+        <w:szCs w:val="16"/>
+      </w:rPr>
       <w:fldChar w:fldCharType="end"/>
     </w:r>
   </w:p>
@@ -2552,18 +3791,9 @@
 </file>
 
 <file path=word/footnotes.xml><?xml version="1.0" encoding="utf-8"?>
-<w:footnotes xmlns:wpc="http://schemas.microsoft.com/office/word/2010/wordprocessingCanvas" xmlns:mc="http://schemas.openxmlformats.org/markup-compatibility/2006" xmlns:o="urn:schemas-microsoft-com:office:office" xmlns:r="http://schemas.openxmlformats.org/officeDocument/2006/relationships" xmlns:m="http://schemas.openxmlformats.org/officeDocument/2006/math" xmlns:v="urn:schemas-microsoft-com:vml" xmlns:wp14="http://schemas.microsoft.com/office/word/2010/wordprocessingDrawing" xmlns:wp="http://schemas.openxmlformats.org/drawingml/2006/wordprocessingDrawing" xmlns:w10="urn:schemas-microsoft-com:office:word" xmlns:w="http://schemas.openxmlformats.org/wordprocessingml/2006/main" xmlns:w14="http://schemas.microsoft.com/office/word/2010/wordml" xmlns:w15="http://schemas.microsoft.com/office/word/2012/wordml" xmlns:wpg="http://schemas.microsoft.com/office/word/2010/wordprocessingGroup" xmlns:wpi="http://schemas.microsoft.com/office/word/2010/wordprocessingInk" xmlns:wne="http://schemas.microsoft.com/office/word/2006/wordml" xmlns:wps="http://schemas.microsoft.com/office/word/2010/wordprocessingShape" mc:Ignorable="w14 w15 wp14">
+<w:footnotes xmlns:wpc="http://schemas.microsoft.com/office/word/2010/wordprocessingCanvas" xmlns:cx="http://schemas.microsoft.com/office/drawing/2014/chartex" xmlns:cx1="http://schemas.microsoft.com/office/drawing/2015/9/8/chartex" xmlns:cx2="http://schemas.microsoft.com/office/drawing/2015/10/21/chartex" xmlns:cx3="http://schemas.microsoft.com/office/drawing/2016/5/9/chartex" xmlns:cx4="http://schemas.microsoft.com/office/drawing/2016/5/10/chartex" xmlns:cx5="http://schemas.microsoft.com/office/drawing/2016/5/11/chartex" xmlns:cx6="http://schemas.microsoft.com/office/drawing/2016/5/12/chartex" xmlns:cx7="http://schemas.microsoft.com/office/drawing/2016/5/13/chartex" xmlns:cx8="http://schemas.microsoft.com/office/drawing/2016/5/14/chartex" xmlns:mc="http://schemas.openxmlformats.org/markup-compatibility/2006" xmlns:aink="http://schemas.microsoft.com/office/drawing/2016/ink" xmlns:am3d="http://schemas.microsoft.com/office/drawing/2017/model3d" xmlns:o="urn:schemas-microsoft-com:office:office" xmlns:oel="http://schemas.microsoft.com/office/2019/extlst" xmlns:r="http://schemas.openxmlformats.org/officeDocument/2006/relationships" xmlns:m="http://schemas.openxmlformats.org/officeDocument/2006/math" xmlns:v="urn:schemas-microsoft-com:vml" xmlns:wp14="http://schemas.microsoft.com/office/word/2010/wordprocessingDrawing" xmlns:wp="http://schemas.openxmlformats.org/drawingml/2006/wordprocessingDrawing" xmlns:w10="urn:schemas-microsoft-com:office:word" xmlns:w="http://schemas.openxmlformats.org/wordprocessingml/2006/main" xmlns:w14="http://schemas.microsoft.com/office/word/2010/wordml" xmlns:w15="http://schemas.microsoft.com/office/word/2012/wordml" xmlns:w16cex="http://schemas.microsoft.com/office/word/2018/wordml/cex" xmlns:w16cid="http://schemas.microsoft.com/office/word/2016/wordml/cid" xmlns:w16="http://schemas.microsoft.com/office/word/2018/wordml" xmlns:w16du="http://schemas.microsoft.com/office/word/2023/wordml/word16du" xmlns:w16sdtdh="http://schemas.microsoft.com/office/word/2020/wordml/sdtdatahash" xmlns:w16sdtfl="http://schemas.microsoft.com/office/word/2024/wordml/sdtformatlock" xmlns:w16se="http://schemas.microsoft.com/office/word/2015/wordml/symex" xmlns:wpg="http://schemas.microsoft.com/office/word/2010/wordprocessingGroup" xmlns:wpi="http://schemas.microsoft.com/office/word/2010/wordprocessingInk" xmlns:wne="http://schemas.microsoft.com/office/word/2006/wordml" xmlns:wps="http://schemas.microsoft.com/office/word/2010/wordprocessingShape" mc:Ignorable="w14 w15 w16se w16cid w16 w16cex w16sdtdh w16sdtfl w16du wp14">
   <w:footnote w:type="separator" w:id="-1">
     <w:p>
-      <w:pPr>
-        <w:spacing w:after="0" w:line="240" w:lineRule="auto"/>
-      </w:pPr>
-      <w:r>
-        <w:rPr>
-          <w:rStyle w:val="FootnoteReference"/>
-        </w:rPr>
-        <w:footnoteRef/>
-      </w:r>
       <w:r>
         <w:separator/>
       </w:r>
@@ -2571,15 +3801,6 @@
   </w:footnote>
   <w:footnote w:type="continuationSeparator" w:id="0">
     <w:p>
-      <w:pPr>
-        <w:spacing w:after="0" w:line="240" w:lineRule="auto"/>
-      </w:pPr>
-      <w:r>
-        <w:rPr>
-          <w:rStyle w:val="FootnoteReference"/>
-        </w:rPr>
-        <w:footnoteRef/>
-      </w:r>
       <w:r>
         <w:continuationSeparator/>
       </w:r>
@@ -2589,10 +3810,120 @@
 </file>
 
 <file path=word/numbering.xml><?xml version="1.0" encoding="utf-8"?>
-<w:numbering xmlns:wpc="http://schemas.microsoft.com/office/word/2010/wordprocessingCanvas" xmlns:mc="http://schemas.openxmlformats.org/markup-compatibility/2006" xmlns:o="urn:schemas-microsoft-com:office:office" xmlns:r="http://schemas.openxmlformats.org/officeDocument/2006/relationships" xmlns:m="http://schemas.openxmlformats.org/officeDocument/2006/math" xmlns:v="urn:schemas-microsoft-com:vml" xmlns:wp14="http://schemas.microsoft.com/office/word/2010/wordprocessingDrawing" xmlns:wp="http://schemas.openxmlformats.org/drawingml/2006/wordprocessingDrawing" xmlns:w10="urn:schemas-microsoft-com:office:word" xmlns:w="http://schemas.openxmlformats.org/wordprocessingml/2006/main" xmlns:w14="http://schemas.microsoft.com/office/word/2010/wordml" xmlns:w15="http://schemas.microsoft.com/office/word/2012/wordml" xmlns:wpg="http://schemas.microsoft.com/office/word/2010/wordprocessingGroup" xmlns:wpi="http://schemas.microsoft.com/office/word/2010/wordprocessingInk" xmlns:wne="http://schemas.microsoft.com/office/word/2006/wordml" xmlns:wps="http://schemas.microsoft.com/office/word/2010/wordprocessingShape" mc:Ignorable="w14 w15 wp14">
+<w:numbering xmlns:wpc="http://schemas.microsoft.com/office/word/2010/wordprocessingCanvas" xmlns:cx="http://schemas.microsoft.com/office/drawing/2014/chartex" xmlns:cx1="http://schemas.microsoft.com/office/drawing/2015/9/8/chartex" xmlns:cx2="http://schemas.microsoft.com/office/drawing/2015/10/21/chartex" xmlns:cx3="http://schemas.microsoft.com/office/drawing/2016/5/9/chartex" xmlns:cx4="http://schemas.microsoft.com/office/drawing/2016/5/10/chartex" xmlns:cx5="http://schemas.microsoft.com/office/drawing/2016/5/11/chartex" xmlns:cx6="http://schemas.microsoft.com/office/drawing/2016/5/12/chartex" xmlns:cx7="http://schemas.microsoft.com/office/drawing/2016/5/13/chartex" xmlns:cx8="http://schemas.microsoft.com/office/drawing/2016/5/14/chartex" xmlns:mc="http://schemas.openxmlformats.org/markup-compatibility/2006" xmlns:aink="http://schemas.microsoft.com/office/drawing/2016/ink" xmlns:am3d="http://schemas.microsoft.com/office/drawing/2017/model3d" xmlns:o="urn:schemas-microsoft-com:office:office" xmlns:oel="http://schemas.microsoft.com/office/2019/extlst" xmlns:r="http://schemas.openxmlformats.org/officeDocument/2006/relationships" xmlns:m="http://schemas.openxmlformats.org/officeDocument/2006/math" xmlns:v="urn:schemas-microsoft-com:vml" xmlns:wp14="http://schemas.microsoft.com/office/word/2010/wordprocessingDrawing" xmlns:wp="http://schemas.openxmlformats.org/drawingml/2006/wordprocessingDrawing" xmlns:w10="urn:schemas-microsoft-com:office:word" xmlns:w="http://schemas.openxmlformats.org/wordprocessingml/2006/main" xmlns:w14="http://schemas.microsoft.com/office/word/2010/wordml" xmlns:w15="http://schemas.microsoft.com/office/word/2012/wordml" xmlns:w16cex="http://schemas.microsoft.com/office/word/2018/wordml/cex" xmlns:w16cid="http://schemas.microsoft.com/office/word/2016/wordml/cid" xmlns:w16="http://schemas.microsoft.com/office/word/2018/wordml" xmlns:w16du="http://schemas.microsoft.com/office/word/2023/wordml/word16du" xmlns:w16sdtdh="http://schemas.microsoft.com/office/word/2020/wordml/sdtdatahash" xmlns:w16sdtfl="http://schemas.microsoft.com/office/word/2024/wordml/sdtformatlock" xmlns:w16se="http://schemas.microsoft.com/office/word/2015/wordml/symex" xmlns:wpg="http://schemas.microsoft.com/office/word/2010/wordprocessingGroup" xmlns:wpi="http://schemas.microsoft.com/office/word/2010/wordprocessingInk" xmlns:wne="http://schemas.microsoft.com/office/word/2006/wordml" xmlns:wps="http://schemas.microsoft.com/office/word/2010/wordprocessingShape" mc:Ignorable="w14 w15 w16se w16cid w16 w16cex w16sdtdh w16sdtfl w16du wp14">
+  <w:abstractNum w:abstractNumId="0" w15:restartNumberingAfterBreak="0">
+    <w:nsid w:val="21A15C35"/>
+    <w:multiLevelType w:val="hybridMultilevel"/>
+    <w:tmpl w:val="717AF6DE"/>
+    <w:lvl w:ilvl="0" w:tplc="3ACCF0BC">
+      <w:start w:val="1"/>
+      <w:numFmt w:val="decimal"/>
+      <w:lvlText w:val="%1."/>
+      <w:lvlJc w:val="left"/>
+      <w:pPr>
+        <w:ind w:left="460" w:hanging="260"/>
+      </w:pPr>
+    </w:lvl>
+    <w:lvl w:ilvl="1" w:tplc="DE561480">
+      <w:numFmt w:val="decimal"/>
+      <w:lvlText w:val=""/>
+      <w:lvlJc w:val="left"/>
+    </w:lvl>
+    <w:lvl w:ilvl="2" w:tplc="ED76818A">
+      <w:numFmt w:val="decimal"/>
+      <w:lvlText w:val=""/>
+      <w:lvlJc w:val="left"/>
+    </w:lvl>
+    <w:lvl w:ilvl="3" w:tplc="1FA07CFE">
+      <w:numFmt w:val="decimal"/>
+      <w:lvlText w:val=""/>
+      <w:lvlJc w:val="left"/>
+    </w:lvl>
+    <w:lvl w:ilvl="4" w:tplc="ABF430D0">
+      <w:numFmt w:val="decimal"/>
+      <w:lvlText w:val=""/>
+      <w:lvlJc w:val="left"/>
+    </w:lvl>
+    <w:lvl w:ilvl="5" w:tplc="046E734C">
+      <w:numFmt w:val="decimal"/>
+      <w:lvlText w:val=""/>
+      <w:lvlJc w:val="left"/>
+    </w:lvl>
+    <w:lvl w:ilvl="6" w:tplc="B5B2E7C2">
+      <w:numFmt w:val="decimal"/>
+      <w:lvlText w:val=""/>
+      <w:lvlJc w:val="left"/>
+    </w:lvl>
+    <w:lvl w:ilvl="7" w:tplc="97029A58">
+      <w:numFmt w:val="decimal"/>
+      <w:lvlText w:val=""/>
+      <w:lvlJc w:val="left"/>
+    </w:lvl>
+    <w:lvl w:ilvl="8" w:tplc="9BE4FEBE">
+      <w:numFmt w:val="decimal"/>
+      <w:lvlText w:val=""/>
+      <w:lvlJc w:val="left"/>
+    </w:lvl>
+  </w:abstractNum>
   <w:abstractNum w:abstractNumId="1" w15:restartNumberingAfterBreak="0">
+    <w:nsid w:val="696760D0"/>
     <w:multiLevelType w:val="hybridMultilevel"/>
-    <w:lvl w:ilvl="0" w15:tentative="1">
+    <w:tmpl w:val="91B6967C"/>
+    <w:lvl w:ilvl="0" w:tplc="AF2A817A">
+      <w:start w:val="1"/>
+      <w:numFmt w:val="bullet"/>
+      <w:lvlText w:val="•"/>
+      <w:lvlJc w:val="left"/>
+      <w:pPr>
+        <w:ind w:left="460" w:hanging="260"/>
+      </w:pPr>
+    </w:lvl>
+    <w:lvl w:ilvl="1" w:tplc="B0AC53A6">
+      <w:numFmt w:val="decimal"/>
+      <w:lvlText w:val=""/>
+      <w:lvlJc w:val="left"/>
+    </w:lvl>
+    <w:lvl w:ilvl="2" w:tplc="88DA92F8">
+      <w:numFmt w:val="decimal"/>
+      <w:lvlText w:val=""/>
+      <w:lvlJc w:val="left"/>
+    </w:lvl>
+    <w:lvl w:ilvl="3" w:tplc="DEB420C2">
+      <w:numFmt w:val="decimal"/>
+      <w:lvlText w:val=""/>
+      <w:lvlJc w:val="left"/>
+    </w:lvl>
+    <w:lvl w:ilvl="4" w:tplc="07629B5A">
+      <w:numFmt w:val="decimal"/>
+      <w:lvlText w:val=""/>
+      <w:lvlJc w:val="left"/>
+    </w:lvl>
+    <w:lvl w:ilvl="5" w:tplc="52A4F08E">
+      <w:numFmt w:val="decimal"/>
+      <w:lvlText w:val=""/>
+      <w:lvlJc w:val="left"/>
+    </w:lvl>
+    <w:lvl w:ilvl="6" w:tplc="2E1C4212">
+      <w:numFmt w:val="decimal"/>
+      <w:lvlText w:val=""/>
+      <w:lvlJc w:val="left"/>
+    </w:lvl>
+    <w:lvl w:ilvl="7" w:tplc="0116FF1C">
+      <w:numFmt w:val="decimal"/>
+      <w:lvlText w:val=""/>
+      <w:lvlJc w:val="left"/>
+    </w:lvl>
+    <w:lvl w:ilvl="8" w:tplc="70109612">
+      <w:numFmt w:val="decimal"/>
+      <w:lvlText w:val=""/>
+      <w:lvlJc w:val="left"/>
+    </w:lvl>
+  </w:abstractNum>
+  <w:abstractNum w:abstractNumId="2" w15:restartNumberingAfterBreak="0">
+    <w:nsid w:val="70595529"/>
+    <w:multiLevelType w:val="hybridMultilevel"/>
+    <w:tmpl w:val="A8881186"/>
+    <w:lvl w:ilvl="0" w:tplc="AB4AEAD2">
       <w:start w:val="1"/>
       <w:numFmt w:val="bullet"/>
       <w:lvlText w:val="●"/>
@@ -2601,7 +3932,7 @@
         <w:ind w:left="720" w:hanging="360"/>
       </w:pPr>
     </w:lvl>
-    <w:lvl w:ilvl="1" w15:tentative="1">
+    <w:lvl w:ilvl="1" w:tplc="385CAF5E">
       <w:start w:val="1"/>
       <w:numFmt w:val="bullet"/>
       <w:lvlText w:val="○"/>
@@ -2610,7 +3941,7 @@
         <w:ind w:left="1440" w:hanging="360"/>
       </w:pPr>
     </w:lvl>
-    <w:lvl w:ilvl="2" w15:tentative="1">
+    <w:lvl w:ilvl="2" w:tplc="5EF2BE9E">
       <w:start w:val="1"/>
       <w:numFmt w:val="bullet"/>
       <w:lvlText w:val="■"/>
@@ -2619,7 +3950,7 @@
         <w:ind w:left="2160" w:hanging="360"/>
       </w:pPr>
     </w:lvl>
-    <w:lvl w:ilvl="3" w15:tentative="1">
+    <w:lvl w:ilvl="3" w:tplc="2F008872">
       <w:start w:val="1"/>
       <w:numFmt w:val="bullet"/>
       <w:lvlText w:val="●"/>
@@ -2628,7 +3959,7 @@
         <w:ind w:left="2880" w:hanging="360"/>
       </w:pPr>
     </w:lvl>
-    <w:lvl w:ilvl="4" w15:tentative="1">
+    <w:lvl w:ilvl="4" w:tplc="F560E78C">
       <w:start w:val="1"/>
       <w:numFmt w:val="bullet"/>
       <w:lvlText w:val="○"/>
@@ -2637,7 +3968,7 @@
         <w:ind w:left="3600" w:hanging="360"/>
       </w:pPr>
     </w:lvl>
-    <w:lvl w:ilvl="5" w15:tentative="1">
+    <w:lvl w:ilvl="5" w:tplc="96E0B3FC">
       <w:start w:val="1"/>
       <w:numFmt w:val="bullet"/>
       <w:lvlText w:val="■"/>
@@ -2646,7 +3977,7 @@
         <w:ind w:left="4320" w:hanging="360"/>
       </w:pPr>
     </w:lvl>
-    <w:lvl w:ilvl="6" w15:tentative="1">
+    <w:lvl w:ilvl="6" w:tplc="7702F718">
       <w:start w:val="1"/>
       <w:numFmt w:val="bullet"/>
       <w:lvlText w:val="●"/>
@@ -2655,7 +3986,7 @@
         <w:ind w:left="5040" w:hanging="360"/>
       </w:pPr>
     </w:lvl>
-    <w:lvl w:ilvl="7" w15:tentative="1">
+    <w:lvl w:ilvl="7" w:tplc="DFC87586">
       <w:start w:val="1"/>
       <w:numFmt w:val="bullet"/>
       <w:lvlText w:val="●"/>
@@ -2664,7 +3995,7 @@
         <w:ind w:left="5760" w:hanging="360"/>
       </w:pPr>
     </w:lvl>
-    <w:lvl w:ilvl="8" w15:tentative="1">
+    <w:lvl w:ilvl="8" w:tplc="3258B828">
       <w:start w:val="1"/>
       <w:numFmt w:val="bullet"/>
       <w:lvlText w:val="●"/>
@@ -2674,44 +4005,20 @@
       </w:pPr>
     </w:lvl>
   </w:abstractNum>
-  <w:abstractNum w:abstractNumId="2" w15:restartNumberingAfterBreak="0">
-    <w:multiLevelType w:val="hybridMultilevel"/>
-    <w:lvl w:ilvl="0" w15:tentative="1">
-      <w:start w:val="1"/>
-      <w:numFmt w:val="bullet"/>
-      <w:lvlText w:val="•"/>
-      <w:lvlJc w:val="left"/>
-      <w:pPr>
-        <w:ind w:left="460" w:hanging="260"/>
-      </w:pPr>
-    </w:lvl>
-  </w:abstractNum>
-  <w:abstractNum w:abstractNumId="3" w15:restartNumberingAfterBreak="0">
-    <w:multiLevelType w:val="hybridMultilevel"/>
-    <w:lvl w:ilvl="0" w15:tentative="1">
-      <w:start w:val="1"/>
-      <w:numFmt w:val="decimal"/>
-      <w:lvlText w:val="%1."/>
-      <w:lvlJc w:val="left"/>
-      <w:pPr>
-        <w:ind w:left="460" w:hanging="260"/>
-      </w:pPr>
-    </w:lvl>
-  </w:abstractNum>
-  <w:num w:numId="1">
-    <w:abstractNumId w:val="1"/>
+  <w:num w:numId="1" w16cid:durableId="1582252551">
+    <w:abstractNumId w:val="2"/>
     <w:lvlOverride w:ilvl="0">
       <w:startOverride w:val="1"/>
     </w:lvlOverride>
   </w:num>
-  <w:num w:numId="2">
-    <w:abstractNumId w:val="3"/>
+  <w:num w:numId="2" w16cid:durableId="997344572">
+    <w:abstractNumId w:val="0"/>
     <w:lvlOverride w:ilvl="0">
       <w:startOverride w:val="1"/>
     </w:lvlOverride>
   </w:num>
-  <w:num w:numId="3">
-    <w:abstractNumId w:val="2"/>
+  <w:num w:numId="3" w16cid:durableId="2024356969">
+    <w:abstractNumId w:val="1"/>
     <w:lvlOverride w:ilvl="0">
       <w:startOverride w:val="1"/>
     </w:lvlOverride>
@@ -2720,55 +4027,442 @@
 </file>
 
 <file path=word/styles.xml><?xml version="1.0" encoding="utf-8"?>
-<w:styles xmlns:mc="http://schemas.openxmlformats.org/markup-compatibility/2006" xmlns:r="http://schemas.openxmlformats.org/officeDocument/2006/relationships" xmlns:w="http://schemas.openxmlformats.org/wordprocessingml/2006/main" xmlns:w14="http://schemas.microsoft.com/office/word/2010/wordml" xmlns:w15="http://schemas.microsoft.com/office/word/2012/wordml" mc:Ignorable="w14 w15">
+<w:styles xmlns:mc="http://schemas.openxmlformats.org/markup-compatibility/2006" xmlns:r="http://schemas.openxmlformats.org/officeDocument/2006/relationships" xmlns:w="http://schemas.openxmlformats.org/wordprocessingml/2006/main" xmlns:w14="http://schemas.microsoft.com/office/word/2010/wordml" xmlns:w15="http://schemas.microsoft.com/office/word/2012/wordml" xmlns:w16cex="http://schemas.microsoft.com/office/word/2018/wordml/cex" xmlns:w16cid="http://schemas.microsoft.com/office/word/2016/wordml/cid" xmlns:w16="http://schemas.microsoft.com/office/word/2018/wordml" xmlns:w16du="http://schemas.microsoft.com/office/word/2023/wordml/word16du" xmlns:w16sdtdh="http://schemas.microsoft.com/office/word/2020/wordml/sdtdatahash" xmlns:w16sdtfl="http://schemas.microsoft.com/office/word/2024/wordml/sdtformatlock" xmlns:w16se="http://schemas.microsoft.com/office/word/2015/wordml/symex" mc:Ignorable="w14 w15 w16se w16cid w16 w16cex w16sdtdh w16sdtfl w16du">
   <w:docDefaults>
     <w:rPrDefault>
       <w:rPr>
-        <w:rFonts w:ascii="Arial" w:cs="Arial" w:eastAsia="Arial" w:hAnsi="Arial"/>
+        <w:rFonts w:ascii="Arial" w:eastAsia="Arial" w:hAnsi="Arial" w:cs="Arial"/>
         <w:color w:val="1C2733"/>
         <w:sz w:val="21"/>
         <w:szCs w:val="21"/>
+        <w:lang w:val="en-CA" w:eastAsia="zh-CN" w:bidi="ar-SA"/>
       </w:rPr>
     </w:rPrDefault>
     <w:pPrDefault/>
   </w:docDefaults>
-  <w:style w:type="paragraph" w:styleId="Title">
-    <w:name w:val="Title"/>
-    <w:basedOn w:val="Normal"/>
-    <w:next w:val="Normal"/>
+  <w:latentStyles w:defLockedState="0" w:defUIPriority="99" w:defSemiHidden="0" w:defUnhideWhenUsed="0" w:defQFormat="0" w:count="376">
+    <w:lsdException w:name="Normal" w:uiPriority="0" w:qFormat="1"/>
+    <w:lsdException w:name="heading 1" w:uiPriority="9" w:qFormat="1"/>
+    <w:lsdException w:name="heading 2" w:semiHidden="1" w:uiPriority="9" w:unhideWhenUsed="1" w:qFormat="1"/>
+    <w:lsdException w:name="heading 3" w:semiHidden="1" w:uiPriority="9" w:unhideWhenUsed="1" w:qFormat="1"/>
+    <w:lsdException w:name="heading 4" w:semiHidden="1" w:uiPriority="9" w:unhideWhenUsed="1" w:qFormat="1"/>
+    <w:lsdException w:name="heading 5" w:semiHidden="1" w:uiPriority="9" w:unhideWhenUsed="1" w:qFormat="1"/>
+    <w:lsdException w:name="heading 6" w:semiHidden="1" w:uiPriority="9" w:unhideWhenUsed="1" w:qFormat="1"/>
+    <w:lsdException w:name="heading 7" w:semiHidden="1" w:uiPriority="9" w:unhideWhenUsed="1" w:qFormat="1"/>
+    <w:lsdException w:name="heading 8" w:semiHidden="1" w:uiPriority="9" w:unhideWhenUsed="1" w:qFormat="1"/>
+    <w:lsdException w:name="heading 9" w:semiHidden="1" w:uiPriority="9" w:unhideWhenUsed="1" w:qFormat="1"/>
+    <w:lsdException w:name="index 1" w:semiHidden="1" w:unhideWhenUsed="1"/>
+    <w:lsdException w:name="index 2" w:semiHidden="1" w:unhideWhenUsed="1"/>
+    <w:lsdException w:name="index 3" w:semiHidden="1" w:unhideWhenUsed="1"/>
+    <w:lsdException w:name="index 4" w:semiHidden="1" w:unhideWhenUsed="1"/>
+    <w:lsdException w:name="index 5" w:semiHidden="1" w:unhideWhenUsed="1"/>
+    <w:lsdException w:name="index 6" w:semiHidden="1" w:unhideWhenUsed="1"/>
+    <w:lsdException w:name="index 7" w:semiHidden="1" w:unhideWhenUsed="1"/>
+    <w:lsdException w:name="index 8" w:semiHidden="1" w:unhideWhenUsed="1"/>
+    <w:lsdException w:name="index 9" w:semiHidden="1" w:unhideWhenUsed="1"/>
+    <w:lsdException w:name="toc 1" w:semiHidden="1" w:uiPriority="39" w:unhideWhenUsed="1"/>
+    <w:lsdException w:name="toc 2" w:semiHidden="1" w:uiPriority="39" w:unhideWhenUsed="1"/>
+    <w:lsdException w:name="toc 3" w:semiHidden="1" w:uiPriority="39" w:unhideWhenUsed="1"/>
+    <w:lsdException w:name="toc 4" w:semiHidden="1" w:uiPriority="39" w:unhideWhenUsed="1"/>
+    <w:lsdException w:name="toc 5" w:semiHidden="1" w:uiPriority="39" w:unhideWhenUsed="1"/>
+    <w:lsdException w:name="toc 6" w:semiHidden="1" w:uiPriority="39" w:unhideWhenUsed="1"/>
+    <w:lsdException w:name="toc 7" w:semiHidden="1" w:uiPriority="39" w:unhideWhenUsed="1"/>
+    <w:lsdException w:name="toc 8" w:semiHidden="1" w:uiPriority="39" w:unhideWhenUsed="1"/>
+    <w:lsdException w:name="toc 9" w:semiHidden="1" w:uiPriority="39" w:unhideWhenUsed="1"/>
+    <w:lsdException w:name="Normal Indent" w:semiHidden="1" w:unhideWhenUsed="1"/>
+    <w:lsdException w:name="footnote text" w:semiHidden="1" w:unhideWhenUsed="1"/>
+    <w:lsdException w:name="annotation text" w:semiHidden="1" w:unhideWhenUsed="1"/>
+    <w:lsdException w:name="header" w:semiHidden="1" w:unhideWhenUsed="1"/>
+    <w:lsdException w:name="footer" w:semiHidden="1" w:unhideWhenUsed="1"/>
+    <w:lsdException w:name="index heading" w:semiHidden="1" w:unhideWhenUsed="1"/>
+    <w:lsdException w:name="caption" w:semiHidden="1" w:uiPriority="35" w:unhideWhenUsed="1" w:qFormat="1"/>
+    <w:lsdException w:name="table of figures" w:semiHidden="1" w:unhideWhenUsed="1"/>
+    <w:lsdException w:name="envelope address" w:semiHidden="1" w:unhideWhenUsed="1"/>
+    <w:lsdException w:name="envelope return" w:semiHidden="1" w:unhideWhenUsed="1"/>
+    <w:lsdException w:name="footnote reference" w:semiHidden="1" w:unhideWhenUsed="1"/>
+    <w:lsdException w:name="annotation reference" w:semiHidden="1" w:unhideWhenUsed="1"/>
+    <w:lsdException w:name="line number" w:semiHidden="1" w:unhideWhenUsed="1"/>
+    <w:lsdException w:name="page number" w:semiHidden="1" w:unhideWhenUsed="1"/>
+    <w:lsdException w:name="endnote reference" w:semiHidden="1" w:unhideWhenUsed="1"/>
+    <w:lsdException w:name="endnote text" w:semiHidden="1" w:unhideWhenUsed="1"/>
+    <w:lsdException w:name="table of authorities" w:semiHidden="1" w:unhideWhenUsed="1"/>
+    <w:lsdException w:name="macro" w:semiHidden="1" w:unhideWhenUsed="1"/>
+    <w:lsdException w:name="toa heading" w:semiHidden="1" w:unhideWhenUsed="1"/>
+    <w:lsdException w:name="List" w:semiHidden="1" w:unhideWhenUsed="1"/>
+    <w:lsdException w:name="List Bullet" w:semiHidden="1" w:unhideWhenUsed="1"/>
+    <w:lsdException w:name="List Number" w:semiHidden="1" w:unhideWhenUsed="1"/>
+    <w:lsdException w:name="List 2" w:semiHidden="1" w:unhideWhenUsed="1"/>
+    <w:lsdException w:name="List 3" w:semiHidden="1" w:unhideWhenUsed="1"/>
+    <w:lsdException w:name="List 4" w:semiHidden="1" w:unhideWhenUsed="1"/>
+    <w:lsdException w:name="List 5" w:semiHidden="1" w:unhideWhenUsed="1"/>
+    <w:lsdException w:name="List Bullet 2" w:semiHidden="1" w:unhideWhenUsed="1"/>
+    <w:lsdException w:name="List Bullet 3" w:semiHidden="1" w:unhideWhenUsed="1"/>
+    <w:lsdException w:name="List Bullet 4" w:semiHidden="1" w:unhideWhenUsed="1"/>
+    <w:lsdException w:name="List Bullet 5" w:semiHidden="1" w:unhideWhenUsed="1"/>
+    <w:lsdException w:name="List Number 2" w:semiHidden="1" w:unhideWhenUsed="1"/>
+    <w:lsdException w:name="List Number 3" w:semiHidden="1" w:unhideWhenUsed="1"/>
+    <w:lsdException w:name="List Number 4" w:semiHidden="1" w:unhideWhenUsed="1"/>
+    <w:lsdException w:name="List Number 5" w:semiHidden="1" w:unhideWhenUsed="1"/>
+    <w:lsdException w:name="Title" w:uiPriority="10" w:qFormat="1"/>
+    <w:lsdException w:name="Closing" w:semiHidden="1" w:unhideWhenUsed="1"/>
+    <w:lsdException w:name="Signature" w:semiHidden="1" w:unhideWhenUsed="1"/>
+    <w:lsdException w:name="Default Paragraph Font" w:semiHidden="1" w:uiPriority="1" w:unhideWhenUsed="1"/>
+    <w:lsdException w:name="Body Text" w:semiHidden="1" w:unhideWhenUsed="1"/>
+    <w:lsdException w:name="Body Text Indent" w:semiHidden="1" w:unhideWhenUsed="1"/>
+    <w:lsdException w:name="List Continue" w:semiHidden="1" w:unhideWhenUsed="1"/>
+    <w:lsdException w:name="List Continue 2" w:semiHidden="1" w:unhideWhenUsed="1"/>
+    <w:lsdException w:name="List Continue 3" w:semiHidden="1" w:unhideWhenUsed="1"/>
+    <w:lsdException w:name="List Continue 4" w:semiHidden="1" w:unhideWhenUsed="1"/>
+    <w:lsdException w:name="List Continue 5" w:semiHidden="1" w:unhideWhenUsed="1"/>
+    <w:lsdException w:name="Message Header" w:semiHidden="1" w:unhideWhenUsed="1"/>
+    <w:lsdException w:name="Subtitle" w:uiPriority="11" w:qFormat="1"/>
+    <w:lsdException w:name="Salutation" w:semiHidden="1" w:unhideWhenUsed="1"/>
+    <w:lsdException w:name="Date" w:semiHidden="1" w:unhideWhenUsed="1"/>
+    <w:lsdException w:name="Body Text First Indent" w:semiHidden="1" w:unhideWhenUsed="1"/>
+    <w:lsdException w:name="Body Text First Indent 2" w:semiHidden="1" w:unhideWhenUsed="1"/>
+    <w:lsdException w:name="Note Heading" w:semiHidden="1" w:unhideWhenUsed="1"/>
+    <w:lsdException w:name="Body Text 2" w:semiHidden="1" w:unhideWhenUsed="1"/>
+    <w:lsdException w:name="Body Text 3" w:semiHidden="1" w:unhideWhenUsed="1"/>
+    <w:lsdException w:name="Body Text Indent 2" w:semiHidden="1" w:unhideWhenUsed="1"/>
+    <w:lsdException w:name="Body Text Indent 3" w:semiHidden="1" w:unhideWhenUsed="1"/>
+    <w:lsdException w:name="Block Text" w:semiHidden="1" w:unhideWhenUsed="1"/>
+    <w:lsdException w:name="Hyperlink" w:semiHidden="1" w:unhideWhenUsed="1"/>
+    <w:lsdException w:name="FollowedHyperlink" w:semiHidden="1" w:unhideWhenUsed="1"/>
+    <w:lsdException w:name="Strong" w:uiPriority="22" w:qFormat="1"/>
+    <w:lsdException w:name="Emphasis" w:uiPriority="20" w:qFormat="1"/>
+    <w:lsdException w:name="Document Map" w:semiHidden="1" w:unhideWhenUsed="1"/>
+    <w:lsdException w:name="Plain Text" w:semiHidden="1" w:unhideWhenUsed="1"/>
+    <w:lsdException w:name="E-mail Signature" w:semiHidden="1" w:unhideWhenUsed="1"/>
+    <w:lsdException w:name="HTML Top of Form" w:semiHidden="1" w:unhideWhenUsed="1"/>
+    <w:lsdException w:name="HTML Bottom of Form" w:semiHidden="1" w:unhideWhenUsed="1"/>
+    <w:lsdException w:name="Normal (Web)" w:semiHidden="1" w:unhideWhenUsed="1"/>
+    <w:lsdException w:name="HTML Acronym" w:semiHidden="1" w:unhideWhenUsed="1"/>
+    <w:lsdException w:name="HTML Address" w:semiHidden="1" w:unhideWhenUsed="1"/>
+    <w:lsdException w:name="HTML Cite" w:semiHidden="1" w:unhideWhenUsed="1"/>
+    <w:lsdException w:name="HTML Code" w:semiHidden="1" w:unhideWhenUsed="1"/>
+    <w:lsdException w:name="HTML Definition" w:semiHidden="1" w:unhideWhenUsed="1"/>
+    <w:lsdException w:name="HTML Keyboard" w:semiHidden="1" w:unhideWhenUsed="1"/>
+    <w:lsdException w:name="HTML Preformatted" w:semiHidden="1" w:unhideWhenUsed="1"/>
+    <w:lsdException w:name="HTML Sample" w:semiHidden="1" w:unhideWhenUsed="1"/>
+    <w:lsdException w:name="HTML Typewriter" w:semiHidden="1" w:unhideWhenUsed="1"/>
+    <w:lsdException w:name="HTML Variable" w:semiHidden="1" w:unhideWhenUsed="1"/>
+    <w:lsdException w:name="Normal Table" w:semiHidden="1" w:unhideWhenUsed="1"/>
+    <w:lsdException w:name="annotation subject" w:semiHidden="1" w:unhideWhenUsed="1"/>
+    <w:lsdException w:name="No List" w:semiHidden="1" w:unhideWhenUsed="1"/>
+    <w:lsdException w:name="Outline List 1" w:semiHidden="1" w:unhideWhenUsed="1"/>
+    <w:lsdException w:name="Outline List 2" w:semiHidden="1" w:unhideWhenUsed="1"/>
+    <w:lsdException w:name="Outline List 3" w:semiHidden="1" w:unhideWhenUsed="1"/>
+    <w:lsdException w:name="Table Simple 1" w:semiHidden="1" w:unhideWhenUsed="1"/>
+    <w:lsdException w:name="Table Simple 2" w:semiHidden="1" w:unhideWhenUsed="1"/>
+    <w:lsdException w:name="Table Simple 3" w:semiHidden="1" w:unhideWhenUsed="1"/>
+    <w:lsdException w:name="Table Classic 1" w:semiHidden="1" w:unhideWhenUsed="1"/>
+    <w:lsdException w:name="Table Classic 2" w:semiHidden="1" w:unhideWhenUsed="1"/>
+    <w:lsdException w:name="Table Classic 3" w:semiHidden="1" w:unhideWhenUsed="1"/>
+    <w:lsdException w:name="Table Classic 4" w:semiHidden="1" w:unhideWhenUsed="1"/>
+    <w:lsdException w:name="Table Colorful 1" w:semiHidden="1" w:unhideWhenUsed="1"/>
+    <w:lsdException w:name="Table Colorful 2" w:semiHidden="1" w:unhideWhenUsed="1"/>
+    <w:lsdException w:name="Table Colorful 3" w:semiHidden="1" w:unhideWhenUsed="1"/>
+    <w:lsdException w:name="Table Columns 1" w:semiHidden="1" w:unhideWhenUsed="1"/>
+    <w:lsdException w:name="Table Columns 2" w:semiHidden="1" w:unhideWhenUsed="1"/>
+    <w:lsdException w:name="Table Columns 3" w:semiHidden="1" w:unhideWhenUsed="1"/>
+    <w:lsdException w:name="Table Columns 4" w:semiHidden="1" w:unhideWhenUsed="1"/>
+    <w:lsdException w:name="Table Columns 5" w:semiHidden="1" w:unhideWhenUsed="1"/>
+    <w:lsdException w:name="Table Grid 1" w:semiHidden="1" w:unhideWhenUsed="1"/>
+    <w:lsdException w:name="Table Grid 2" w:semiHidden="1" w:unhideWhenUsed="1"/>
+    <w:lsdException w:name="Table Grid 3" w:semiHidden="1" w:unhideWhenUsed="1"/>
+    <w:lsdException w:name="Table Grid 4" w:semiHidden="1" w:unhideWhenUsed="1"/>
+    <w:lsdException w:name="Table Grid 5" w:semiHidden="1" w:unhideWhenUsed="1"/>
+    <w:lsdException w:name="Table Grid 6" w:semiHidden="1" w:unhideWhenUsed="1"/>
+    <w:lsdException w:name="Table Grid 7" w:semiHidden="1" w:unhideWhenUsed="1"/>
+    <w:lsdException w:name="Table Grid 8" w:semiHidden="1" w:unhideWhenUsed="1"/>
+    <w:lsdException w:name="Table List 1" w:semiHidden="1" w:unhideWhenUsed="1"/>
+    <w:lsdException w:name="Table List 2" w:semiHidden="1" w:unhideWhenUsed="1"/>
+    <w:lsdException w:name="Table List 3" w:semiHidden="1" w:unhideWhenUsed="1"/>
+    <w:lsdException w:name="Table List 4" w:semiHidden="1" w:unhideWhenUsed="1"/>
+    <w:lsdException w:name="Table List 5" w:semiHidden="1" w:unhideWhenUsed="1"/>
+    <w:lsdException w:name="Table List 6" w:semiHidden="1" w:unhideWhenUsed="1"/>
+    <w:lsdException w:name="Table List 7" w:semiHidden="1" w:unhideWhenUsed="1"/>
+    <w:lsdException w:name="Table List 8" w:semiHidden="1" w:unhideWhenUsed="1"/>
+    <w:lsdException w:name="Table 3D effects 1" w:semiHidden="1" w:unhideWhenUsed="1"/>
+    <w:lsdException w:name="Table 3D effects 2" w:semiHidden="1" w:unhideWhenUsed="1"/>
+    <w:lsdException w:name="Table 3D effects 3" w:semiHidden="1" w:unhideWhenUsed="1"/>
+    <w:lsdException w:name="Table Contemporary" w:semiHidden="1" w:unhideWhenUsed="1"/>
+    <w:lsdException w:name="Table Elegant" w:semiHidden="1" w:unhideWhenUsed="1"/>
+    <w:lsdException w:name="Table Professional" w:semiHidden="1" w:unhideWhenUsed="1"/>
+    <w:lsdException w:name="Table Subtle 1" w:semiHidden="1" w:unhideWhenUsed="1"/>
+    <w:lsdException w:name="Table Subtle 2" w:semiHidden="1" w:unhideWhenUsed="1"/>
+    <w:lsdException w:name="Table Web 1" w:semiHidden="1" w:unhideWhenUsed="1"/>
+    <w:lsdException w:name="Table Web 2" w:semiHidden="1" w:unhideWhenUsed="1"/>
+    <w:lsdException w:name="Table Web 3" w:semiHidden="1" w:unhideWhenUsed="1"/>
+    <w:lsdException w:name="Balloon Text" w:semiHidden="1" w:unhideWhenUsed="1"/>
+    <w:lsdException w:name="Table Grid" w:uiPriority="39"/>
+    <w:lsdException w:name="Table Theme" w:semiHidden="1" w:unhideWhenUsed="1"/>
+    <w:lsdException w:name="Placeholder Text" w:semiHidden="1"/>
+    <w:lsdException w:name="No Spacing" w:uiPriority="1" w:qFormat="1"/>
+    <w:lsdException w:name="Light Shading" w:uiPriority="60"/>
+    <w:lsdException w:name="Light List" w:uiPriority="61"/>
+    <w:lsdException w:name="Light Grid" w:uiPriority="62"/>
+    <w:lsdException w:name="Medium Shading 1" w:uiPriority="63"/>
+    <w:lsdException w:name="Medium Shading 2" w:uiPriority="64"/>
+    <w:lsdException w:name="Medium List 1" w:uiPriority="65"/>
+    <w:lsdException w:name="Medium List 2" w:uiPriority="66"/>
+    <w:lsdException w:name="Medium Grid 1" w:uiPriority="67"/>
+    <w:lsdException w:name="Medium Grid 2" w:uiPriority="68"/>
+    <w:lsdException w:name="Medium Grid 3" w:uiPriority="69"/>
+    <w:lsdException w:name="Dark List" w:uiPriority="70"/>
+    <w:lsdException w:name="Colorful Shading" w:uiPriority="71"/>
+    <w:lsdException w:name="Colorful List" w:uiPriority="72"/>
+    <w:lsdException w:name="Colorful Grid" w:uiPriority="73"/>
+    <w:lsdException w:name="Light Shading Accent 1" w:uiPriority="60"/>
+    <w:lsdException w:name="Light List Accent 1" w:uiPriority="61"/>
+    <w:lsdException w:name="Light Grid Accent 1" w:uiPriority="62"/>
+    <w:lsdException w:name="Medium Shading 1 Accent 1" w:uiPriority="63"/>
+    <w:lsdException w:name="Medium Shading 2 Accent 1" w:uiPriority="64"/>
+    <w:lsdException w:name="Medium List 1 Accent 1" w:uiPriority="65"/>
+    <w:lsdException w:name="Revision" w:semiHidden="1"/>
+    <w:lsdException w:name="List Paragraph" w:uiPriority="34" w:qFormat="1"/>
+    <w:lsdException w:name="Quote" w:uiPriority="29" w:qFormat="1"/>
+    <w:lsdException w:name="Intense Quote" w:uiPriority="30" w:qFormat="1"/>
+    <w:lsdException w:name="Medium List 2 Accent 1" w:uiPriority="66"/>
+    <w:lsdException w:name="Medium Grid 1 Accent 1" w:uiPriority="67"/>
+    <w:lsdException w:name="Medium Grid 2 Accent 1" w:uiPriority="68"/>
+    <w:lsdException w:name="Medium Grid 3 Accent 1" w:uiPriority="69"/>
+    <w:lsdException w:name="Dark List Accent 1" w:uiPriority="70"/>
+    <w:lsdException w:name="Colorful Shading Accent 1" w:uiPriority="71"/>
+    <w:lsdException w:name="Colorful List Accent 1" w:uiPriority="72"/>
+    <w:lsdException w:name="Colorful Grid Accent 1" w:uiPriority="73"/>
+    <w:lsdException w:name="Light Shading Accent 2" w:uiPriority="60"/>
+    <w:lsdException w:name="Light List Accent 2" w:uiPriority="61"/>
+    <w:lsdException w:name="Light Grid Accent 2" w:uiPriority="62"/>
+    <w:lsdException w:name="Medium Shading 1 Accent 2" w:uiPriority="63"/>
+    <w:lsdException w:name="Medium Shading 2 Accent 2" w:uiPriority="64"/>
+    <w:lsdException w:name="Medium List 1 Accent 2" w:uiPriority="65"/>
+    <w:lsdException w:name="Medium List 2 Accent 2" w:uiPriority="66"/>
+    <w:lsdException w:name="Medium Grid 1 Accent 2" w:uiPriority="67"/>
+    <w:lsdException w:name="Medium Grid 2 Accent 2" w:uiPriority="68"/>
+    <w:lsdException w:name="Medium Grid 3 Accent 2" w:uiPriority="69"/>
+    <w:lsdException w:name="Dark List Accent 2" w:uiPriority="70"/>
+    <w:lsdException w:name="Colorful Shading Accent 2" w:uiPriority="71"/>
+    <w:lsdException w:name="Colorful List Accent 2" w:uiPriority="72"/>
+    <w:lsdException w:name="Colorful Grid Accent 2" w:uiPriority="73"/>
+    <w:lsdException w:name="Light Shading Accent 3" w:uiPriority="60"/>
+    <w:lsdException w:name="Light List Accent 3" w:uiPriority="61"/>
+    <w:lsdException w:name="Light Grid Accent 3" w:uiPriority="62"/>
+    <w:lsdException w:name="Medium Shading 1 Accent 3" w:uiPriority="63"/>
+    <w:lsdException w:name="Medium Shading 2 Accent 3" w:uiPriority="64"/>
+    <w:lsdException w:name="Medium List 1 Accent 3" w:uiPriority="65"/>
+    <w:lsdException w:name="Medium List 2 Accent 3" w:uiPriority="66"/>
+    <w:lsdException w:name="Medium Grid 1 Accent 3" w:uiPriority="67"/>
+    <w:lsdException w:name="Medium Grid 2 Accent 3" w:uiPriority="68"/>
+    <w:lsdException w:name="Medium Grid 3 Accent 3" w:uiPriority="69"/>
+    <w:lsdException w:name="Dark List Accent 3" w:uiPriority="70"/>
+    <w:lsdException w:name="Colorful Shading Accent 3" w:uiPriority="71"/>
+    <w:lsdException w:name="Colorful List Accent 3" w:uiPriority="72"/>
+    <w:lsdException w:name="Colorful Grid Accent 3" w:uiPriority="73"/>
+    <w:lsdException w:name="Light Shading Accent 4" w:uiPriority="60"/>
+    <w:lsdException w:name="Light List Accent 4" w:uiPriority="61"/>
+    <w:lsdException w:name="Light Grid Accent 4" w:uiPriority="62"/>
+    <w:lsdException w:name="Medium Shading 1 Accent 4" w:uiPriority="63"/>
+    <w:lsdException w:name="Medium Shading 2 Accent 4" w:uiPriority="64"/>
+    <w:lsdException w:name="Medium List 1 Accent 4" w:uiPriority="65"/>
+    <w:lsdException w:name="Medium List 2 Accent 4" w:uiPriority="66"/>
+    <w:lsdException w:name="Medium Grid 1 Accent 4" w:uiPriority="67"/>
+    <w:lsdException w:name="Medium Grid 2 Accent 4" w:uiPriority="68"/>
+    <w:lsdException w:name="Medium Grid 3 Accent 4" w:uiPriority="69"/>
+    <w:lsdException w:name="Dark List Accent 4" w:uiPriority="70"/>
+    <w:lsdException w:name="Colorful Shading Accent 4" w:uiPriority="71"/>
+    <w:lsdException w:name="Colorful List Accent 4" w:uiPriority="72"/>
+    <w:lsdException w:name="Colorful Grid Accent 4" w:uiPriority="73"/>
+    <w:lsdException w:name="Light Shading Accent 5" w:uiPriority="60"/>
+    <w:lsdException w:name="Light List Accent 5" w:uiPriority="61"/>
+    <w:lsdException w:name="Light Grid Accent 5" w:uiPriority="62"/>
+    <w:lsdException w:name="Medium Shading 1 Accent 5" w:uiPriority="63"/>
+    <w:lsdException w:name="Medium Shading 2 Accent 5" w:uiPriority="64"/>
+    <w:lsdException w:name="Medium List 1 Accent 5" w:uiPriority="65"/>
+    <w:lsdException w:name="Medium List 2 Accent 5" w:uiPriority="66"/>
+    <w:lsdException w:name="Medium Grid 1 Accent 5" w:uiPriority="67"/>
+    <w:lsdException w:name="Medium Grid 2 Accent 5" w:uiPriority="68"/>
+    <w:lsdException w:name="Medium Grid 3 Accent 5" w:uiPriority="69"/>
+    <w:lsdException w:name="Dark List Accent 5" w:uiPriority="70"/>
+    <w:lsdException w:name="Colorful Shading Accent 5" w:uiPriority="71"/>
+    <w:lsdException w:name="Colorful List Accent 5" w:uiPriority="72"/>
+    <w:lsdException w:name="Colorful Grid Accent 5" w:uiPriority="73"/>
+    <w:lsdException w:name="Light Shading Accent 6" w:uiPriority="60"/>
+    <w:lsdException w:name="Light List Accent 6" w:uiPriority="61"/>
+    <w:lsdException w:name="Light Grid Accent 6" w:uiPriority="62"/>
+    <w:lsdException w:name="Medium Shading 1 Accent 6" w:uiPriority="63"/>
+    <w:lsdException w:name="Medium Shading 2 Accent 6" w:uiPriority="64"/>
+    <w:lsdException w:name="Medium List 1 Accent 6" w:uiPriority="65"/>
+    <w:lsdException w:name="Medium List 2 Accent 6" w:uiPriority="66"/>
+    <w:lsdException w:name="Medium Grid 1 Accent 6" w:uiPriority="67"/>
+    <w:lsdException w:name="Medium Grid 2 Accent 6" w:uiPriority="68"/>
+    <w:lsdException w:name="Medium Grid 3 Accent 6" w:uiPriority="69"/>
+    <w:lsdException w:name="Dark List Accent 6" w:uiPriority="70"/>
+    <w:lsdException w:name="Colorful Shading Accent 6" w:uiPriority="71"/>
+    <w:lsdException w:name="Colorful List Accent 6" w:uiPriority="72"/>
+    <w:lsdException w:name="Colorful Grid Accent 6" w:uiPriority="73"/>
+    <w:lsdException w:name="Subtle Emphasis" w:uiPriority="19" w:qFormat="1"/>
+    <w:lsdException w:name="Intense Emphasis" w:uiPriority="21" w:qFormat="1"/>
+    <w:lsdException w:name="Subtle Reference" w:uiPriority="31" w:qFormat="1"/>
+    <w:lsdException w:name="Intense Reference" w:uiPriority="32" w:qFormat="1"/>
+    <w:lsdException w:name="Book Title" w:uiPriority="33" w:qFormat="1"/>
+    <w:lsdException w:name="Bibliography" w:semiHidden="1" w:uiPriority="37" w:unhideWhenUsed="1"/>
+    <w:lsdException w:name="TOC Heading" w:semiHidden="1" w:uiPriority="39" w:unhideWhenUsed="1" w:qFormat="1"/>
+    <w:lsdException w:name="Plain Table 1" w:uiPriority="41"/>
+    <w:lsdException w:name="Plain Table 2" w:uiPriority="42"/>
+    <w:lsdException w:name="Plain Table 3" w:uiPriority="43"/>
+    <w:lsdException w:name="Plain Table 4" w:uiPriority="44"/>
+    <w:lsdException w:name="Plain Table 5" w:uiPriority="45"/>
+    <w:lsdException w:name="Grid Table Light" w:uiPriority="40"/>
+    <w:lsdException w:name="Grid Table 1 Light" w:uiPriority="46"/>
+    <w:lsdException w:name="Grid Table 2" w:uiPriority="47"/>
+    <w:lsdException w:name="Grid Table 3" w:uiPriority="48"/>
+    <w:lsdException w:name="Grid Table 4" w:uiPriority="49"/>
+    <w:lsdException w:name="Grid Table 5 Dark" w:uiPriority="50"/>
+    <w:lsdException w:name="Grid Table 6 Colorful" w:uiPriority="51"/>
+    <w:lsdException w:name="Grid Table 7 Colorful" w:uiPriority="52"/>
+    <w:lsdException w:name="Grid Table 1 Light Accent 1" w:uiPriority="46"/>
+    <w:lsdException w:name="Grid Table 2 Accent 1" w:uiPriority="47"/>
+    <w:lsdException w:name="Grid Table 3 Accent 1" w:uiPriority="48"/>
+    <w:lsdException w:name="Grid Table 4 Accent 1" w:uiPriority="49"/>
+    <w:lsdException w:name="Grid Table 5 Dark Accent 1" w:uiPriority="50"/>
+    <w:lsdException w:name="Grid Table 6 Colorful Accent 1" w:uiPriority="51"/>
+    <w:lsdException w:name="Grid Table 7 Colorful Accent 1" w:uiPriority="52"/>
+    <w:lsdException w:name="Grid Table 1 Light Accent 2" w:uiPriority="46"/>
+    <w:lsdException w:name="Grid Table 2 Accent 2" w:uiPriority="47"/>
+    <w:lsdException w:name="Grid Table 3 Accent 2" w:uiPriority="48"/>
+    <w:lsdException w:name="Grid Table 4 Accent 2" w:uiPriority="49"/>
+    <w:lsdException w:name="Grid Table 5 Dark Accent 2" w:uiPriority="50"/>
+    <w:lsdException w:name="Grid Table 6 Colorful Accent 2" w:uiPriority="51"/>
+    <w:lsdException w:name="Grid Table 7 Colorful Accent 2" w:uiPriority="52"/>
+    <w:lsdException w:name="Grid Table 1 Light Accent 3" w:uiPriority="46"/>
+    <w:lsdException w:name="Grid Table 2 Accent 3" w:uiPriority="47"/>
+    <w:lsdException w:name="Grid Table 3 Accent 3" w:uiPriority="48"/>
+    <w:lsdException w:name="Grid Table 4 Accent 3" w:uiPriority="49"/>
+    <w:lsdException w:name="Grid Table 5 Dark Accent 3" w:uiPriority="50"/>
+    <w:lsdException w:name="Grid Table 6 Colorful Accent 3" w:uiPriority="51"/>
+    <w:lsdException w:name="Grid Table 7 Colorful Accent 3" w:uiPriority="52"/>
+    <w:lsdException w:name="Grid Table 1 Light Accent 4" w:uiPriority="46"/>
+    <w:lsdException w:name="Grid Table 2 Accent 4" w:uiPriority="47"/>
+    <w:lsdException w:name="Grid Table 3 Accent 4" w:uiPriority="48"/>
+    <w:lsdException w:name="Grid Table 4 Accent 4" w:uiPriority="49"/>
+    <w:lsdException w:name="Grid Table 5 Dark Accent 4" w:uiPriority="50"/>
+    <w:lsdException w:name="Grid Table 6 Colorful Accent 4" w:uiPriority="51"/>
+    <w:lsdException w:name="Grid Table 7 Colorful Accent 4" w:uiPriority="52"/>
+    <w:lsdException w:name="Grid Table 1 Light Accent 5" w:uiPriority="46"/>
+    <w:lsdException w:name="Grid Table 2 Accent 5" w:uiPriority="47"/>
+    <w:lsdException w:name="Grid Table 3 Accent 5" w:uiPriority="48"/>
+    <w:lsdException w:name="Grid Table 4 Accent 5" w:uiPriority="49"/>
+    <w:lsdException w:name="Grid Table 5 Dark Accent 5" w:uiPriority="50"/>
+    <w:lsdException w:name="Grid Table 6 Colorful Accent 5" w:uiPriority="51"/>
+    <w:lsdException w:name="Grid Table 7 Colorful Accent 5" w:uiPriority="52"/>
+    <w:lsdException w:name="Grid Table 1 Light Accent 6" w:uiPriority="46"/>
+    <w:lsdException w:name="Grid Table 2 Accent 6" w:uiPriority="47"/>
+    <w:lsdException w:name="Grid Table 3 Accent 6" w:uiPriority="48"/>
+    <w:lsdException w:name="Grid Table 4 Accent 6" w:uiPriority="49"/>
+    <w:lsdException w:name="Grid Table 5 Dark Accent 6" w:uiPriority="50"/>
+    <w:lsdException w:name="Grid Table 6 Colorful Accent 6" w:uiPriority="51"/>
+    <w:lsdException w:name="Grid Table 7 Colorful Accent 6" w:uiPriority="52"/>
+    <w:lsdException w:name="List Table 1 Light" w:uiPriority="46"/>
+    <w:lsdException w:name="List Table 2" w:uiPriority="47"/>
+    <w:lsdException w:name="List Table 3" w:uiPriority="48"/>
+    <w:lsdException w:name="List Table 4" w:uiPriority="49"/>
+    <w:lsdException w:name="List Table 5 Dark" w:uiPriority="50"/>
+    <w:lsdException w:name="List Table 6 Colorful" w:uiPriority="51"/>
+    <w:lsdException w:name="List Table 7 Colorful" w:uiPriority="52"/>
+    <w:lsdException w:name="List Table 1 Light Accent 1" w:uiPriority="46"/>
+    <w:lsdException w:name="List Table 2 Accent 1" w:uiPriority="47"/>
+    <w:lsdException w:name="List Table 3 Accent 1" w:uiPriority="48"/>
+    <w:lsdException w:name="List Table 4 Accent 1" w:uiPriority="49"/>
+    <w:lsdException w:name="List Table 5 Dark Accent 1" w:uiPriority="50"/>
+    <w:lsdException w:name="List Table 6 Colorful Accent 1" w:uiPriority="51"/>
+    <w:lsdException w:name="List Table 7 Colorful Accent 1" w:uiPriority="52"/>
+    <w:lsdException w:name="List Table 1 Light Accent 2" w:uiPriority="46"/>
+    <w:lsdException w:name="List Table 2 Accent 2" w:uiPriority="47"/>
+    <w:lsdException w:name="List Table 3 Accent 2" w:uiPriority="48"/>
+    <w:lsdException w:name="List Table 4 Accent 2" w:uiPriority="49"/>
+    <w:lsdException w:name="List Table 5 Dark Accent 2" w:uiPriority="50"/>
+    <w:lsdException w:name="List Table 6 Colorful Accent 2" w:uiPriority="51"/>
+    <w:lsdException w:name="List Table 7 Colorful Accent 2" w:uiPriority="52"/>
+    <w:lsdException w:name="List Table 1 Light Accent 3" w:uiPriority="46"/>
+    <w:lsdException w:name="List Table 2 Accent 3" w:uiPriority="47"/>
+    <w:lsdException w:name="List Table 3 Accent 3" w:uiPriority="48"/>
+    <w:lsdException w:name="List Table 4 Accent 3" w:uiPriority="49"/>
+    <w:lsdException w:name="List Table 5 Dark Accent 3" w:uiPriority="50"/>
+    <w:lsdException w:name="List Table 6 Colorful Accent 3" w:uiPriority="51"/>
+    <w:lsdException w:name="List Table 7 Colorful Accent 3" w:uiPriority="52"/>
+    <w:lsdException w:name="List Table 1 Light Accent 4" w:uiPriority="46"/>
+    <w:lsdException w:name="List Table 2 Accent 4" w:uiPriority="47"/>
+    <w:lsdException w:name="List Table 3 Accent 4" w:uiPriority="48"/>
+    <w:lsdException w:name="List Table 4 Accent 4" w:uiPriority="49"/>
+    <w:lsdException w:name="List Table 5 Dark Accent 4" w:uiPriority="50"/>
+    <w:lsdException w:name="List Table 6 Colorful Accent 4" w:uiPriority="51"/>
+    <w:lsdException w:name="List Table 7 Colorful Accent 4" w:uiPriority="52"/>
+    <w:lsdException w:name="List Table 1 Light Accent 5" w:uiPriority="46"/>
+    <w:lsdException w:name="List Table 2 Accent 5" w:uiPriority="47"/>
+    <w:lsdException w:name="List Table 3 Accent 5" w:uiPriority="48"/>
+    <w:lsdException w:name="List Table 4 Accent 5" w:uiPriority="49"/>
+    <w:lsdException w:name="List Table 5 Dark Accent 5" w:uiPriority="50"/>
+    <w:lsdException w:name="List Table 6 Colorful Accent 5" w:uiPriority="51"/>
+    <w:lsdException w:name="List Table 7 Colorful Accent 5" w:uiPriority="52"/>
+    <w:lsdException w:name="List Table 1 Light Accent 6" w:uiPriority="46"/>
+    <w:lsdException w:name="List Table 2 Accent 6" w:uiPriority="47"/>
+    <w:lsdException w:name="List Table 3 Accent 6" w:uiPriority="48"/>
+    <w:lsdException w:name="List Table 4 Accent 6" w:uiPriority="49"/>
+    <w:lsdException w:name="List Table 5 Dark Accent 6" w:uiPriority="50"/>
+    <w:lsdException w:name="List Table 6 Colorful Accent 6" w:uiPriority="51"/>
+    <w:lsdException w:name="List Table 7 Colorful Accent 6" w:uiPriority="52"/>
+    <w:lsdException w:name="Mention" w:semiHidden="1" w:unhideWhenUsed="1"/>
+    <w:lsdException w:name="Smart Hyperlink" w:semiHidden="1" w:unhideWhenUsed="1"/>
+    <w:lsdException w:name="Hashtag" w:semiHidden="1" w:unhideWhenUsed="1"/>
+    <w:lsdException w:name="Unresolved Mention" w:semiHidden="1" w:unhideWhenUsed="1"/>
+    <w:lsdException w:name="Smart Link" w:semiHidden="1" w:unhideWhenUsed="1"/>
+  </w:latentStyles>
+  <w:style w:type="paragraph" w:default="1" w:styleId="Normal">
+    <w:name w:val="Normal"/>
     <w:qFormat/>
-    <w:rPr>
-      <w:sz w:val="56"/>
-      <w:szCs w:val="56"/>
-    </w:rPr>
   </w:style>
   <w:style w:type="paragraph" w:styleId="Heading1">
-    <w:name w:val="Heading 1"/>
-    <w:basedOn w:val="Normal"/>
-    <w:next w:val="Normal"/>
+    <w:name w:val="heading 1"/>
+    <w:uiPriority w:val="9"/>
     <w:qFormat/>
+    <w:pPr>
+      <w:spacing w:before="320" w:after="160"/>
+      <w:outlineLvl w:val="0"/>
+    </w:pPr>
     <w:rPr>
-      <w:color w:val="2E74B5"/>
-      <w:sz w:val="32"/>
-      <w:szCs w:val="32"/>
+      <w:b/>
+      <w:bCs/>
+      <w:color w:val="0B7285"/>
+      <w:sz w:val="30"/>
+      <w:szCs w:val="30"/>
     </w:rPr>
   </w:style>
   <w:style w:type="paragraph" w:styleId="Heading2">
-    <w:name w:val="Heading 2"/>
-    <w:basedOn w:val="Normal"/>
-    <w:next w:val="Normal"/>
+    <w:name w:val="heading 2"/>
+    <w:uiPriority w:val="9"/>
+    <w:unhideWhenUsed/>
     <w:qFormat/>
+    <w:pPr>
+      <w:spacing w:before="220" w:after="120"/>
+      <w:outlineLvl w:val="1"/>
+    </w:pPr>
     <w:rPr>
-      <w:color w:val="2E74B5"/>
-      <w:sz w:val="26"/>
-      <w:szCs w:val="26"/>
+      <w:b/>
+      <w:bCs/>
+      <w:sz w:val="24"/>
+      <w:szCs w:val="24"/>
     </w:rPr>
   </w:style>
   <w:style w:type="paragraph" w:styleId="Heading3">
-    <w:name w:val="Heading 3"/>
-    <w:basedOn w:val="Normal"/>
-    <w:next w:val="Normal"/>
+    <w:name w:val="heading 3"/>
+    <w:uiPriority w:val="9"/>
+    <w:semiHidden/>
+    <w:unhideWhenUsed/>
     <w:qFormat/>
+    <w:pPr>
+      <w:outlineLvl w:val="2"/>
+    </w:pPr>
     <w:rPr>
       <w:color w:val="1F4D78"/>
       <w:sz w:val="24"/>
@@ -2776,10 +4470,14 @@
     </w:rPr>
   </w:style>
   <w:style w:type="paragraph" w:styleId="Heading4">
-    <w:name w:val="Heading 4"/>
-    <w:basedOn w:val="Normal"/>
-    <w:next w:val="Normal"/>
+    <w:name w:val="heading 4"/>
+    <w:uiPriority w:val="9"/>
+    <w:semiHidden/>
+    <w:unhideWhenUsed/>
     <w:qFormat/>
+    <w:pPr>
+      <w:outlineLvl w:val="3"/>
+    </w:pPr>
     <w:rPr>
       <w:i/>
       <w:iCs/>
@@ -2787,27 +4485,69 @@
     </w:rPr>
   </w:style>
   <w:style w:type="paragraph" w:styleId="Heading5">
-    <w:name w:val="Heading 5"/>
-    <w:basedOn w:val="Normal"/>
-    <w:next w:val="Normal"/>
+    <w:name w:val="heading 5"/>
+    <w:uiPriority w:val="9"/>
+    <w:semiHidden/>
+    <w:unhideWhenUsed/>
     <w:qFormat/>
+    <w:pPr>
+      <w:outlineLvl w:val="4"/>
+    </w:pPr>
     <w:rPr>
       <w:color w:val="2E74B5"/>
     </w:rPr>
   </w:style>
   <w:style w:type="paragraph" w:styleId="Heading6">
-    <w:name w:val="Heading 6"/>
-    <w:basedOn w:val="Normal"/>
-    <w:next w:val="Normal"/>
+    <w:name w:val="heading 6"/>
+    <w:uiPriority w:val="9"/>
+    <w:semiHidden/>
+    <w:unhideWhenUsed/>
     <w:qFormat/>
+    <w:pPr>
+      <w:outlineLvl w:val="5"/>
+    </w:pPr>
     <w:rPr>
       <w:color w:val="1F4D78"/>
     </w:rPr>
   </w:style>
-  <w:style w:type="paragraph" w:styleId="Strong">
-    <w:name w:val="Strong"/>
-    <w:basedOn w:val="Normal"/>
-    <w:next w:val="Normal"/>
+  <w:style w:type="character" w:default="1" w:styleId="DefaultParagraphFont">
+    <w:name w:val="Default Paragraph Font"/>
+    <w:uiPriority w:val="1"/>
+    <w:semiHidden/>
+    <w:unhideWhenUsed/>
+  </w:style>
+  <w:style w:type="table" w:default="1" w:styleId="TableNormal">
+    <w:name w:val="Normal Table"/>
+    <w:uiPriority w:val="99"/>
+    <w:semiHidden/>
+    <w:unhideWhenUsed/>
+    <w:tblPr>
+      <w:tblInd w:w="0" w:type="dxa"/>
+      <w:tblCellMar>
+        <w:top w:w="0" w:type="dxa"/>
+        <w:left w:w="108" w:type="dxa"/>
+        <w:bottom w:w="0" w:type="dxa"/>
+        <w:right w:w="108" w:type="dxa"/>
+      </w:tblCellMar>
+    </w:tblPr>
+  </w:style>
+  <w:style w:type="numbering" w:default="1" w:styleId="NoList">
+    <w:name w:val="No List"/>
+    <w:uiPriority w:val="99"/>
+    <w:semiHidden/>
+    <w:unhideWhenUsed/>
+  </w:style>
+  <w:style w:type="paragraph" w:styleId="Title">
+    <w:name w:val="Title"/>
+    <w:uiPriority w:val="10"/>
+    <w:qFormat/>
+    <w:rPr>
+      <w:sz w:val="56"/>
+      <w:szCs w:val="56"/>
+    </w:rPr>
+  </w:style>
+  <w:style w:type="paragraph" w:customStyle="1" w:styleId="Strong1">
+    <w:name w:val="Strong1"/>
     <w:qFormat/>
     <w:rPr>
       <w:b/>
@@ -2816,12 +4556,10 @@
   </w:style>
   <w:style w:type="paragraph" w:styleId="ListParagraph">
     <w:name w:val="List Paragraph"/>
-    <w:basedOn w:val="Normal"/>
     <w:qFormat/>
   </w:style>
   <w:style w:type="character" w:styleId="Hyperlink">
     <w:name w:val="Hyperlink"/>
-    <w:basedOn w:val="DefaultParagraphFont"/>
     <w:uiPriority w:val="99"/>
     <w:unhideWhenUsed/>
     <w:rPr>
@@ -2831,7 +4569,6 @@
   </w:style>
   <w:style w:type="character" w:styleId="FootnoteReference">
     <w:name w:val="footnote reference"/>
-    <w:basedOn w:val="DefaultParagraphFont"/>
     <w:uiPriority w:val="99"/>
     <w:semiHidden/>
     <w:unhideWhenUsed/>
@@ -2841,22 +4578,17 @@
   </w:style>
   <w:style w:type="paragraph" w:styleId="FootnoteText">
     <w:name w:val="footnote text"/>
-    <w:basedOn w:val="Normal"/>
     <w:link w:val="FootnoteTextChar"/>
     <w:uiPriority w:val="99"/>
     <w:semiHidden/>
     <w:unhideWhenUsed/>
-    <w:pPr>
-      <w:spacing w:after="0" w:line="240" w:lineRule="auto"/>
-    </w:pPr>
     <w:rPr>
       <w:sz w:val="20"/>
       <w:szCs w:val="20"/>
     </w:rPr>
   </w:style>
-  <w:style w:type="character" w:styleId="FootnoteTextChar">
+  <w:style w:type="character" w:customStyle="1" w:styleId="FootnoteTextChar">
     <w:name w:val="Footnote Text Char"/>
-    <w:basedOn w:val="DefaultParagraphFont"/>
     <w:link w:val="FootnoteText"/>
     <w:uiPriority w:val="99"/>
     <w:semiHidden/>
@@ -2868,7 +4600,6 @@
   </w:style>
   <w:style w:type="character" w:styleId="EndnoteReference">
     <w:name w:val="endnote reference"/>
-    <w:basedOn w:val="DefaultParagraphFont"/>
     <w:uiPriority w:val="99"/>
     <w:semiHidden/>
     <w:unhideWhenUsed/>
@@ -2878,22 +4609,17 @@
   </w:style>
   <w:style w:type="paragraph" w:styleId="EndnoteText">
     <w:name w:val="endnote text"/>
-    <w:basedOn w:val="Normal"/>
     <w:link w:val="EndnoteTextChar"/>
     <w:uiPriority w:val="99"/>
     <w:semiHidden/>
     <w:unhideWhenUsed/>
-    <w:pPr>
-      <w:spacing w:after="0" w:line="240" w:lineRule="auto"/>
-    </w:pPr>
     <w:rPr>
       <w:sz w:val="20"/>
       <w:szCs w:val="20"/>
     </w:rPr>
   </w:style>
-  <w:style w:type="character" w:styleId="EndnoteTextChar">
+  <w:style w:type="character" w:customStyle="1" w:styleId="EndnoteTextChar">
     <w:name w:val="Endnote Text Char"/>
-    <w:basedOn w:val="DefaultParagraphFont"/>
     <w:link w:val="EndnoteText"/>
     <w:uiPriority w:val="99"/>
     <w:semiHidden/>
@@ -2903,41 +4629,332 @@
       <w:szCs w:val="20"/>
     </w:rPr>
   </w:style>
-  <w:style w:type="paragraph" w:styleId="Heading1">
-    <w:name w:val="Heading 1"/>
-    <w:basedOn w:val="Normal"/>
-    <w:next w:val="Normal"/>
-    <w:qFormat/>
-    <w:pPr>
-      <w:spacing w:after="160" w:before="320"/>
-      <w:outlineLvl w:val="0"/>
-    </w:pPr>
+  <w:style w:type="character" w:styleId="UnresolvedMention">
+    <w:name w:val="Unresolved Mention"/>
+    <w:basedOn w:val="DefaultParagraphFont"/>
+    <w:uiPriority w:val="99"/>
+    <w:semiHidden/>
+    <w:unhideWhenUsed/>
+    <w:rsid w:val="00CB5BE2"/>
     <w:rPr>
-      <w:rFonts w:ascii="Arial" w:cs="Arial" w:eastAsia="Arial" w:hAnsi="Arial"/>
-      <w:b/>
-      <w:bCs/>
-      <w:color w:val="0B7285"/>
-      <w:sz w:val="30"/>
-      <w:szCs w:val="30"/>
-    </w:rPr>
-  </w:style>
-  <w:style w:type="paragraph" w:styleId="Heading2">
-    <w:name w:val="Heading 2"/>
-    <w:basedOn w:val="Normal"/>
-    <w:next w:val="Normal"/>
-    <w:qFormat/>
-    <w:pPr>
-      <w:spacing w:after="120" w:before="220"/>
-      <w:outlineLvl w:val="1"/>
-    </w:pPr>
-    <w:rPr>
-      <w:rFonts w:ascii="Arial" w:cs="Arial" w:eastAsia="Arial" w:hAnsi="Arial"/>
-      <w:b/>
-      <w:bCs/>
-      <w:color w:val="1C2733"/>
-      <w:sz w:val="24"/>
-      <w:szCs w:val="24"/>
+      <w:color w:val="605E5C"/>
+      <w:shd w:val="clear" w:color="auto" w:fill="E1DFDD"/>
     </w:rPr>
   </w:style>
 </w:styles>
+</file>
+
+<file path=word/theme/theme1.xml><?xml version="1.0" encoding="utf-8"?>
+<a:theme xmlns:a="http://schemas.openxmlformats.org/drawingml/2006/main" name="Office Theme">
+  <a:themeElements>
+    <a:clrScheme name="Office">
+      <a:dk1>
+        <a:sysClr val="windowText" lastClr="000000"/>
+      </a:dk1>
+      <a:lt1>
+        <a:sysClr val="window" lastClr="FFFFFF"/>
+      </a:lt1>
+      <a:dk2>
+        <a:srgbClr val="0E2841"/>
+      </a:dk2>
+      <a:lt2>
+        <a:srgbClr val="E8E8E8"/>
+      </a:lt2>
+      <a:accent1>
+        <a:srgbClr val="156082"/>
+      </a:accent1>
+      <a:accent2>
+        <a:srgbClr val="E97132"/>
+      </a:accent2>
+      <a:accent3>
+        <a:srgbClr val="196B24"/>
+      </a:accent3>
+      <a:accent4>
+        <a:srgbClr val="0F9ED5"/>
+      </a:accent4>
+      <a:accent5>
+        <a:srgbClr val="A02B93"/>
+      </a:accent5>
+      <a:accent6>
+        <a:srgbClr val="4EA72E"/>
+      </a:accent6>
+      <a:hlink>
+        <a:srgbClr val="467886"/>
+      </a:hlink>
+      <a:folHlink>
+        <a:srgbClr val="96607D"/>
+      </a:folHlink>
+    </a:clrScheme>
+    <a:fontScheme name="Office">
+      <a:majorFont>
+        <a:latin typeface="Aptos Display" panose="02110004020202020204"/>
+        <a:ea typeface=""/>
+        <a:cs typeface=""/>
+        <a:font script="Jpan" typeface="游ゴシック Light"/>
+        <a:font script="Hang" typeface="맑은 고딕"/>
+        <a:font script="Hans" typeface="等线 Light"/>
+        <a:font script="Hant" typeface="新細明體"/>
+        <a:font script="Arab" typeface="Times New Roman"/>
+        <a:font script="Hebr" typeface="Times New Roman"/>
+        <a:font script="Thai" typeface="Angsana New"/>
+        <a:font script="Ethi" typeface="Nyala"/>
+        <a:font script="Beng" typeface="Vrinda"/>
+        <a:font script="Gujr" typeface="Shruti"/>
+        <a:font script="Khmr" typeface="MoolBoran"/>
+        <a:font script="Knda" typeface="Tunga"/>
+        <a:font script="Guru" typeface="Raavi"/>
+        <a:font script="Cans" typeface="Euphemia"/>
+        <a:font script="Cher" typeface="Plantagenet Cherokee"/>
+        <a:font script="Yiii" typeface="Microsoft Yi Baiti"/>
+        <a:font script="Tibt" typeface="Microsoft Himalaya"/>
+        <a:font script="Thaa" typeface="MV Boli"/>
+        <a:font script="Deva" typeface="Mangal"/>
+        <a:font script="Telu" typeface="Gautami"/>
+        <a:font script="Taml" typeface="Latha"/>
+        <a:font script="Syrc" typeface="Estrangelo Edessa"/>
+        <a:font script="Orya" typeface="Kalinga"/>
+        <a:font script="Mlym" typeface="Kartika"/>
+        <a:font script="Laoo" typeface="DokChampa"/>
+        <a:font script="Sinh" typeface="Iskoola Pota"/>
+        <a:font script="Mong" typeface="Mongolian Baiti"/>
+        <a:font script="Viet" typeface="Times New Roman"/>
+        <a:font script="Uigh" typeface="Microsoft Uighur"/>
+        <a:font script="Geor" typeface="Sylfaen"/>
+        <a:font script="Armn" typeface="Arial"/>
+        <a:font script="Bugi" typeface="Leelawadee UI"/>
+        <a:font script="Bopo" typeface="Microsoft JhengHei"/>
+        <a:font script="Java" typeface="Javanese Text"/>
+        <a:font script="Lisu" typeface="Segoe UI"/>
+        <a:font script="Mymr" typeface="Myanmar Text"/>
+        <a:font script="Nkoo" typeface="Ebrima"/>
+        <a:font script="Olck" typeface="Nirmala UI"/>
+        <a:font script="Osma" typeface="Ebrima"/>
+        <a:font script="Phag" typeface="Phagspa"/>
+        <a:font script="Syrn" typeface="Estrangelo Edessa"/>
+        <a:font script="Syrj" typeface="Estrangelo Edessa"/>
+        <a:font script="Syre" typeface="Estrangelo Edessa"/>
+        <a:font script="Sora" typeface="Nirmala UI"/>
+        <a:font script="Tale" typeface="Microsoft Tai Le"/>
+        <a:font script="Talu" typeface="Microsoft New Tai Lue"/>
+        <a:font script="Tfng" typeface="Ebrima"/>
+      </a:majorFont>
+      <a:minorFont>
+        <a:latin typeface="Aptos" panose="02110004020202020204"/>
+        <a:ea typeface=""/>
+        <a:cs typeface=""/>
+        <a:font script="Jpan" typeface="游明朝"/>
+        <a:font script="Hang" typeface="맑은 고딕"/>
+        <a:font script="Hans" typeface="等线"/>
+        <a:font script="Hant" typeface="新細明體"/>
+        <a:font script="Arab" typeface="Arial"/>
+        <a:font script="Hebr" typeface="Arial"/>
+        <a:font script="Thai" typeface="Cordia New"/>
+        <a:font script="Ethi" typeface="Nyala"/>
+        <a:font script="Beng" typeface="Vrinda"/>
+        <a:font script="Gujr" typeface="Shruti"/>
+        <a:font script="Khmr" typeface="DaunPenh"/>
+        <a:font script="Knda" typeface="Tunga"/>
+        <a:font script="Guru" typeface="Raavi"/>
+        <a:font script="Cans" typeface="Euphemia"/>
+        <a:font script="Cher" typeface="Plantagenet Cherokee"/>
+        <a:font script="Yiii" typeface="Microsoft Yi Baiti"/>
+        <a:font script="Tibt" typeface="Microsoft Himalaya"/>
+        <a:font script="Thaa" typeface="MV Boli"/>
+        <a:font script="Deva" typeface="Mangal"/>
+        <a:font script="Telu" typeface="Gautami"/>
+        <a:font script="Taml" typeface="Latha"/>
+        <a:font script="Syrc" typeface="Estrangelo Edessa"/>
+        <a:font script="Orya" typeface="Kalinga"/>
+        <a:font script="Mlym" typeface="Kartika"/>
+        <a:font script="Laoo" typeface="DokChampa"/>
+        <a:font script="Sinh" typeface="Iskoola Pota"/>
+        <a:font script="Mong" typeface="Mongolian Baiti"/>
+        <a:font script="Viet" typeface="Arial"/>
+        <a:font script="Uigh" typeface="Microsoft Uighur"/>
+        <a:font script="Geor" typeface="Sylfaen"/>
+        <a:font script="Armn" typeface="Arial"/>
+        <a:font script="Bugi" typeface="Leelawadee UI"/>
+        <a:font script="Bopo" typeface="Microsoft JhengHei"/>
+        <a:font script="Java" typeface="Javanese Text"/>
+        <a:font script="Lisu" typeface="Segoe UI"/>
+        <a:font script="Mymr" typeface="Myanmar Text"/>
+        <a:font script="Nkoo" typeface="Ebrima"/>
+        <a:font script="Olck" typeface="Nirmala UI"/>
+        <a:font script="Osma" typeface="Ebrima"/>
+        <a:font script="Phag" typeface="Phagspa"/>
+        <a:font script="Syrn" typeface="Estrangelo Edessa"/>
+        <a:font script="Syrj" typeface="Estrangelo Edessa"/>
+        <a:font script="Syre" typeface="Estrangelo Edessa"/>
+        <a:font script="Sora" typeface="Nirmala UI"/>
+        <a:font script="Tale" typeface="Microsoft Tai Le"/>
+        <a:font script="Talu" typeface="Microsoft New Tai Lue"/>
+        <a:font script="Tfng" typeface="Ebrima"/>
+      </a:minorFont>
+    </a:fontScheme>
+    <a:fmtScheme name="Office">
+      <a:fillStyleLst>
+        <a:solidFill>
+          <a:schemeClr val="phClr"/>
+        </a:solidFill>
+        <a:gradFill rotWithShape="1">
+          <a:gsLst>
+            <a:gs pos="0">
+              <a:schemeClr val="phClr">
+                <a:lumMod val="110000"/>
+                <a:satMod val="105000"/>
+                <a:tint val="67000"/>
+              </a:schemeClr>
+            </a:gs>
+            <a:gs pos="50000">
+              <a:schemeClr val="phClr">
+                <a:lumMod val="105000"/>
+                <a:satMod val="103000"/>
+                <a:tint val="73000"/>
+              </a:schemeClr>
+            </a:gs>
+            <a:gs pos="100000">
+              <a:schemeClr val="phClr">
+                <a:lumMod val="105000"/>
+                <a:satMod val="109000"/>
+                <a:tint val="81000"/>
+              </a:schemeClr>
+            </a:gs>
+          </a:gsLst>
+          <a:lin ang="5400000" scaled="0"/>
+        </a:gradFill>
+        <a:gradFill rotWithShape="1">
+          <a:gsLst>
+            <a:gs pos="0">
+              <a:schemeClr val="phClr">
+                <a:satMod val="103000"/>
+                <a:lumMod val="102000"/>
+                <a:tint val="94000"/>
+              </a:schemeClr>
+            </a:gs>
+            <a:gs pos="50000">
+              <a:schemeClr val="phClr">
+                <a:satMod val="110000"/>
+                <a:lumMod val="100000"/>
+                <a:shade val="100000"/>
+              </a:schemeClr>
+            </a:gs>
+            <a:gs pos="100000">
+              <a:schemeClr val="phClr">
+                <a:lumMod val="99000"/>
+                <a:satMod val="120000"/>
+                <a:shade val="78000"/>
+              </a:schemeClr>
+            </a:gs>
+          </a:gsLst>
+          <a:lin ang="5400000" scaled="0"/>
+        </a:gradFill>
+      </a:fillStyleLst>
+      <a:lnStyleLst>
+        <a:ln w="12700" cap="flat" cmpd="sng" algn="ctr">
+          <a:solidFill>
+            <a:schemeClr val="phClr"/>
+          </a:solidFill>
+          <a:prstDash val="solid"/>
+          <a:miter lim="800000"/>
+        </a:ln>
+        <a:ln w="19050" cap="flat" cmpd="sng" algn="ctr">
+          <a:solidFill>
+            <a:schemeClr val="phClr"/>
+          </a:solidFill>
+          <a:prstDash val="solid"/>
+          <a:miter lim="800000"/>
+        </a:ln>
+        <a:ln w="25400" cap="flat" cmpd="sng" algn="ctr">
+          <a:solidFill>
+            <a:schemeClr val="phClr"/>
+          </a:solidFill>
+          <a:prstDash val="solid"/>
+          <a:miter lim="800000"/>
+        </a:ln>
+      </a:lnStyleLst>
+      <a:effectStyleLst>
+        <a:effectStyle>
+          <a:effectLst/>
+        </a:effectStyle>
+        <a:effectStyle>
+          <a:effectLst/>
+        </a:effectStyle>
+        <a:effectStyle>
+          <a:effectLst>
+            <a:outerShdw blurRad="57150" dist="19050" dir="5400000" algn="ctr" rotWithShape="0">
+              <a:srgbClr val="000000">
+                <a:alpha val="63000"/>
+              </a:srgbClr>
+            </a:outerShdw>
+          </a:effectLst>
+        </a:effectStyle>
+      </a:effectStyleLst>
+      <a:bgFillStyleLst>
+        <a:solidFill>
+          <a:schemeClr val="phClr"/>
+        </a:solidFill>
+        <a:solidFill>
+          <a:schemeClr val="phClr">
+            <a:tint val="95000"/>
+            <a:satMod val="170000"/>
+          </a:schemeClr>
+        </a:solidFill>
+        <a:gradFill rotWithShape="1">
+          <a:gsLst>
+            <a:gs pos="0">
+              <a:schemeClr val="phClr">
+                <a:tint val="93000"/>
+                <a:satMod val="150000"/>
+                <a:shade val="98000"/>
+                <a:lumMod val="102000"/>
+              </a:schemeClr>
+            </a:gs>
+            <a:gs pos="50000">
+              <a:schemeClr val="phClr">
+                <a:tint val="98000"/>
+                <a:satMod val="130000"/>
+                <a:shade val="90000"/>
+                <a:lumMod val="103000"/>
+              </a:schemeClr>
+            </a:gs>
+            <a:gs pos="100000">
+              <a:schemeClr val="phClr">
+                <a:shade val="63000"/>
+                <a:satMod val="120000"/>
+              </a:schemeClr>
+            </a:gs>
+          </a:gsLst>
+          <a:lin ang="5400000" scaled="0"/>
+        </a:gradFill>
+      </a:bgFillStyleLst>
+    </a:fmtScheme>
+  </a:themeElements>
+  <a:objectDefaults>
+    <a:lnDef>
+      <a:spPr/>
+      <a:bodyPr/>
+      <a:lstStyle/>
+      <a:style>
+        <a:lnRef idx="2">
+          <a:schemeClr val="accent1"/>
+        </a:lnRef>
+        <a:fillRef idx="0">
+          <a:schemeClr val="accent1"/>
+        </a:fillRef>
+        <a:effectRef idx="1">
+          <a:schemeClr val="accent1"/>
+        </a:effectRef>
+        <a:fontRef idx="minor">
+          <a:schemeClr val="tx1"/>
+        </a:fontRef>
+      </a:style>
+    </a:lnDef>
+  </a:objectDefaults>
+  <a:extraClrSchemeLst/>
+  <a:extLst>
+    <a:ext uri="{05A4C25C-085E-4340-85A3-A5531E510DB2}">
+      <thm15:themeFamily xmlns:thm15="http://schemas.microsoft.com/office/thememl/2012/main" name="Office Theme" id="{2E142A2C-CD16-42D6-873A-C26D2A0506FA}" vid="{1BDDFF52-6CD6-40A5-AB3C-68EB2F1E4D0A}"/>
+    </a:ext>
+  </a:extLst>
+</a:theme>
 </file>